--- a/plantillas_docx/ficha_tecnica_tpl.docx
+++ b/plantillas_docx/ficha_tecnica_tpl.docx
@@ -196,6 +196,15 @@
         </w:tc>
       </w:tr>
     </w:tbl>
+    <w:p>
+      <w:pPr/>
+      <w:r>
+        <w:rPr>
+          <w:b/>
+        </w:rPr>
+        <w:t>DENOMINACIÓN DE ADQUISICIÓN: {{ denominacion_adquisicion }}</w:t>
+      </w:r>
+    </w:p>
     <w:p>
       <w:pPr>
         <w:rPr>

--- a/plantillas_docx/ficha_tecnica_tpl.docx
+++ b/plantillas_docx/ficha_tecnica_tpl.docx
@@ -15,6 +15,49 @@
           <w:rFonts w:ascii="Arial" w:hAnsi="Arial" w:cs="Arial"/>
           <w:color w:val="2e74b5"/>
           <w:sz w:val="12"/>
+          <w:szCs w:val="12"/>
+        </w:rPr>
+      </w:pPr>
+      <w:r>
+        <w:rPr>
+          <w:rFonts w:ascii="Arial" w:hAnsi="Arial" w:cs="Arial"/>
+          <w:color w:val="2e74b5"/>
+          <w:sz w:val="12"/>
+          <w:highlight w:val="none"/>
+        </w:rPr>
+      </w:r>
+      <w:r>
+        <w:rPr>
+          <w:rFonts w:ascii="Arial" w:hAnsi="Arial" w:cs="Arial"/>
+          <w:color w:val="2e74b5"/>
+          <w:sz w:val="12"/>
+          <w:highlight w:val="none"/>
+        </w:rPr>
+      </w:r>
+      <w:r>
+        <w:rPr>
+          <w:rFonts w:ascii="Arial" w:hAnsi="Arial" w:cs="Arial"/>
+          <w:color w:val="2e74b5"/>
+          <w:sz w:val="12"/>
+          <w:highlight w:val="none"/>
+        </w:rPr>
+      </w:r>
+    </w:p>
+    <w:p>
+      <w:pPr>
+        <w:pBdr/>
+        <w:tabs>
+          <w:tab w:val="left" w:leader="none" w:pos="709"/>
+        </w:tabs>
+        <w:spacing w:after="0" w:line="240" w:lineRule="auto"/>
+        <w:ind/>
+        <w:jc w:val="both"/>
+        <w:rPr>
+          <w:rFonts w:ascii="Arial" w:hAnsi="Arial" w:cs="Arial"/>
+          <w:color w:val="2e74b5"/>
+          <w:sz w:val="12"/>
+          <w:szCs w:val="12"/>
+          <w:highlight w:val="none"/>
         </w:rPr>
       </w:pPr>
       <w:r>
@@ -25,11 +68,85 @@
         </w:rPr>
       </w:r>
       <w:r>
-        <w:rPr>
-          <w:rFonts w:ascii="Arial" w:hAnsi="Arial" w:cs="Arial"/>
-          <w:color w:val="2e74b5"/>
-          <w:sz w:val="12"/>
-        </w:rPr>
+        <mc:AlternateContent>
+          <mc:Choice Requires="wpg">
+            <w:drawing>
+              <wp:anchor xmlns:wp="http://schemas.openxmlformats.org/drawingml/2006/wordprocessingDrawing" xmlns:wp14="http://schemas.microsoft.com/office/word/2010/wordprocessingDrawing" distT="0" distB="0" distL="114300" distR="114300" simplePos="0" relativeHeight="251659264" behindDoc="1" locked="0" layoutInCell="1" allowOverlap="1">
+                <wp:simplePos x="0" y="0"/>
+                <wp:positionH relativeFrom="column">
+                  <wp:posOffset>382270</wp:posOffset>
+                </wp:positionH>
+                <wp:positionV relativeFrom="paragraph">
+                  <wp:posOffset>81364</wp:posOffset>
+                </wp:positionV>
+                <wp:extent cx="981075" cy="722751"/>
+                <wp:effectExtent l="0" t="0" r="0" b="0"/>
+                <wp:wrapNone/>
+                <wp:docPr id="5" name="Picture 262"/>
+                <wp:cNvGraphicFramePr>
+                  <a:graphicFrameLocks xmlns:a="http://schemas.openxmlformats.org/drawingml/2006/main" noChangeAspect="1"/>
+                </wp:cNvGraphicFramePr>
+                <a:graphic xmlns:a="http://schemas.openxmlformats.org/drawingml/2006/main">
+                  <a:graphicData uri="http://schemas.openxmlformats.org/drawingml/2006/picture">
+                    <pic:pic xmlns:pic="http://schemas.openxmlformats.org/drawingml/2006/picture">
+                      <pic:nvPicPr>
+                        <pic:cNvPr id="628097986" name="Picture 262"/>
+                        <pic:cNvPicPr>
+                          <a:picLocks noChangeAspect="1"/>
+                        </pic:cNvPicPr>
+                        <pic:nvPr/>
+                      </pic:nvPicPr>
+                      <pic:blipFill rotWithShape="1">
+                        <a:blip r:embed="rId12"/>
+                        <a:stretch/>
+                      </pic:blipFill>
+                      <pic:spPr bwMode="auto">
+                        <a:xfrm rot="0" flipH="0" flipV="0">
+                          <a:off x="0" y="0"/>
+                          <a:ext cx="981074" cy="722750"/>
+                        </a:xfrm>
+                        <a:prstGeom prst="rect">
+                          <a:avLst/>
+                        </a:prstGeom>
+                        <a:noFill/>
+                        <a:ln>
+                          <a:noFill/>
+                        </a:ln>
+                      </pic:spPr>
+                    </pic:pic>
+                  </a:graphicData>
+                </a:graphic>
+              </wp:anchor>
+            </w:drawing>
+          </mc:Choice>
+          <mc:Fallback>
+            <w:pict>
+              <v:shapetype id="_x0000_t75" coordsize="21600,21600" o:spt="75" o:preferrelative="t" path="m@4@5l@4@11@9@11@9@5xe" filled="f" stroked="f">
+                <v:stroke joinstyle="miter"/>
+                <v:formulas>
+                  <v:f eqn="if lineDrawn pixelLineWidth 0"/>
+                  <v:f eqn="sum @0 1 0"/>
+                  <v:f eqn="sum 0 0 @1"/>
+                  <v:f eqn="prod @2 1 2"/>
+                  <v:f eqn="prod @3 21600 pixelWidth"/>
+                  <v:f eqn="prod @3 21600 pixelHeight"/>
+                  <v:f eqn="sum @0 0 1"/>
+                  <v:f eqn="prod @6 1 2"/>
+                  <v:f eqn="prod @7 21600 pixelWidth"/>
+                  <v:f eqn="sum @8 21600 0"/>
+                  <v:f eqn="prod @7 21600 pixelHeight"/>
+                  <v:f eqn="sum @10 21600 0"/>
+                </v:formulas>
+                <v:path o:extrusionok="f" gradientshapeok="t" o:connecttype="rect"/>
+                <o:lock v:ext="edit" aspectratio="t"/>
+              </v:shapetype>
+              <v:shape id="_x0000_i4" o:spid="_x0000_s4" type="#_x0000_t75" style="position:absolute;z-index:-251659264;o:allowoverlap:true;o:allowincell:true;mso-position-horizontal-relative:text;margin-left:30.10pt;mso-position-horizontal:absolute;mso-position-vertical-relative:text;margin-top:6.41pt;mso-position-vertical:absolute;width:77.25pt;height:56.91pt;mso-wrap-distance-left:9.00pt;mso-wrap-distance-top:0.00pt;mso-wrap-distance-right:9.00pt;mso-wrap-distance-bottom:0.00pt;rotation:0;z-index:1;" stroked="f">
+                <v:imagedata r:id="rId12" o:title=""/>
+                <o:lock v:ext="edit" rotation="t"/>
+              </v:shape>
+            </w:pict>
+          </mc:Fallback>
+        </mc:AlternateContent>
       </w:r>
       <w:r>
         <w:rPr>
@@ -38,29 +155,7 @@
           <w:sz w:val="12"/>
         </w:rPr>
       </w:r>
-    </w:p>
-    <w:p>
-      <w:pPr>
-        <w:pBdr/>
-        <w:tabs>
-          <w:tab w:val="left" w:leader="none" w:pos="709"/>
-        </w:tabs>
-        <w:spacing w:after="0" w:line="240" w:lineRule="auto"/>
-        <w:ind/>
-        <w:jc w:val="both"/>
-        <w:rPr>
-          <w:rFonts w:ascii="Arial" w:hAnsi="Arial" w:cs="Arial"/>
-          <w:color w:val="2e74b5"/>
-          <w:sz w:val="12"/>
-        </w:rPr>
-      </w:pPr>
-      <w:r>
-        <w:rPr>
-          <w:rFonts w:ascii="Arial" w:hAnsi="Arial" w:cs="Arial"/>
-          <w:color w:val="2e74b5"/>
-          <w:sz w:val="12"/>
-        </w:rPr>
-      </w:r>
+      <w:r/>
       <w:r>
         <w:rPr>
           <w:rFonts w:ascii="Arial" w:hAnsi="Arial" w:cs="Arial"/>
@@ -78,17 +173,16 @@
     </w:p>
     <w:tbl>
       <w:tblPr>
-        <w:tblStyle w:val="1116"/>
+        <w:tblStyle w:val="942"/>
         <w:tblInd w:w="-572" w:type="dxa"/>
         <w:tblW w:w="10206" w:type="dxa"/>
         <w:tblBorders/>
-        <w:tblLayout w:type="fixed"/>
         <w:tblLook w:val="04A0" w:firstRow="1" w:lastRow="0" w:firstColumn="1" w:lastColumn="0" w:noHBand="0" w:noVBand="1"/>
       </w:tblPr>
       <w:tblGrid>
-        <w:gridCol w:w="3831"/>
-        <w:gridCol w:w="3670"/>
-        <w:gridCol w:w="2704"/>
+        <w:gridCol w:w="3969"/>
+        <w:gridCol w:w="4111"/>
+        <w:gridCol w:w="2126"/>
       </w:tblGrid>
       <w:tr>
         <w:trPr>
@@ -97,7 +191,7 @@
         <w:tc>
           <w:tcPr>
             <w:tcBorders/>
-            <w:tcW w:w="3831" w:type="dxa"/>
+            <w:tcW w:w="3969" w:type="dxa"/>
             <w:vMerge w:val="restart"/>
           </w:tcPr>
           <w:p>
@@ -105,12 +199,16 @@
               <w:pBdr/>
               <w:spacing/>
               <w:ind/>
-              <w:jc w:val="center"/>
+              <w:rPr/>
+            </w:pPr>
+            <w:r>
               <w:rPr>
                 <w:sz w:val="16"/>
                 <w:szCs w:val="16"/>
+                <w:lang w:val="en-US"/>
               </w:rPr>
-            </w:pPr>
+            </w:r>
+            <w:r/>
             <w:r>
               <w:rPr>
                 <w:sz w:val="16"/>
@@ -124,112 +222,28 @@
                 <w:szCs w:val="16"/>
                 <w:lang w:val="en-US"/>
               </w:rPr>
-              <mc:AlternateContent>
-                <mc:Choice Requires="wpg">
-                  <w:drawing>
-                    <wp:anchor xmlns:wp="http://schemas.openxmlformats.org/drawingml/2006/wordprocessingDrawing" xmlns:wp14="http://schemas.microsoft.com/office/word/2010/wordprocessingDrawing" distT="0" distB="0" distL="114300" distR="114300" simplePos="0" relativeHeight="251659264" behindDoc="1" locked="0" layoutInCell="1" allowOverlap="1">
-                      <wp:simplePos x="0" y="0"/>
-                      <wp:positionH relativeFrom="column">
-                        <wp:posOffset>607965</wp:posOffset>
-                      </wp:positionH>
-                      <wp:positionV relativeFrom="paragraph">
-                        <wp:posOffset>44506</wp:posOffset>
-                      </wp:positionV>
-                      <wp:extent cx="981075" cy="722751"/>
-                      <wp:effectExtent l="0" t="0" r="0" b="1270"/>
-                      <wp:wrapNone/>
-                      <wp:docPr id="6" name="Picture 262"/>
-                      <wp:cNvGraphicFramePr>
-                        <a:graphicFrameLocks xmlns:a="http://schemas.openxmlformats.org/drawingml/2006/main" noChangeAspect="1"/>
-                      </wp:cNvGraphicFramePr>
-                      <a:graphic xmlns:a="http://schemas.openxmlformats.org/drawingml/2006/main">
-                        <a:graphicData uri="http://schemas.openxmlformats.org/drawingml/2006/picture">
-                          <pic:pic xmlns:pic="http://schemas.openxmlformats.org/drawingml/2006/picture">
-                            <pic:nvPicPr>
-                              <pic:cNvPr id="680023498" name="Picture 262"/>
-                              <pic:cNvPicPr>
-                                <a:picLocks noChangeAspect="1"/>
-                              </pic:cNvPicPr>
-                              <pic:nvPr/>
-                            </pic:nvPicPr>
-                            <pic:blipFill rotWithShape="1">
-                              <a:blip r:embed="rId12"/>
-                              <a:stretch/>
-                            </pic:blipFill>
-                            <pic:spPr bwMode="auto">
-                              <a:xfrm>
-                                <a:off x="0" y="0"/>
-                                <a:ext cx="981073" cy="722750"/>
-                              </a:xfrm>
-                              <a:prstGeom prst="rect">
-                                <a:avLst/>
-                              </a:prstGeom>
-                              <a:noFill/>
-                              <a:ln>
-                                <a:noFill/>
-                              </a:ln>
-                            </pic:spPr>
-                          </pic:pic>
-                        </a:graphicData>
-                      </a:graphic>
-                      <wp14:sizeRelH relativeFrom="margin">
-                        <wp14:pctWidth>0</wp14:pctWidth>
-                      </wp14:sizeRelH>
-                      <wp14:sizeRelV relativeFrom="margin">
-                        <wp14:pctHeight>0</wp14:pctHeight>
-                      </wp14:sizeRelV>
-                    </wp:anchor>
-                  </w:drawing>
-                </mc:Choice>
-                <mc:Fallback>
-                  <w:pict>
-                    <v:shapetype id="_x0000_t75" coordsize="21600,21600" o:spt="75" o:preferrelative="t" path="m@4@5l@4@11@9@11@9@5xe" filled="f" stroked="f">
-                      <v:stroke joinstyle="miter"/>
-                      <v:formulas>
-                        <v:f eqn="if lineDrawn pixelLineWidth 0"/>
-                        <v:f eqn="sum @0 1 0"/>
-                        <v:f eqn="sum 0 0 @1"/>
-                        <v:f eqn="prod @2 1 2"/>
-                        <v:f eqn="prod @3 21600 pixelWidth"/>
-                        <v:f eqn="prod @3 21600 pixelHeight"/>
-                        <v:f eqn="sum @0 0 1"/>
-                        <v:f eqn="prod @6 1 2"/>
-                        <v:f eqn="prod @7 21600 pixelWidth"/>
-                        <v:f eqn="sum @8 21600 0"/>
-                        <v:f eqn="prod @7 21600 pixelHeight"/>
-                        <v:f eqn="sum @10 21600 0"/>
-                      </v:formulas>
-                      <v:path o:extrusionok="f" gradientshapeok="t" o:connecttype="rect"/>
-                      <o:lock v:ext="edit" aspectratio="t"/>
-                    </v:shapetype>
-                    <v:shape id="_x0000_i5" o:spid="_x0000_s5" type="#_x0000_t75" style="position:absolute;z-index:-251659264;o:allowoverlap:true;o:allowincell:true;mso-position-horizontal-relative:text;margin-left:47.87pt;mso-position-horizontal:absolute;mso-position-vertical-relative:text;margin-top:3.50pt;mso-position-vertical:absolute;width:77.25pt;height:56.91pt;mso-wrap-distance-left:9.00pt;mso-wrap-distance-top:0.00pt;mso-wrap-distance-right:9.00pt;mso-wrap-distance-bottom:0.00pt;z-index:1;" stroked="f">
-                      <v:imagedata r:id="rId12" o:title=""/>
-                      <o:lock v:ext="edit" rotation="t"/>
-                    </v:shape>
-                  </w:pict>
-                </mc:Fallback>
-              </mc:AlternateContent>
             </w:r>
-            <w:r>
-              <w:rPr>
-                <w:sz w:val="16"/>
-                <w:szCs w:val="16"/>
-              </w:rPr>
-            </w:r>
-            <w:r>
-              <w:rPr>
-                <w:sz w:val="16"/>
-                <w:szCs w:val="16"/>
-              </w:rPr>
-            </w:r>
+            <w:r/>
+            <w:r/>
           </w:p>
           <w:p>
             <w:pPr>
               <w:pBdr/>
               <w:spacing/>
               <w:ind/>
-              <w:rPr/>
+              <w:jc w:val="center"/>
+              <w:rPr>
+                <w:sz w:val="13"/>
+                <w:szCs w:val="13"/>
+              </w:rPr>
             </w:pPr>
+            <w:r>
+              <w:rPr>
+                <w:sz w:val="13"/>
+                <w:szCs w:val="13"/>
+                <w:lang w:val="en-US"/>
+              </w:rPr>
+            </w:r>
             <w:r>
               <mc:AlternateContent>
                 <mc:Choice Requires="wpg">
@@ -237,27 +251,27 @@
                     <wp:anchor xmlns:wp="http://schemas.openxmlformats.org/drawingml/2006/wordprocessingDrawing" xmlns:wp14="http://schemas.microsoft.com/office/word/2010/wordprocessingDrawing" distT="0" distB="0" distL="114300" distR="114300" simplePos="0" relativeHeight="251660288" behindDoc="0" locked="0" layoutInCell="1" allowOverlap="1">
                       <wp:simplePos x="0" y="0"/>
                       <wp:positionH relativeFrom="column">
-                        <wp:posOffset>-68580</wp:posOffset>
+                        <wp:posOffset>-40005</wp:posOffset>
                       </wp:positionH>
                       <wp:positionV relativeFrom="paragraph">
-                        <wp:posOffset>593754</wp:posOffset>
+                        <wp:posOffset>432454</wp:posOffset>
                       </wp:positionV>
-                      <wp:extent cx="2430485" cy="267684"/>
+                      <wp:extent cx="2372265" cy="235585"/>
                       <wp:effectExtent l="0" t="0" r="0" b="0"/>
                       <wp:wrapNone/>
-                      <wp:docPr id="7" name="Rectangle 265"/>
+                      <wp:docPr id="6" name="Rectangle 265"/>
                       <wp:cNvGraphicFramePr/>
                       <a:graphic xmlns:a="http://schemas.openxmlformats.org/drawingml/2006/main">
                         <a:graphicData uri="http://schemas.microsoft.com/office/word/2010/wordprocessingShape">
                           <wps:wsp>
-                            <wps:cNvPr id="2085907305" name=""/>
+                            <wps:cNvPr id="84594655" name=""/>
                             <wps:cNvSpPr>
                               <a:spLocks noChangeArrowheads="1"/>
                             </wps:cNvSpPr>
                             <wps:spPr bwMode="auto">
-                              <a:xfrm flipH="0" flipV="0">
+                              <a:xfrm rot="0" flipH="0" flipV="0">
                                 <a:off x="0" y="0"/>
-                                <a:ext cx="2430484" cy="267683"/>
+                                <a:ext cx="2372264" cy="267683"/>
                               </a:xfrm>
                               <a:prstGeom prst="rect">
                                 <a:avLst/>
@@ -325,6 +339,14 @@
                                       <w:szCs w:val="16"/>
                                     </w:rPr>
                                   </w:r>
+                                  <w:r>
+                                    <w:rPr>
+                                      <w:rFonts w:cstheme="minorHAnsi"/>
+                                      <w:color w:val="000000"/>
+                                      <w:sz w:val="16"/>
+                                      <w:szCs w:val="16"/>
+                                    </w:rPr>
+                                  </w:r>
                                 </w:p>
                                 <w:p>
                                   <w:pPr>
@@ -367,11 +389,16 @@
                                       <w:rFonts w:cstheme="minorHAnsi"/>
                                     </w:rPr>
                                   </w:r>
+                                  <w:r>
+                                    <w:rPr>
+                                      <w:rFonts w:cstheme="minorHAnsi"/>
+                                    </w:rPr>
+                                  </w:r>
                                 </w:p>
                               </w:txbxContent>
                             </wps:txbx>
                             <wps:bodyPr rot="0" vert="horz" wrap="square" lIns="0" tIns="0" rIns="0" bIns="0" anchor="t" anchorCtr="0">
-                              <a:noAutofit/>
+                              <a:spAutoFit/>
                             </wps:bodyPr>
                           </wps:wsp>
                         </a:graphicData>
@@ -381,7 +408,7 @@
                 </mc:Choice>
                 <mc:Fallback>
                   <w:pict>
-                    <v:shape id="shape 6" o:spid="_x0000_s6" o:spt="1" type="#_x0000_t1" style="position:absolute;z-index:251660288;o:allowoverlap:true;o:allowincell:true;mso-position-horizontal-relative:text;margin-left:-5.40pt;mso-position-horizontal:absolute;mso-position-vertical-relative:text;margin-top:46.75pt;mso-position-vertical:absolute;width:191.38pt;height:21.08pt;mso-wrap-distance-left:9.00pt;mso-wrap-distance-top:0.00pt;mso-wrap-distance-right:9.00pt;mso-wrap-distance-bottom:0.00pt;v-text-anchor:top;visibility:visible;" filled="f" stroked="f">
+                    <v:shape id="shape 5" o:spid="_x0000_s5" o:spt="1" type="#_x0000_t1" style="position:absolute;z-index:251660288;o:allowoverlap:true;o:allowincell:true;mso-position-horizontal-relative:text;margin-left:-3.15pt;mso-position-horizontal:absolute;mso-position-vertical-relative:text;margin-top:34.05pt;mso-position-vertical:absolute;width:186.79pt;height:18.55pt;mso-wrap-distance-left:9.00pt;mso-wrap-distance-top:0.00pt;mso-wrap-distance-right:9.00pt;mso-wrap-distance-bottom:0.00pt;rotation:0;v-text-anchor:top;visibility:visible;" filled="f" stroked="f">
                       <v:textbox inset="0,0,0,0">
                         <w:txbxContent>
                           <w:p>
@@ -423,6 +450,14 @@
                                 <w:szCs w:val="16"/>
                               </w:rPr>
                               <w:t xml:space="preserve">D PROVINCIAL DE SAN ROMÁN</w:t>
+                            </w:r>
+                            <w:r>
+                              <w:rPr>
+                                <w:rFonts w:cstheme="minorHAnsi"/>
+                                <w:color w:val="000000"/>
+                                <w:sz w:val="16"/>
+                                <w:szCs w:val="16"/>
+                              </w:rPr>
                             </w:r>
                             <w:r>
                               <w:rPr>
@@ -482,6 +517,11 @@
                                 <w:rFonts w:cstheme="minorHAnsi"/>
                               </w:rPr>
                             </w:r>
+                            <w:r>
+                              <w:rPr>
+                                <w:rFonts w:cstheme="minorHAnsi"/>
+                              </w:rPr>
+                            </w:r>
                           </w:p>
                         </w:txbxContent>
                       </v:textbox>
@@ -490,14 +530,26 @@
                 </mc:Fallback>
               </mc:AlternateContent>
             </w:r>
-            <w:r/>
+            <w:r>
+              <w:rPr>
+                <w:sz w:val="13"/>
+                <w:szCs w:val="13"/>
+                <w:lang w:val="en-US"/>
+              </w:rPr>
+            </w:r>
+            <w:r>
+              <w:rPr>
+                <w:sz w:val="13"/>
+                <w:szCs w:val="13"/>
+              </w:rPr>
+            </w:r>
           </w:p>
         </w:tc>
         <w:tc>
           <w:tcPr>
             <w:gridSpan w:val="2"/>
             <w:tcBorders/>
-            <w:tcW w:w="6375" w:type="dxa"/>
+            <w:tcW w:w="6237" w:type="dxa"/>
             <w:vAlign w:val="center"/>
           </w:tcPr>
           <w:p>
@@ -526,24 +578,18 @@
                 <w:szCs w:val="30"/>
               </w:rPr>
             </w:r>
-            <w:r>
-              <w:rPr>
-                <w:sz w:val="30"/>
-                <w:szCs w:val="30"/>
-              </w:rPr>
-            </w:r>
           </w:p>
         </w:tc>
       </w:tr>
       <w:tr>
         <w:trPr>
           <w:cantSplit/>
-          <w:trHeight w:val="553"/>
+          <w:trHeight w:val="670"/>
         </w:trPr>
         <w:tc>
           <w:tcPr>
             <w:tcBorders/>
-            <w:tcW w:w="3831" w:type="dxa"/>
+            <w:tcW w:w="3969" w:type="dxa"/>
             <w:vMerge w:val="continue"/>
           </w:tcPr>
           <w:p>
@@ -569,18 +615,12 @@
                 <w:szCs w:val="16"/>
               </w:rPr>
             </w:r>
-            <w:r>
-              <w:rPr>
-                <w:sz w:val="16"/>
-                <w:szCs w:val="16"/>
-              </w:rPr>
-            </w:r>
           </w:p>
         </w:tc>
         <w:tc>
           <w:tcPr>
             <w:tcBorders/>
-            <w:tcW w:w="3670" w:type="dxa"/>
+            <w:tcW w:w="4111" w:type="dxa"/>
             <w:vAlign w:val="center"/>
           </w:tcPr>
           <w:p>
@@ -596,6 +636,14 @@
                 <w:szCs w:val="30"/>
               </w:rPr>
             </w:pPr>
+            <w:r>
+              <w:rPr>
+                <w:b/>
+                <w:bCs/>
+                <w:sz w:val="30"/>
+                <w:szCs w:val="30"/>
+              </w:rPr>
+            </w:r>
             <w:r>
               <w:rPr>
                 <w:b/>
@@ -626,7 +674,7 @@
         <w:tc>
           <w:tcPr>
             <w:tcBorders/>
-            <w:tcW w:w="2704" w:type="dxa"/>
+            <w:tcW w:w="2126" w:type="dxa"/>
             <w:vAlign w:val="center"/>
           </w:tcPr>
           <w:p>
@@ -701,16 +749,10 @@
           <w:szCs w:val="8"/>
         </w:rPr>
       </w:r>
-      <w:r>
-        <w:rPr>
-          <w:sz w:val="8"/>
-          <w:szCs w:val="8"/>
-        </w:rPr>
-      </w:r>
     </w:p>
     <w:tbl>
       <w:tblPr>
-        <w:tblStyle w:val="1116"/>
+        <w:tblStyle w:val="942"/>
         <w:tblInd w:w="-572" w:type="dxa"/>
         <w:tblW w:w="10206" w:type="dxa"/>
         <w:tblBorders/>
@@ -737,7 +779,7 @@
           </w:tcPr>
           <w:p>
             <w:pPr>
-              <w:pStyle w:val="1115"/>
+              <w:pStyle w:val="941"/>
               <w:numPr>
                 <w:ilvl w:val="0"/>
                 <w:numId w:val="28"/>
@@ -761,14 +803,6 @@
                 <w:szCs w:val="20"/>
               </w:rPr>
               <w:t xml:space="preserve">DATOS GENERALES</w:t>
-            </w:r>
-            <w:r>
-              <w:rPr>
-                <w:b/>
-                <w:bCs/>
-                <w:sz w:val="20"/>
-                <w:szCs w:val="20"/>
-              </w:rPr>
             </w:r>
             <w:r>
               <w:rPr>
@@ -820,14 +854,6 @@
                 <w:szCs w:val="16"/>
               </w:rPr>
             </w:r>
-            <w:r>
-              <w:rPr>
-                <w:b/>
-                <w:bCs/>
-                <w:sz w:val="16"/>
-                <w:szCs w:val="16"/>
-              </w:rPr>
-            </w:r>
           </w:p>
         </w:tc>
         <w:tc>
@@ -853,14 +879,7 @@
                 <w:sz w:val="20"/>
                 <w:szCs w:val="20"/>
               </w:rPr>
-              <w:t xml:space="preserve">{{ estado_fisico }}</w:t>
-            </w:r>
-            <w:r>
-              <w:rPr>
-                <w:bCs/>
-                <w:sz w:val="20"/>
-                <w:szCs w:val="20"/>
-              </w:rPr>
+              <w:t xml:space="preserve">{{ descripcion_bien }}</w:t>
             </w:r>
             <w:r>
               <w:rPr>
@@ -914,14 +933,6 @@
                 <w:szCs w:val="16"/>
               </w:rPr>
             </w:r>
-            <w:r>
-              <w:rPr>
-                <w:b/>
-                <w:bCs/>
-                <w:sz w:val="16"/>
-                <w:szCs w:val="16"/>
-              </w:rPr>
-            </w:r>
           </w:p>
         </w:tc>
         <w:tc>
@@ -952,14 +963,6 @@
                 <w:szCs w:val="16"/>
               </w:rPr>
               <w:t xml:space="preserve">MODELO</w:t>
-            </w:r>
-            <w:r>
-              <w:rPr>
-                <w:b/>
-                <w:bCs/>
-                <w:sz w:val="16"/>
-                <w:szCs w:val="16"/>
-              </w:rPr>
             </w:r>
             <w:r>
               <w:rPr>
@@ -1008,14 +1011,6 @@
                 <w:szCs w:val="16"/>
               </w:rPr>
             </w:r>
-            <w:r>
-              <w:rPr>
-                <w:b/>
-                <w:bCs/>
-                <w:sz w:val="16"/>
-                <w:szCs w:val="16"/>
-              </w:rPr>
-            </w:r>
           </w:p>
         </w:tc>
         <w:tc>
@@ -1046,14 +1041,6 @@
                 <w:szCs w:val="16"/>
               </w:rPr>
               <w:t xml:space="preserve">SERIE</w:t>
-            </w:r>
-            <w:r>
-              <w:rPr>
-                <w:b/>
-                <w:bCs/>
-                <w:sz w:val="16"/>
-                <w:szCs w:val="16"/>
-              </w:rPr>
             </w:r>
             <w:r>
               <w:rPr>
@@ -1101,12 +1088,6 @@
                 <w:szCs w:val="16"/>
               </w:rPr>
             </w:r>
-            <w:r>
-              <w:rPr>
-                <w:sz w:val="16"/>
-                <w:szCs w:val="16"/>
-              </w:rPr>
-            </w:r>
           </w:p>
         </w:tc>
         <w:tc>
@@ -1138,7 +1119,6 @@
               <w:rPr>
                 <w:sz w:val="16"/>
                 <w:szCs w:val="16"/>
-                <w:lang w:val="en-US"/>
               </w:rPr>
             </w:r>
             <w:r>
@@ -1173,12 +1153,6 @@
                 <w:szCs w:val="16"/>
               </w:rPr>
               <w:t xml:space="preserve">{{ color }}</w:t>
-            </w:r>
-            <w:r>
-              <w:rPr>
-                <w:sz w:val="16"/>
-                <w:szCs w:val="16"/>
-              </w:rPr>
             </w:r>
             <w:r>
               <w:rPr>
@@ -1269,14 +1243,6 @@
                 <w:szCs w:val="16"/>
               </w:rPr>
             </w:r>
-            <w:r>
-              <w:rPr>
-                <w:b/>
-                <w:bCs/>
-                <w:sz w:val="16"/>
-                <w:szCs w:val="16"/>
-              </w:rPr>
-            </w:r>
           </w:p>
         </w:tc>
         <w:tc>
@@ -1317,14 +1283,6 @@
                 <w:szCs w:val="16"/>
               </w:rPr>
             </w:r>
-            <w:r>
-              <w:rPr>
-                <w:b/>
-                <w:bCs/>
-                <w:sz w:val="16"/>
-                <w:szCs w:val="16"/>
-              </w:rPr>
-            </w:r>
           </w:p>
         </w:tc>
       </w:tr>
@@ -1340,7 +1298,6 @@
           </w:tcPr>
           <w:p>
             <w:pPr>
-              <w:pStyle w:val="1115"/>
               <w:numPr>
                 <w:ilvl w:val="0"/>
                 <w:numId w:val="37"/>
@@ -1360,27 +1317,7 @@
               </w:rPr>
             </w:pPr>
             <w:r>
-              <w:rPr>
-                <w:rFonts w:ascii="Helvetica LT W01 Roman" w:hAnsi="Helvetica LT W01 Roman" w:eastAsia="Times New Roman" w:cs="Times New Roman"/>
-                <w:b/>
-                <w:bCs/>
-                <w:color w:val="000000"/>
-                <w:sz w:val="16"/>
-                <w:szCs w:val="16"/>
-                <w:lang w:eastAsia="es-PE"/>
-              </w:rPr>
               <w:t xml:space="preserve">{{ caracteristicas_texto }}</w:t>
-            </w:r>
-            <w:r>
-              <w:rPr>
-                <w:rFonts w:ascii="Helvetica LT W01 Roman" w:hAnsi="Helvetica LT W01 Roman" w:eastAsia="Times New Roman" w:cs="Times New Roman"/>
-                <w:b/>
-                <w:bCs/>
-                <w:color w:val="000000"/>
-                <w:sz w:val="16"/>
-                <w:szCs w:val="16"/>
-                <w:lang w:eastAsia="es-PE"/>
-              </w:rPr>
             </w:r>
             <w:r>
               <w:rPr>
@@ -1422,6 +1359,7 @@
             </w:r>
             <w:r>
               <w:rPr>
+                <w:color w:val="000000" w:themeColor="text1"/>
                 <w:sz w:val="16"/>
                 <w:szCs w:val="16"/>
               </w:rPr>
@@ -1456,12 +1394,6 @@
                 <w:szCs w:val="16"/>
               </w:rPr>
             </w:r>
-            <w:r>
-              <w:rPr>
-                <w:sz w:val="16"/>
-                <w:szCs w:val="16"/>
-              </w:rPr>
-            </w:r>
           </w:p>
         </w:tc>
       </w:tr>
@@ -1476,12 +1408,6 @@
           <w:szCs w:val="8"/>
         </w:rPr>
       </w:pPr>
-      <w:r>
-        <w:rPr>
-          <w:sz w:val="8"/>
-          <w:szCs w:val="8"/>
-        </w:rPr>
-      </w:r>
       <w:r>
         <w:rPr>
           <w:sz w:val="8"/>
@@ -1517,16 +1443,10 @@
           <w:szCs w:val="8"/>
         </w:rPr>
       </w:r>
-      <w:r>
-        <w:rPr>
-          <w:sz w:val="8"/>
-          <w:szCs w:val="8"/>
-        </w:rPr>
-      </w:r>
     </w:p>
     <w:tbl>
       <w:tblPr>
-        <w:tblStyle w:val="1116"/>
+        <w:tblStyle w:val="942"/>
         <w:tblInd w:w="-572" w:type="dxa"/>
         <w:tblW w:w="10206" w:type="dxa"/>
         <w:tblBorders/>
@@ -1552,7 +1472,7 @@
           </w:tcPr>
           <w:p>
             <w:pPr>
-              <w:pStyle w:val="1115"/>
+              <w:pStyle w:val="941"/>
               <w:numPr>
                 <w:ilvl w:val="0"/>
                 <w:numId w:val="28"/>
@@ -1576,14 +1496,6 @@
                 <w:szCs w:val="20"/>
               </w:rPr>
               <w:t xml:space="preserve">DATOS REQUERIMIENTO</w:t>
-            </w:r>
-            <w:r>
-              <w:rPr>
-                <w:b/>
-                <w:bCs/>
-                <w:sz w:val="20"/>
-                <w:szCs w:val="20"/>
-              </w:rPr>
             </w:r>
             <w:r>
               <w:rPr>
@@ -1638,14 +1550,6 @@
                 <w:szCs w:val="16"/>
               </w:rPr>
             </w:r>
-            <w:r>
-              <w:rPr>
-                <w:b/>
-                <w:bCs/>
-                <w:sz w:val="16"/>
-                <w:szCs w:val="16"/>
-              </w:rPr>
-            </w:r>
           </w:p>
         </w:tc>
         <w:tc>
@@ -1677,14 +1581,6 @@
                 <w:szCs w:val="16"/>
               </w:rPr>
               <w:t xml:space="preserve">ORDEN DE COMPRA</w:t>
-            </w:r>
-            <w:r>
-              <w:rPr>
-                <w:b/>
-                <w:bCs/>
-                <w:sz w:val="16"/>
-                <w:szCs w:val="16"/>
-              </w:rPr>
             </w:r>
             <w:r>
               <w:rPr>
@@ -1892,14 +1788,6 @@
                 <w:szCs w:val="16"/>
               </w:rPr>
             </w:r>
-            <w:r>
-              <w:rPr>
-                <w:b/>
-                <w:bCs/>
-                <w:sz w:val="16"/>
-                <w:szCs w:val="16"/>
-              </w:rPr>
-            </w:r>
           </w:p>
         </w:tc>
         <w:tc>
@@ -1931,14 +1819,6 @@
                 <w:szCs w:val="16"/>
               </w:rPr>
               <w:t xml:space="preserve">EDIFICIO O PABELLÓN</w:t>
-            </w:r>
-            <w:r>
-              <w:rPr>
-                <w:b/>
-                <w:bCs/>
-                <w:sz w:val="16"/>
-                <w:szCs w:val="16"/>
-              </w:rPr>
             </w:r>
             <w:r>
               <w:rPr>
@@ -2023,12 +1903,6 @@
                 <w:szCs w:val="16"/>
               </w:rPr>
             </w:r>
-            <w:r>
-              <w:rPr>
-                <w:sz w:val="16"/>
-                <w:szCs w:val="16"/>
-              </w:rPr>
-            </w:r>
           </w:p>
         </w:tc>
       </w:tr>
@@ -2043,12 +1917,6 @@
           <w:szCs w:val="8"/>
         </w:rPr>
       </w:pPr>
-      <w:r>
-        <w:rPr>
-          <w:sz w:val="8"/>
-          <w:szCs w:val="8"/>
-        </w:rPr>
-      </w:r>
       <w:r>
         <w:rPr>
           <w:sz w:val="8"/>
@@ -2084,21 +1952,13 @@
           <w:szCs w:val="8"/>
         </w:rPr>
       </w:r>
-      <w:r>
-        <w:rPr>
-          <w:sz w:val="8"/>
-          <w:szCs w:val="8"/>
-        </w:rPr>
-      </w:r>
     </w:p>
     <w:tbl>
       <w:tblPr>
-        <w:tblStyle w:val="1116"/>
-        <w:jc w:val="center"/>
+        <w:tblStyle w:val="942"/>
         <w:tblInd w:w="-572" w:type="dxa"/>
         <w:tblW w:w="10206" w:type="dxa"/>
         <w:tblBorders/>
-        <w:tblLayout w:type="autofit"/>
         <w:tblLook w:val="04A0" w:firstRow="1" w:lastRow="0" w:firstColumn="1" w:lastColumn="0" w:noHBand="0" w:noVBand="1"/>
       </w:tblPr>
       <w:tblGrid>
@@ -2125,7 +1985,7 @@
           </w:tcPr>
           <w:p>
             <w:pPr>
-              <w:pStyle w:val="1115"/>
+              <w:pStyle w:val="941"/>
               <w:numPr>
                 <w:ilvl w:val="0"/>
                 <w:numId w:val="28"/>
@@ -2149,14 +2009,6 @@
                 <w:szCs w:val="20"/>
               </w:rPr>
               <w:t xml:space="preserve">DATOS DEL RESPONSABLE</w:t>
-            </w:r>
-            <w:r>
-              <w:rPr>
-                <w:b/>
-                <w:bCs/>
-                <w:sz w:val="20"/>
-                <w:szCs w:val="20"/>
-              </w:rPr>
             </w:r>
             <w:r>
               <w:rPr>
@@ -2211,14 +2063,6 @@
                 <w:szCs w:val="16"/>
               </w:rPr>
             </w:r>
-            <w:r>
-              <w:rPr>
-                <w:b/>
-                <w:bCs/>
-                <w:sz w:val="16"/>
-                <w:szCs w:val="16"/>
-              </w:rPr>
-            </w:r>
           </w:p>
         </w:tc>
         <w:tc>
@@ -2250,14 +2094,6 @@
                 <w:szCs w:val="16"/>
               </w:rPr>
               <w:t xml:space="preserve">CARGO</w:t>
-            </w:r>
-            <w:r>
-              <w:rPr>
-                <w:b/>
-                <w:bCs/>
-                <w:sz w:val="16"/>
-                <w:szCs w:val="16"/>
-              </w:rPr>
             </w:r>
             <w:r>
               <w:rPr>
@@ -2307,14 +2143,6 @@
                 <w:szCs w:val="16"/>
               </w:rPr>
             </w:r>
-            <w:r>
-              <w:rPr>
-                <w:b/>
-                <w:bCs/>
-                <w:sz w:val="16"/>
-                <w:szCs w:val="16"/>
-              </w:rPr>
-            </w:r>
           </w:p>
         </w:tc>
         <w:tc>
@@ -2346,14 +2174,6 @@
                 <w:szCs w:val="16"/>
               </w:rPr>
               <w:t xml:space="preserve">e-mail</w:t>
-            </w:r>
-            <w:r>
-              <w:rPr>
-                <w:b/>
-                <w:bCs/>
-                <w:sz w:val="16"/>
-                <w:szCs w:val="16"/>
-              </w:rPr>
             </w:r>
             <w:r>
               <w:rPr>
@@ -2414,6 +2234,7 @@
             <w:gridSpan w:val="2"/>
             <w:tcBorders/>
             <w:tcW w:w="1936" w:type="dxa"/>
+            <w:vAlign w:val="center"/>
           </w:tcPr>
           <w:p>
             <w:pPr>
@@ -2432,12 +2253,6 @@
                 <w:szCs w:val="18"/>
               </w:rPr>
               <w:t xml:space="preserve">{{ responsable_cargo }}</w:t>
-            </w:r>
-            <w:r>
-              <w:rPr>
-                <w:sz w:val="18"/>
-                <w:szCs w:val="18"/>
-              </w:rPr>
             </w:r>
             <w:r>
               <w:rPr>
@@ -2478,12 +2293,6 @@
                 <w:szCs w:val="16"/>
               </w:rPr>
             </w:r>
-            <w:r>
-              <w:rPr>
-                <w:sz w:val="16"/>
-                <w:szCs w:val="16"/>
-              </w:rPr>
-            </w:r>
           </w:p>
         </w:tc>
         <w:tc>
@@ -2510,12 +2319,6 @@
                 <w:szCs w:val="16"/>
               </w:rPr>
               <w:t xml:space="preserve">{{ responsable_email }}</w:t>
-            </w:r>
-            <w:r>
-              <w:rPr>
-                <w:sz w:val="16"/>
-                <w:szCs w:val="16"/>
-              </w:rPr>
             </w:r>
             <w:r>
               <w:rPr>
@@ -2567,14 +2370,6 @@
                 <w:szCs w:val="16"/>
               </w:rPr>
             </w:r>
-            <w:r>
-              <w:rPr>
-                <w:b/>
-                <w:bCs/>
-                <w:sz w:val="16"/>
-                <w:szCs w:val="16"/>
-              </w:rPr>
-            </w:r>
           </w:p>
         </w:tc>
         <w:tc>
@@ -2606,14 +2401,6 @@
                 <w:szCs w:val="16"/>
               </w:rPr>
               <w:t xml:space="preserve">DIRECCIÓN</w:t>
-            </w:r>
-            <w:r>
-              <w:rPr>
-                <w:b/>
-                <w:bCs/>
-                <w:sz w:val="16"/>
-                <w:szCs w:val="16"/>
-              </w:rPr>
             </w:r>
             <w:r>
               <w:rPr>
@@ -2663,14 +2450,6 @@
                 <w:szCs w:val="16"/>
               </w:rPr>
             </w:r>
-            <w:r>
-              <w:rPr>
-                <w:b/>
-                <w:bCs/>
-                <w:sz w:val="16"/>
-                <w:szCs w:val="16"/>
-              </w:rPr>
-            </w:r>
           </w:p>
         </w:tc>
         <w:tc>
@@ -2702,14 +2481,6 @@
                 <w:szCs w:val="16"/>
               </w:rPr>
               <w:t xml:space="preserve">Nro. ORDEN DE COMPRA</w:t>
-            </w:r>
-            <w:r>
-              <w:rPr>
-                <w:b/>
-                <w:bCs/>
-                <w:sz w:val="16"/>
-                <w:szCs w:val="16"/>
-              </w:rPr>
             </w:r>
             <w:r>
               <w:rPr>
@@ -2758,14 +2529,6 @@
                 <w:szCs w:val="16"/>
               </w:rPr>
             </w:r>
-            <w:r>
-              <w:rPr>
-                <w:b/>
-                <w:bCs/>
-                <w:sz w:val="16"/>
-                <w:szCs w:val="16"/>
-              </w:rPr>
-            </w:r>
           </w:p>
         </w:tc>
       </w:tr>
@@ -2798,13 +2561,6 @@
                 <w:lang w:val="en-US"/>
               </w:rPr>
               <w:t xml:space="preserve">{{ proveedor_razon_social }}</w:t>
-            </w:r>
-            <w:r>
-              <w:rPr>
-                <w:sz w:val="16"/>
-                <w:szCs w:val="16"/>
-                <w:lang w:val="en-US"/>
-              </w:rPr>
             </w:r>
             <w:r>
               <w:rPr>
@@ -2891,12 +2647,6 @@
                 <w:szCs w:val="16"/>
               </w:rPr>
               <w:t xml:space="preserve">SAN MIGUEL</w:t>
-            </w:r>
-            <w:r>
-              <w:rPr>
-                <w:sz w:val="16"/>
-                <w:szCs w:val="16"/>
-              </w:rPr>
             </w:r>
             <w:r>
               <w:rPr>
@@ -3065,14 +2815,6 @@
                 <w:szCs w:val="20"/>
               </w:rPr>
             </w:r>
-            <w:r>
-              <w:rPr>
-                <w:b/>
-                <w:bCs/>
-                <w:sz w:val="20"/>
-                <w:szCs w:val="20"/>
-              </w:rPr>
-            </w:r>
           </w:p>
         </w:tc>
         <w:tc>
@@ -3122,14 +2864,6 @@
                 <w:szCs w:val="16"/>
               </w:rPr>
             </w:r>
-            <w:r>
-              <w:rPr>
-                <w:b/>
-                <w:bCs/>
-                <w:sz w:val="16"/>
-                <w:szCs w:val="16"/>
-              </w:rPr>
-            </w:r>
           </w:p>
         </w:tc>
         <w:tc>
@@ -3161,14 +2895,6 @@
                 <w:szCs w:val="16"/>
               </w:rPr>
               <w:t xml:space="preserve">FECHA DE COMPRA</w:t>
-            </w:r>
-            <w:r>
-              <w:rPr>
-                <w:b/>
-                <w:bCs/>
-                <w:sz w:val="16"/>
-                <w:szCs w:val="16"/>
-              </w:rPr>
             </w:r>
             <w:r>
               <w:rPr>
@@ -3217,14 +2943,6 @@
                 <w:szCs w:val="16"/>
               </w:rPr>
             </w:r>
-            <w:r>
-              <w:rPr>
-                <w:b/>
-                <w:bCs/>
-                <w:sz w:val="16"/>
-                <w:szCs w:val="16"/>
-              </w:rPr>
-            </w:r>
           </w:p>
         </w:tc>
       </w:tr>
@@ -3237,6 +2955,7 @@
             <w:gridSpan w:val="3"/>
             <w:tcBorders/>
             <w:tcW w:w="4395" w:type="dxa"/>
+            <w:vAlign w:val="center"/>
           </w:tcPr>
           <w:p>
             <w:pPr>
@@ -3262,12 +2981,6 @@
                 <w:szCs w:val="16"/>
               </w:rPr>
             </w:r>
-            <w:r>
-              <w:rPr>
-                <w:sz w:val="16"/>
-                <w:szCs w:val="16"/>
-              </w:rPr>
-            </w:r>
           </w:p>
         </w:tc>
         <w:tc>
@@ -3275,6 +2988,7 @@
             <w:gridSpan w:val="2"/>
             <w:tcBorders/>
             <w:tcW w:w="1710" w:type="dxa"/>
+            <w:vAlign w:val="center"/>
           </w:tcPr>
           <w:p>
             <w:pPr>
@@ -3300,12 +3014,6 @@
                 <w:szCs w:val="16"/>
               </w:rPr>
             </w:r>
-            <w:r>
-              <w:rPr>
-                <w:sz w:val="16"/>
-                <w:szCs w:val="16"/>
-              </w:rPr>
-            </w:r>
           </w:p>
         </w:tc>
         <w:tc>
@@ -3313,6 +3021,7 @@
             <w:gridSpan w:val="2"/>
             <w:tcBorders/>
             <w:tcW w:w="2259" w:type="dxa"/>
+            <w:vAlign w:val="center"/>
           </w:tcPr>
           <w:p>
             <w:pPr>
@@ -3350,6 +3059,7 @@
           <w:tcPr>
             <w:tcBorders/>
             <w:tcW w:w="1842" w:type="dxa"/>
+            <w:vAlign w:val="center"/>
           </w:tcPr>
           <w:p>
             <w:pPr>
@@ -3368,12 +3078,6 @@
                 <w:szCs w:val="16"/>
               </w:rPr>
               <w:t xml:space="preserve">{{ garantia }}</w:t>
-            </w:r>
-            <w:r>
-              <w:rPr>
-                <w:sz w:val="16"/>
-                <w:szCs w:val="16"/>
-              </w:rPr>
             </w:r>
             <w:r>
               <w:rPr>
@@ -3431,14 +3135,6 @@
                 <w:szCs w:val="24"/>
               </w:rPr>
             </w:r>
-            <w:r>
-              <w:rPr>
-                <w:b/>
-                <w:bCs/>
-                <w:sz w:val="24"/>
-                <w:szCs w:val="24"/>
-              </w:rPr>
-            </w:r>
           </w:p>
         </w:tc>
       </w:tr>
@@ -3451,6 +3147,7 @@
             <w:gridSpan w:val="8"/>
             <w:tcBorders/>
             <w:tcW w:w="10206" w:type="dxa"/>
+            <w:vAlign w:val="center"/>
           </w:tcPr>
           <w:p>
             <w:pPr>
@@ -3476,12 +3173,6 @@
                 <w:szCs w:val="16"/>
               </w:rPr>
             </w:r>
-            <w:r>
-              <w:rPr>
-                <w:sz w:val="16"/>
-                <w:szCs w:val="16"/>
-              </w:rPr>
-            </w:r>
           </w:p>
         </w:tc>
       </w:tr>
@@ -3502,14 +3193,6 @@
           <w:szCs w:val="18"/>
         </w:rPr>
       </w:pPr>
-      <w:r>
-        <w:rPr>
-          <w:b/>
-          <w:bCs/>
-          <w:sz w:val="18"/>
-          <w:szCs w:val="18"/>
-        </w:rPr>
-      </w:r>
       <w:r>
         <w:rPr>
           <w:b/>
@@ -3559,39 +3242,23 @@
           <w:szCs w:val="18"/>
         </w:rPr>
       </w:r>
-      <w:r>
+    </w:p>
+    <w:p>
+      <w:pPr>
+        <w:pBdr/>
+        <w:tabs>
+          <w:tab w:val="center" w:leader="none" w:pos="4419"/>
+          <w:tab w:val="left" w:leader="none" w:pos="7718"/>
+        </w:tabs>
+        <w:spacing w:after="0" w:line="240" w:lineRule="auto"/>
+        <w:ind/>
         <w:rPr>
           <w:b/>
           <w:bCs/>
           <w:sz w:val="18"/>
           <w:szCs w:val="18"/>
         </w:rPr>
-      </w:r>
-    </w:p>
-    <w:p>
-      <w:pPr>
-        <w:pBdr/>
-        <w:tabs>
-          <w:tab w:val="center" w:leader="none" w:pos="4419"/>
-          <w:tab w:val="left" w:leader="none" w:pos="7718"/>
-        </w:tabs>
-        <w:spacing w:after="0" w:line="240" w:lineRule="auto"/>
-        <w:ind/>
-        <w:rPr>
-          <w:b/>
-          <w:bCs/>
-          <w:sz w:val="18"/>
-          <w:szCs w:val="18"/>
-        </w:rPr>
-      </w:pPr>
-      <w:r>
-        <w:rPr>
-          <w:b/>
-          <w:bCs/>
-          <w:sz w:val="18"/>
-          <w:szCs w:val="18"/>
-        </w:rPr>
-      </w:r>
+      </w:pPr>
       <w:r>
         <w:rPr>
           <w:b/>
@@ -3640,7 +3307,7 @@
                 <wp:extent cx="1863090" cy="379095"/>
                 <wp:effectExtent l="0" t="0" r="0" b="1905"/>
                 <wp:wrapNone/>
-                <wp:docPr id="8" name="Cuadro de texto 1"/>
+                <wp:docPr id="7" name="Cuadro de texto 1"/>
                 <wp:cNvGraphicFramePr/>
                 <a:graphic xmlns:a="http://schemas.openxmlformats.org/drawingml/2006/main">
                   <a:graphicData uri="http://schemas.microsoft.com/office/word/2010/wordprocessingShape">
@@ -3714,20 +3381,6 @@
                                 </w14:textOutline>
                               </w:rPr>
                             </w:r>
-                            <w:r>
-                              <w:rPr>
-                                <w:bCs/>
-                                <w:color w:val="000000" w:themeColor="text1"/>
-                                <w:sz w:val="18"/>
-                                <w:szCs w:val="18"/>
-                                <w:lang w:val="es-MX"/>
-                                <w14:textOutline w14:w="0" w14:cap="flat" w14:cmpd="sng" w14:algn="ctr">
-                                  <w14:noFill/>
-                                  <w14:prstDash w14:val="solid"/>
-                                  <w14:round/>
-                                </w14:textOutline>
-                              </w:rPr>
-                            </w:r>
                           </w:p>
                         </w:txbxContent>
                       </wps:txbx>
@@ -3749,7 +3402,7 @@
           </mc:Choice>
           <mc:Fallback>
             <w:pict>
-              <v:shape id="shape 7" o:spid="_x0000_s7" o:spt="202" type="#_x0000_t202" style="position:absolute;z-index:251668480;o:allowoverlap:true;o:allowincell:true;mso-position-horizontal-relative:margin;margin-left:260.20pt;mso-position-horizontal:absolute;mso-position-vertical-relative:text;margin-top:6.77pt;mso-position-vertical:absolute;width:146.70pt;height:29.85pt;mso-wrap-distance-left:9.00pt;mso-wrap-distance-top:0.00pt;mso-wrap-distance-right:9.00pt;mso-wrap-distance-bottom:0.00pt;v-text-anchor:top;visibility:visible;" filled="f" stroked="f">
+              <v:shape id="shape 6" o:spid="_x0000_s6" o:spt="202" type="#_x0000_t202" style="position:absolute;z-index:251668480;o:allowoverlap:true;o:allowincell:true;mso-position-horizontal-relative:margin;margin-left:260.20pt;mso-position-horizontal:absolute;mso-position-vertical-relative:text;margin-top:6.77pt;mso-position-vertical:absolute;width:146.70pt;height:29.85pt;mso-wrap-distance-left:9.00pt;mso-wrap-distance-top:0.00pt;mso-wrap-distance-right:9.00pt;mso-wrap-distance-bottom:0.00pt;v-text-anchor:top;visibility:visible;" filled="f" stroked="f">
                 <v:textbox inset="0,0,0,0">
                   <w:txbxContent>
                     <w:p>
@@ -3804,20 +3457,6 @@
                           </w14:textOutline>
                         </w:rPr>
                       </w:r>
-                      <w:r>
-                        <w:rPr>
-                          <w:bCs/>
-                          <w:color w:val="000000" w:themeColor="text1"/>
-                          <w:sz w:val="18"/>
-                          <w:szCs w:val="18"/>
-                          <w:lang w:val="es-MX"/>
-                          <w14:textOutline w14:w="0" w14:cap="flat" w14:cmpd="sng" w14:algn="ctr">
-                            <w14:noFill/>
-                            <w14:prstDash w14:val="solid"/>
-                            <w14:round/>
-                          </w14:textOutline>
-                        </w:rPr>
-                      </w:r>
                     </w:p>
                   </w:txbxContent>
                 </v:textbox>
@@ -3841,7 +3480,7 @@
                 <wp:extent cx="1785620" cy="379095"/>
                 <wp:effectExtent l="0" t="0" r="0" b="1905"/>
                 <wp:wrapNone/>
-                <wp:docPr id="9" name="Cuadro de texto 1"/>
+                <wp:docPr id="8" name="Cuadro de texto 1"/>
                 <wp:cNvGraphicFramePr/>
                 <a:graphic xmlns:a="http://schemas.openxmlformats.org/drawingml/2006/main">
                   <a:graphicData uri="http://schemas.microsoft.com/office/word/2010/wordprocessingShape">
@@ -3915,20 +3554,6 @@
                                 </w14:textOutline>
                               </w:rPr>
                             </w:r>
-                            <w:r>
-                              <w:rPr>
-                                <w:bCs/>
-                                <w:color w:val="000000" w:themeColor="text1"/>
-                                <w:sz w:val="18"/>
-                                <w:szCs w:val="18"/>
-                                <w:lang w:val="es-MX"/>
-                                <w14:textOutline w14:w="0" w14:cap="flat" w14:cmpd="sng" w14:algn="ctr">
-                                  <w14:noFill/>
-                                  <w14:prstDash w14:val="solid"/>
-                                  <w14:round/>
-                                </w14:textOutline>
-                              </w:rPr>
-                            </w:r>
                           </w:p>
                         </w:txbxContent>
                       </wps:txbx>
@@ -3950,7 +3575,7 @@
           </mc:Choice>
           <mc:Fallback>
             <w:pict>
-              <v:shape id="shape 8" o:spid="_x0000_s8" o:spt="202" type="#_x0000_t202" style="position:absolute;z-index:251664384;o:allowoverlap:true;o:allowincell:true;mso-position-horizontal-relative:margin;margin-left:14.30pt;mso-position-horizontal:absolute;mso-position-vertical-relative:text;margin-top:7.37pt;mso-position-vertical:absolute;width:140.60pt;height:29.85pt;mso-wrap-distance-left:9.00pt;mso-wrap-distance-top:0.00pt;mso-wrap-distance-right:9.00pt;mso-wrap-distance-bottom:0.00pt;v-text-anchor:top;visibility:visible;" filled="f" stroked="f">
+              <v:shape id="shape 7" o:spid="_x0000_s7" o:spt="202" type="#_x0000_t202" style="position:absolute;z-index:251664384;o:allowoverlap:true;o:allowincell:true;mso-position-horizontal-relative:margin;margin-left:14.30pt;mso-position-horizontal:absolute;mso-position-vertical-relative:text;margin-top:7.37pt;mso-position-vertical:absolute;width:140.60pt;height:29.85pt;mso-wrap-distance-left:9.00pt;mso-wrap-distance-top:0.00pt;mso-wrap-distance-right:9.00pt;mso-wrap-distance-bottom:0.00pt;v-text-anchor:top;visibility:visible;" filled="f" stroked="f">
                 <v:textbox inset="0,0,0,0">
                   <w:txbxContent>
                     <w:p>
@@ -4005,20 +3630,6 @@
                           </w14:textOutline>
                         </w:rPr>
                       </w:r>
-                      <w:r>
-                        <w:rPr>
-                          <w:bCs/>
-                          <w:color w:val="000000" w:themeColor="text1"/>
-                          <w:sz w:val="18"/>
-                          <w:szCs w:val="18"/>
-                          <w:lang w:val="es-MX"/>
-                          <w14:textOutline w14:w="0" w14:cap="flat" w14:cmpd="sng" w14:algn="ctr">
-                            <w14:noFill/>
-                            <w14:prstDash w14:val="solid"/>
-                            <w14:round/>
-                          </w14:textOutline>
-                        </w:rPr>
-                      </w:r>
                     </w:p>
                   </w:txbxContent>
                 </v:textbox>
@@ -4048,7 +3659,7 @@
                 <wp:extent cx="1733550" cy="8255"/>
                 <wp:effectExtent l="0" t="0" r="19050" b="29845"/>
                 <wp:wrapNone/>
-                <wp:docPr id="10" name="Conector recto 6"/>
+                <wp:docPr id="9" name="Conector recto 6"/>
                 <wp:cNvGraphicFramePr/>
                 <a:graphic xmlns:a="http://schemas.openxmlformats.org/drawingml/2006/main">
                   <a:graphicData uri="http://schemas.microsoft.com/office/word/2010/wordprocessingShape">
@@ -4098,7 +3709,7 @@
           </mc:Choice>
           <mc:Fallback>
             <w:pict>
-              <v:line id="shape 9" o:spid="_x0000_s9" style="position:absolute;left:0;text-align:left;z-index:251666432;mso-wrap-distance-left:9.00pt;mso-wrap-distance-top:0.00pt;mso-wrap-distance-right:9.00pt;mso-wrap-distance-bottom:0.00pt;visibility:visible;" from="266.2pt,5.7pt" to="402.7pt,6.3pt" filled="f" strokecolor="#000000" strokeweight="1.50pt">
+              <v:line id="shape 8" o:spid="_x0000_s8" style="position:absolute;left:0;text-align:left;z-index:251666432;mso-wrap-distance-left:9.00pt;mso-wrap-distance-top:0.00pt;mso-wrap-distance-right:9.00pt;mso-wrap-distance-bottom:0.00pt;visibility:visible;" from="266.2pt,5.7pt" to="402.7pt,6.3pt" filled="f" strokecolor="#000000" strokeweight="1.50pt">
                 <v:stroke dashstyle="solid"/>
               </v:line>
             </w:pict>
@@ -4126,7 +3737,7 @@
                 <wp:extent cx="1733909" cy="8627"/>
                 <wp:effectExtent l="0" t="0" r="19050" b="29845"/>
                 <wp:wrapNone/>
-                <wp:docPr id="11" name="Conector recto 6"/>
+                <wp:docPr id="10" name="Conector recto 6"/>
                 <wp:cNvGraphicFramePr/>
                 <a:graphic xmlns:a="http://schemas.openxmlformats.org/drawingml/2006/main">
                   <a:graphicData uri="http://schemas.microsoft.com/office/word/2010/wordprocessingShape">
@@ -4176,7 +3787,7 @@
           </mc:Choice>
           <mc:Fallback>
             <w:pict>
-              <v:line id="shape 10" o:spid="_x0000_s10" style="position:absolute;left:0;text-align:left;z-index:251661312;mso-wrap-distance-left:9.00pt;mso-wrap-distance-top:0.00pt;mso-wrap-distance-right:9.00pt;mso-wrap-distance-bottom:0.00pt;visibility:visible;" from="19.1pt,6.1pt" to="155.6pt,6.8pt" filled="f" strokecolor="#000000" strokeweight="1.50pt">
+              <v:line id="shape 9" o:spid="_x0000_s9" style="position:absolute;left:0;text-align:left;z-index:251661312;mso-wrap-distance-left:9.00pt;mso-wrap-distance-top:0.00pt;mso-wrap-distance-right:9.00pt;mso-wrap-distance-bottom:0.00pt;visibility:visible;" from="19.1pt,6.1pt" to="155.6pt,6.8pt" filled="f" strokecolor="#000000" strokeweight="1.50pt">
                 <v:stroke dashstyle="solid"/>
               </v:line>
             </w:pict>
@@ -4187,285 +3798,6 @@
         <w:rPr>
           <w:b/>
           <w:bCs/>
-          <w:sz w:val="18"/>
-          <w:szCs w:val="18"/>
-        </w:rPr>
-      </w:r>
-      <w:r>
-        <w:rPr>
-          <w:b/>
-          <w:bCs/>
-          <w:sz w:val="18"/>
-          <w:szCs w:val="18"/>
-        </w:rPr>
-      </w:r>
-    </w:p>
-    <w:p>
-      <w:pPr>
-        <w:pBdr/>
-        <w:spacing/>
-        <w:ind/>
-        <w:rPr>
-          <w:sz w:val="18"/>
-          <w:szCs w:val="18"/>
-        </w:rPr>
-      </w:pPr>
-      <w:r>
-        <w:rPr>
-          <w:sz w:val="18"/>
-          <w:szCs w:val="18"/>
-        </w:rPr>
-      </w:r>
-      <w:r>
-        <w:rPr>
-          <w:sz w:val="18"/>
-          <w:szCs w:val="18"/>
-        </w:rPr>
-      </w:r>
-      <w:r>
-        <w:rPr>
-          <w:sz w:val="18"/>
-          <w:szCs w:val="18"/>
-        </w:rPr>
-      </w:r>
-    </w:p>
-    <w:p>
-      <w:pPr>
-        <w:pBdr/>
-        <w:spacing/>
-        <w:ind/>
-        <w:rPr>
-          <w:sz w:val="18"/>
-          <w:szCs w:val="18"/>
-        </w:rPr>
-      </w:pPr>
-      <w:r>
-        <w:rPr>
-          <w:sz w:val="18"/>
-          <w:szCs w:val="18"/>
-        </w:rPr>
-      </w:r>
-      <w:r>
-        <w:rPr>
-          <w:sz w:val="18"/>
-          <w:szCs w:val="18"/>
-        </w:rPr>
-      </w:r>
-      <w:r>
-        <w:rPr>
-          <w:sz w:val="18"/>
-          <w:szCs w:val="18"/>
-        </w:rPr>
-      </w:r>
-    </w:p>
-    <w:p>
-      <w:pPr>
-        <w:pBdr/>
-        <w:spacing/>
-        <w:ind/>
-        <w:rPr>
-          <w:sz w:val="18"/>
-          <w:szCs w:val="18"/>
-        </w:rPr>
-      </w:pPr>
-      <w:r>
-        <w:rPr>
-          <w:sz w:val="18"/>
-          <w:szCs w:val="18"/>
-        </w:rPr>
-      </w:r>
-      <w:r>
-        <w:rPr>
-          <w:sz w:val="18"/>
-          <w:szCs w:val="18"/>
-        </w:rPr>
-      </w:r>
-      <w:r>
-        <w:rPr>
-          <w:sz w:val="18"/>
-          <w:szCs w:val="18"/>
-        </w:rPr>
-      </w:r>
-    </w:p>
-    <w:p>
-      <w:pPr>
-        <w:pBdr/>
-        <w:spacing/>
-        <w:ind/>
-        <w:rPr>
-          <w:sz w:val="18"/>
-          <w:szCs w:val="18"/>
-        </w:rPr>
-      </w:pPr>
-      <w:r>
-        <w:rPr>
-          <w:sz w:val="18"/>
-          <w:szCs w:val="18"/>
-        </w:rPr>
-      </w:r>
-      <w:r>
-        <w:rPr>
-          <w:sz w:val="18"/>
-          <w:szCs w:val="18"/>
-        </w:rPr>
-      </w:r>
-      <w:r>
-        <w:rPr>
-          <w:sz w:val="18"/>
-          <w:szCs w:val="18"/>
-        </w:rPr>
-      </w:r>
-    </w:p>
-    <w:p>
-      <w:pPr>
-        <w:pBdr/>
-        <w:spacing/>
-        <w:ind/>
-        <w:rPr>
-          <w:sz w:val="18"/>
-          <w:szCs w:val="18"/>
-        </w:rPr>
-      </w:pPr>
-      <w:r>
-        <w:rPr>
-          <w:sz w:val="18"/>
-          <w:szCs w:val="18"/>
-        </w:rPr>
-      </w:r>
-      <w:r>
-        <w:rPr>
-          <w:sz w:val="18"/>
-          <w:szCs w:val="18"/>
-        </w:rPr>
-      </w:r>
-      <w:r>
-        <w:rPr>
-          <w:sz w:val="18"/>
-          <w:szCs w:val="18"/>
-        </w:rPr>
-      </w:r>
-    </w:p>
-    <w:p>
-      <w:pPr>
-        <w:pBdr/>
-        <w:spacing/>
-        <w:ind/>
-        <w:rPr>
-          <w:sz w:val="18"/>
-          <w:szCs w:val="18"/>
-        </w:rPr>
-      </w:pPr>
-      <w:r>
-        <w:rPr>
-          <w:sz w:val="18"/>
-          <w:szCs w:val="18"/>
-        </w:rPr>
-      </w:r>
-      <w:r>
-        <w:rPr>
-          <w:sz w:val="18"/>
-          <w:szCs w:val="18"/>
-        </w:rPr>
-      </w:r>
-      <w:r>
-        <w:rPr>
-          <w:sz w:val="18"/>
-          <w:szCs w:val="18"/>
-        </w:rPr>
-      </w:r>
-    </w:p>
-    <w:p>
-      <w:pPr>
-        <w:pBdr/>
-        <w:spacing/>
-        <w:ind/>
-        <w:rPr>
-          <w:sz w:val="18"/>
-          <w:szCs w:val="18"/>
-        </w:rPr>
-      </w:pPr>
-      <w:r>
-        <w:rPr>
-          <w:sz w:val="18"/>
-          <w:szCs w:val="18"/>
-        </w:rPr>
-      </w:r>
-      <w:r>
-        <w:rPr>
-          <w:sz w:val="18"/>
-          <w:szCs w:val="18"/>
-        </w:rPr>
-      </w:r>
-      <w:r>
-        <w:rPr>
-          <w:sz w:val="18"/>
-          <w:szCs w:val="18"/>
-        </w:rPr>
-      </w:r>
-    </w:p>
-    <w:p>
-      <w:pPr>
-        <w:pBdr/>
-        <w:spacing/>
-        <w:ind/>
-        <w:rPr>
-          <w:sz w:val="18"/>
-          <w:szCs w:val="18"/>
-        </w:rPr>
-      </w:pPr>
-      <w:r>
-        <w:rPr>
-          <w:sz w:val="18"/>
-          <w:szCs w:val="18"/>
-        </w:rPr>
-      </w:r>
-      <w:r>
-        <w:rPr>
-          <w:sz w:val="18"/>
-          <w:szCs w:val="18"/>
-        </w:rPr>
-      </w:r>
-      <w:r>
-        <w:rPr>
-          <w:sz w:val="18"/>
-          <w:szCs w:val="18"/>
-        </w:rPr>
-      </w:r>
-    </w:p>
-    <w:p>
-      <w:pPr>
-        <w:pBdr/>
-        <w:tabs>
-          <w:tab w:val="left" w:leader="none" w:pos="6076"/>
-        </w:tabs>
-        <w:spacing/>
-        <w:ind/>
-        <w:rPr>
-          <w:sz w:val="18"/>
-          <w:szCs w:val="18"/>
-        </w:rPr>
-      </w:pPr>
-      <w:r>
-        <w:rPr>
-          <w:sz w:val="18"/>
-          <w:szCs w:val="18"/>
-        </w:rPr>
-      </w:r>
-      <w:r>
-        <w:rPr>
-          <w:sz w:val="18"/>
-          <w:szCs w:val="18"/>
-        </w:rPr>
-        <w:tab/>
-      </w:r>
-      <w:r>
-        <w:rPr>
-          <w:sz w:val="18"/>
-          <w:szCs w:val="18"/>
-        </w:rPr>
-      </w:r>
-      <w:r>
-        <w:rPr>
           <w:sz w:val="18"/>
           <w:szCs w:val="18"/>
         </w:rPr>
@@ -4522,7 +3854,7 @@
 <w:ftr xmlns:wpc="http://schemas.microsoft.com/office/word/2010/wordprocessingCanvas" xmlns:mc="http://schemas.openxmlformats.org/markup-compatibility/2006" xmlns:o="urn:schemas-microsoft-com:office:office" xmlns:r="http://schemas.openxmlformats.org/officeDocument/2006/relationships" xmlns:m="http://schemas.openxmlformats.org/officeDocument/2006/math" xmlns:v="urn:schemas-microsoft-com:vml" xmlns:wp14="http://schemas.microsoft.com/office/word/2010/wordprocessingDrawing" xmlns:wp="http://schemas.openxmlformats.org/drawingml/2006/wordprocessingDrawing" xmlns:w10="urn:schemas-microsoft-com:office:word" xmlns:w="http://schemas.openxmlformats.org/wordprocessingml/2006/main" xmlns:w14="http://schemas.microsoft.com/office/word/2010/wordml" xmlns:w15="http://schemas.microsoft.com/office/word/2012/wordml" xmlns:wpg="http://schemas.microsoft.com/office/word/2010/wordprocessingGroup" xmlns:wpi="http://schemas.microsoft.com/office/word/2010/wordprocessingInk" xmlns:wne="http://schemas.microsoft.com/office/word/2006/wordml" xmlns:a="http://schemas.openxmlformats.org/drawingml/2006/main" xmlns:wps="http://schemas.microsoft.com/office/word/2010/wordprocessingShape" mc:Ignorable="w14 w15 wp14">
   <w:p>
     <w:pPr>
-      <w:pStyle w:val="1113"/>
+      <w:pStyle w:val="939"/>
       <w:pBdr/>
       <w:spacing/>
       <w:ind/>
@@ -4546,7 +3878,7 @@
               <wp:extent cx="6675120" cy="2635733"/>
               <wp:effectExtent l="0" t="0" r="0" b="0"/>
               <wp:wrapNone/>
-              <wp:docPr id="5" name="Imagen 1270581723"/>
+              <wp:docPr id="4" name="Imagen 1270581723"/>
               <wp:cNvGraphicFramePr>
                 <a:graphicFrameLocks xmlns:a="http://schemas.openxmlformats.org/drawingml/2006/main" noChangeAspect="1"/>
               </wp:cNvGraphicFramePr>
@@ -4611,7 +3943,7 @@
               <v:path o:extrusionok="f" gradientshapeok="t" o:connecttype="rect"/>
               <o:lock v:ext="edit" aspectratio="t"/>
             </v:shapetype>
-            <v:shape id="_x0000_i4" o:spid="_x0000_s4" type="#_x0000_t75" style="position:absolute;z-index:251653120;o:allowoverlap:true;o:allowincell:true;mso-position-horizontal-relative:margin;margin-left:-50.70pt;mso-position-horizontal:absolute;mso-position-vertical-relative:text;margin-top:-157.81pt;mso-position-vertical:absolute;width:525.60pt;height:207.54pt;mso-wrap-distance-left:9.00pt;mso-wrap-distance-top:0.00pt;mso-wrap-distance-right:9.00pt;mso-wrap-distance-bottom:0.00pt;z-index:1;" stroked="f">
+            <v:shape id="_x0000_i3" o:spid="_x0000_s3" type="#_x0000_t75" style="position:absolute;z-index:251653120;o:allowoverlap:true;o:allowincell:true;mso-position-horizontal-relative:margin;margin-left:-50.70pt;mso-position-horizontal:absolute;mso-position-vertical-relative:text;margin-top:-157.81pt;mso-position-vertical:absolute;width:525.60pt;height:207.54pt;mso-wrap-distance-left:9.00pt;mso-wrap-distance-top:0.00pt;mso-wrap-distance-right:9.00pt;mso-wrap-distance-bottom:0.00pt;z-index:1;" stroked="f">
               <v:imagedata r:id="rId1" o:title="" croptop="0f" cropleft="0f" cropbottom="0f" cropright="695f"/>
               <o:lock v:ext="edit" rotation="t"/>
             </v:shape>
@@ -4626,7 +3958,7 @@
   </w:p>
   <w:p>
     <w:pPr>
-      <w:pStyle w:val="1113"/>
+      <w:pStyle w:val="939"/>
       <w:pBdr/>
       <w:spacing/>
       <w:ind/>
@@ -4675,7 +4007,7 @@
 <w:hdr xmlns:wpc="http://schemas.microsoft.com/office/word/2010/wordprocessingCanvas" xmlns:mc="http://schemas.openxmlformats.org/markup-compatibility/2006" xmlns:o="urn:schemas-microsoft-com:office:office" xmlns:r="http://schemas.openxmlformats.org/officeDocument/2006/relationships" xmlns:m="http://schemas.openxmlformats.org/officeDocument/2006/math" xmlns:v="urn:schemas-microsoft-com:vml" xmlns:wp14="http://schemas.microsoft.com/office/word/2010/wordprocessingDrawing" xmlns:wp="http://schemas.openxmlformats.org/drawingml/2006/wordprocessingDrawing" xmlns:w10="urn:schemas-microsoft-com:office:word" xmlns:w="http://schemas.openxmlformats.org/wordprocessingml/2006/main" xmlns:w14="http://schemas.microsoft.com/office/word/2010/wordml" xmlns:w15="http://schemas.microsoft.com/office/word/2012/wordml" xmlns:wpg="http://schemas.microsoft.com/office/word/2010/wordprocessingGroup" xmlns:wpi="http://schemas.microsoft.com/office/word/2010/wordprocessingInk" xmlns:wne="http://schemas.microsoft.com/office/word/2006/wordml" xmlns:a="http://schemas.openxmlformats.org/drawingml/2006/main" xmlns:wps="http://schemas.microsoft.com/office/word/2010/wordprocessingShape" mc:Ignorable="w14 w15 wp14">
   <w:p>
     <w:pPr>
-      <w:pStyle w:val="1111"/>
+      <w:pStyle w:val="937"/>
       <w:pBdr/>
       <w:spacing/>
       <w:ind/>
@@ -4721,7 +4053,7 @@
                     <pic:spPr bwMode="auto">
                       <a:xfrm>
                         <a:off x="0" y="0"/>
-                        <a:ext cx="6659168" cy="1249555"/>
+                        <a:ext cx="6646125" cy="1247107"/>
                       </a:xfrm>
                       <a:prstGeom prst="rect">
                         <a:avLst/>
@@ -4776,7 +4108,7 @@
   </w:p>
   <w:p>
     <w:pPr>
-      <w:pStyle w:val="1111"/>
+      <w:pStyle w:val="937"/>
       <w:pBdr/>
       <w:spacing/>
       <w:ind/>
@@ -4788,7 +4120,7 @@
   </w:p>
   <w:p>
     <w:pPr>
-      <w:pStyle w:val="1111"/>
+      <w:pStyle w:val="937"/>
       <w:pBdr/>
       <w:spacing/>
       <w:ind/>
@@ -4799,7 +4131,7 @@
   </w:p>
   <w:p>
     <w:pPr>
-      <w:pStyle w:val="1111"/>
+      <w:pStyle w:val="937"/>
       <w:pBdr/>
       <w:spacing/>
       <w:ind/>
@@ -4812,12 +4144,12 @@
             <wp:anchor xmlns:wp="http://schemas.openxmlformats.org/drawingml/2006/wordprocessingDrawing" xmlns:wp14="http://schemas.microsoft.com/office/word/2010/wordprocessingDrawing" distT="0" distB="0" distL="114300" distR="114300" simplePos="0" relativeHeight="251656192" behindDoc="0" locked="0" layoutInCell="1" allowOverlap="1">
               <wp:simplePos x="0" y="0"/>
               <wp:positionH relativeFrom="margin">
-                <wp:align>center</wp:align>
+                <wp:posOffset>724830</wp:posOffset>
               </wp:positionH>
               <wp:positionV relativeFrom="paragraph">
-                <wp:posOffset>56036</wp:posOffset>
+                <wp:posOffset>103661</wp:posOffset>
               </wp:positionV>
-              <wp:extent cx="3540125" cy="1828800"/>
+              <wp:extent cx="4580935" cy="578637"/>
               <wp:effectExtent l="0" t="0" r="0" b="0"/>
               <wp:wrapNone/>
               <wp:docPr id="2" name="Cuadro de texto 1"/>
@@ -4828,9 +4160,9 @@
                     <wps:cNvPr id="0" name=""/>
                     <wps:cNvSpPr txBox="1"/>
                     <wps:spPr bwMode="auto">
-                      <a:xfrm>
+                      <a:xfrm flipH="0" flipV="0">
                         <a:off x="0" y="0"/>
-                        <a:ext cx="3540484" cy="329950"/>
+                        <a:ext cx="4580934" cy="578637"/>
                       </a:xfrm>
                       <a:prstGeom prst="rect">
                         <a:avLst/>
@@ -4844,17 +4176,18 @@
                       <w:txbxContent>
                         <w:p>
                           <w:pPr>
-                            <w:pStyle w:val="1111"/>
+                            <w:pStyle w:val="937"/>
                             <w:pBdr/>
                             <w:spacing/>
                             <w:ind/>
                             <w:jc w:val="center"/>
                             <w:rPr>
-                              <w:rFonts w:ascii="Edwardian Script ITC" w:hAnsi="Edwardian Script ITC"/>
+                              <w:rFonts w:ascii="Great Vibes" w:hAnsi="Great Vibes" w:eastAsia="Great Vibes" w:cs="Great Vibes"/>
                               <w:color w:val="000000" w:themeColor="text1"/>
-                              <w:sz w:val="32"/>
-                              <w:szCs w:val="32"/>
-                              <w:lang w:val="en-US" w:eastAsia="en-US"/>
+                              <w:sz w:val="40"/>
+                              <w:szCs w:val="40"/>
+                              <w:highlight w:val="none"/>
+                              <w:lang w:val="es-ES"/>
                               <w14:textOutline w14:w="0" w14:cap="flat" w14:cmpd="sng" w14:algn="ctr">
                                 <w14:noFill/>
                                 <w14:prstDash w14:val="solid"/>
@@ -4864,10 +4197,10 @@
                           </w:pPr>
                           <w:r>
                             <w:rPr>
-                              <w:rFonts w:ascii="Edwardian Script ITC" w:hAnsi="Edwardian Script ITC"/>
+                              <w:rFonts w:ascii="Great Vibes" w:hAnsi="Great Vibes" w:eastAsia="Great Vibes" w:cs="Great Vibes"/>
                               <w:color w:val="000000" w:themeColor="text1"/>
-                              <w:sz w:val="32"/>
-                              <w:szCs w:val="32"/>
+                              <w:sz w:val="40"/>
+                              <w:szCs w:val="40"/>
                               <w:lang w:val="en-US" w:eastAsia="en-US"/>
                               <w14:textOutline w14:w="0" w14:cap="flat" w14:cmpd="sng" w14:algn="ctr">
                                 <w14:noFill/>
@@ -4879,10 +4212,10 @@
                           </w:r>
                           <w:r>
                             <w:rPr>
-                              <w:rFonts w:ascii="Edwardian Script ITC" w:hAnsi="Edwardian Script ITC"/>
+                              <w:rFonts w:ascii="Great Vibes" w:hAnsi="Great Vibes" w:eastAsia="Great Vibes" w:cs="Great Vibes"/>
                               <w:color w:val="000000" w:themeColor="text1"/>
-                              <w:sz w:val="32"/>
-                              <w:szCs w:val="32"/>
+                              <w:sz w:val="40"/>
+                              <w:szCs w:val="40"/>
                               <w:lang w:val="es-ES"/>
                               <w14:textOutline w14:w="0" w14:cap="flat" w14:cmpd="sng" w14:algn="ctr">
                                 <w14:noFill/>
@@ -4894,11 +4227,66 @@
                           </w:r>
                           <w:r>
                             <w:rPr>
-                              <w:rFonts w:ascii="Edwardian Script ITC" w:hAnsi="Edwardian Script ITC"/>
+                              <w:rFonts w:ascii="Great Vibes" w:hAnsi="Great Vibes" w:cs="Great Vibes"/>
+                              <w:color w:val="000000" w:themeColor="text1"/>
+                              <w:sz w:val="40"/>
+                              <w:szCs w:val="40"/>
+                              <w14:textOutline w14:w="0" w14:cap="flat" w14:cmpd="sng" w14:algn="ctr">
+                                <w14:noFill/>
+                                <w14:prstDash w14:val="solid"/>
+                                <w14:round/>
+                              </w14:textOutline>
+                            </w:rPr>
+                          </w:r>
+                        </w:p>
+                        <w:p>
+                          <w:pPr>
+                            <w:pStyle w:val="937"/>
+                            <w:pBdr/>
+                            <w:spacing/>
+                            <w:ind/>
+                            <w:jc w:val="center"/>
+                            <w:rPr>
+                              <w:rFonts w:ascii="Times New Roman" w:hAnsi="Times New Roman" w:cs="Times New Roman"/>
+                              <w:bCs/>
+                              <w:i/>
+                              <w:color w:val="000000" w:themeColor="text1"/>
+                              <w:sz w:val="22"/>
+                              <w:szCs w:val="22"/>
+                              <w14:textOutline w14:w="0" w14:cap="flat" w14:cmpd="sng" w14:algn="ctr">
+                                <w14:noFill/>
+                                <w14:prstDash w14:val="solid"/>
+                                <w14:round/>
+                              </w14:textOutline>
+                            </w:rPr>
+                          </w:pPr>
+                          <w:r>
+                            <w:rPr>
+                              <w:rFonts w:ascii="Times New Roman" w:hAnsi="Times New Roman" w:eastAsia="Times New Roman" w:cs="Times New Roman"/>
+                              <w:i/>
+                              <w:iCs/>
+                              <w:color w:val="000000" w:themeColor="text1"/>
+                              <w:sz w:val="22"/>
+                              <w:szCs w:val="22"/>
+                              <w:lang w:eastAsia="en-US"/>
+                              <w14:textOutline w14:w="0" w14:cap="flat" w14:cmpd="sng" w14:algn="ctr">
+                                <w14:noFill/>
+                                <w14:prstDash w14:val="solid"/>
+                                <w14:round/>
+                              </w14:textOutline>
+                            </w:rPr>
+                            <w:t xml:space="preserve">“Año de la Esperanza y el Fortalecimiento de la Democracia”</w:t>
+                          </w:r>
+                          <w:r>
+                            <w:rPr>
+                              <w:rFonts w:ascii="Times New Roman" w:hAnsi="Times New Roman" w:eastAsia="Times New Roman" w:cs="Times New Roman"/>
+                              <w:i/>
+                              <w:iCs/>
                               <w:color w:val="000000" w:themeColor="text1"/>
                               <w:sz w:val="32"/>
                               <w:szCs w:val="32"/>
-                              <w:lang w:val="en-US" w:eastAsia="en-US"/>
+                              <w:highlight w:val="none"/>
+                              <w:lang w:val="es-ES"/>
                               <w14:textOutline w14:w="0" w14:cap="flat" w14:cmpd="sng" w14:algn="ctr">
                                 <w14:noFill/>
                                 <w14:prstDash w14:val="solid"/>
@@ -4908,11 +4296,13 @@
                           </w:r>
                           <w:r>
                             <w:rPr>
-                              <w:rFonts w:ascii="Edwardian Script ITC" w:hAnsi="Edwardian Script ITC"/>
+                              <w:rFonts w:ascii="Times New Roman" w:hAnsi="Times New Roman" w:eastAsia="Times New Roman" w:cs="Times New Roman"/>
+                              <w:i/>
+                              <w:iCs/>
                               <w:color w:val="000000" w:themeColor="text1"/>
-                              <w:sz w:val="32"/>
-                              <w:szCs w:val="32"/>
-                              <w:lang w:val="en-US" w:eastAsia="en-US"/>
+                              <w:sz w:val="22"/>
+                              <w:szCs w:val="22"/>
+                              <w:lang w:eastAsia="en-US"/>
                               <w14:textOutline w14:w="0" w14:cap="flat" w14:cmpd="sng" w14:algn="ctr">
                                 <w14:noFill/>
                                 <w14:prstDash w14:val="solid"/>
@@ -4925,35 +4315,33 @@
                     </wps:txbx>
                     <wps:bodyPr rot="0" spcFirstLastPara="0" vertOverflow="overflow" horzOverflow="overflow" vert="horz" wrap="square" lIns="91440" tIns="45720" rIns="91440" bIns="45720" numCol="1" spcCol="0" rtlCol="0" fromWordArt="0" anchor="t" anchorCtr="0" forceAA="0" compatLnSpc="1">
                       <a:prstTxWarp prst="textNoShape"/>
-                      <a:spAutoFit/>
+                      <a:noAutofit/>
                     </wps:bodyPr>
                   </wps:wsp>
                 </a:graphicData>
               </a:graphic>
-              <wp14:sizeRelH relativeFrom="margin">
-                <wp14:pctWidth>0</wp14:pctWidth>
-              </wp14:sizeRelH>
             </wp:anchor>
           </w:drawing>
         </mc:Choice>
         <mc:Fallback>
           <w:pict>
-            <v:shape id="shape 1" o:spid="_x0000_s1" o:spt="202" type="#_x0000_t202" style="position:absolute;z-index:251656192;o:allowoverlap:true;o:allowincell:true;mso-position-horizontal-relative:margin;mso-position-horizontal:center;mso-position-vertical-relative:text;margin-top:4.41pt;mso-position-vertical:absolute;width:278.75pt;height:144.00pt;mso-wrap-distance-left:9.00pt;mso-wrap-distance-top:0.00pt;mso-wrap-distance-right:9.00pt;mso-wrap-distance-bottom:0.00pt;v-text-anchor:top;visibility:visible;" filled="f" stroked="f">
+            <v:shape id="shape 1" o:spid="_x0000_s1" o:spt="202" type="#_x0000_t202" style="position:absolute;z-index:251656192;o:allowoverlap:true;o:allowincell:true;mso-position-horizontal-relative:margin;margin-left:57.07pt;mso-position-horizontal:absolute;mso-position-vertical-relative:text;margin-top:8.16pt;mso-position-vertical:absolute;width:360.70pt;height:45.56pt;mso-wrap-distance-left:9.00pt;mso-wrap-distance-top:0.00pt;mso-wrap-distance-right:9.00pt;mso-wrap-distance-bottom:0.00pt;v-text-anchor:top;visibility:visible;" filled="f" stroked="f">
               <v:textbox inset="0,0,0,0">
                 <w:txbxContent>
                   <w:p>
                     <w:pPr>
-                      <w:pStyle w:val="1111"/>
+                      <w:pStyle w:val="937"/>
                       <w:pBdr/>
                       <w:spacing/>
                       <w:ind/>
                       <w:jc w:val="center"/>
                       <w:rPr>
-                        <w:rFonts w:ascii="Edwardian Script ITC" w:hAnsi="Edwardian Script ITC"/>
+                        <w:rFonts w:ascii="Great Vibes" w:hAnsi="Great Vibes" w:eastAsia="Great Vibes" w:cs="Great Vibes"/>
                         <w:color w:val="000000" w:themeColor="text1"/>
-                        <w:sz w:val="32"/>
-                        <w:szCs w:val="32"/>
-                        <w:lang w:val="en-US" w:eastAsia="en-US"/>
+                        <w:sz w:val="40"/>
+                        <w:szCs w:val="40"/>
+                        <w:highlight w:val="none"/>
+                        <w:lang w:val="es-ES"/>
                         <w14:textOutline w14:w="0" w14:cap="flat" w14:cmpd="sng" w14:algn="ctr">
                           <w14:noFill/>
                           <w14:prstDash w14:val="solid"/>
@@ -4963,10 +4351,10 @@
                     </w:pPr>
                     <w:r>
                       <w:rPr>
-                        <w:rFonts w:ascii="Edwardian Script ITC" w:hAnsi="Edwardian Script ITC"/>
+                        <w:rFonts w:ascii="Great Vibes" w:hAnsi="Great Vibes" w:eastAsia="Great Vibes" w:cs="Great Vibes"/>
                         <w:color w:val="000000" w:themeColor="text1"/>
-                        <w:sz w:val="32"/>
-                        <w:szCs w:val="32"/>
+                        <w:sz w:val="40"/>
+                        <w:szCs w:val="40"/>
                         <w:lang w:val="en-US" w:eastAsia="en-US"/>
                         <w14:textOutline w14:w="0" w14:cap="flat" w14:cmpd="sng" w14:algn="ctr">
                           <w14:noFill/>
@@ -4978,10 +4366,10 @@
                     </w:r>
                     <w:r>
                       <w:rPr>
-                        <w:rFonts w:ascii="Edwardian Script ITC" w:hAnsi="Edwardian Script ITC"/>
+                        <w:rFonts w:ascii="Great Vibes" w:hAnsi="Great Vibes" w:eastAsia="Great Vibes" w:cs="Great Vibes"/>
                         <w:color w:val="000000" w:themeColor="text1"/>
-                        <w:sz w:val="32"/>
-                        <w:szCs w:val="32"/>
+                        <w:sz w:val="40"/>
+                        <w:szCs w:val="40"/>
                         <w:lang w:val="es-ES"/>
                         <w14:textOutline w14:w="0" w14:cap="flat" w14:cmpd="sng" w14:algn="ctr">
                           <w14:noFill/>
@@ -4993,11 +4381,66 @@
                     </w:r>
                     <w:r>
                       <w:rPr>
-                        <w:rFonts w:ascii="Edwardian Script ITC" w:hAnsi="Edwardian Script ITC"/>
+                        <w:rFonts w:ascii="Great Vibes" w:hAnsi="Great Vibes" w:cs="Great Vibes"/>
+                        <w:color w:val="000000" w:themeColor="text1"/>
+                        <w:sz w:val="40"/>
+                        <w:szCs w:val="40"/>
+                        <w14:textOutline w14:w="0" w14:cap="flat" w14:cmpd="sng" w14:algn="ctr">
+                          <w14:noFill/>
+                          <w14:prstDash w14:val="solid"/>
+                          <w14:round/>
+                        </w14:textOutline>
+                      </w:rPr>
+                    </w:r>
+                  </w:p>
+                  <w:p>
+                    <w:pPr>
+                      <w:pStyle w:val="937"/>
+                      <w:pBdr/>
+                      <w:spacing/>
+                      <w:ind/>
+                      <w:jc w:val="center"/>
+                      <w:rPr>
+                        <w:rFonts w:ascii="Times New Roman" w:hAnsi="Times New Roman" w:cs="Times New Roman"/>
+                        <w:bCs/>
+                        <w:i/>
+                        <w:color w:val="000000" w:themeColor="text1"/>
+                        <w:sz w:val="22"/>
+                        <w:szCs w:val="22"/>
+                        <w14:textOutline w14:w="0" w14:cap="flat" w14:cmpd="sng" w14:algn="ctr">
+                          <w14:noFill/>
+                          <w14:prstDash w14:val="solid"/>
+                          <w14:round/>
+                        </w14:textOutline>
+                      </w:rPr>
+                    </w:pPr>
+                    <w:r>
+                      <w:rPr>
+                        <w:rFonts w:ascii="Times New Roman" w:hAnsi="Times New Roman" w:eastAsia="Times New Roman" w:cs="Times New Roman"/>
+                        <w:i/>
+                        <w:iCs/>
+                        <w:color w:val="000000" w:themeColor="text1"/>
+                        <w:sz w:val="22"/>
+                        <w:szCs w:val="22"/>
+                        <w:lang w:eastAsia="en-US"/>
+                        <w14:textOutline w14:w="0" w14:cap="flat" w14:cmpd="sng" w14:algn="ctr">
+                          <w14:noFill/>
+                          <w14:prstDash w14:val="solid"/>
+                          <w14:round/>
+                        </w14:textOutline>
+                      </w:rPr>
+                      <w:t xml:space="preserve">“Año de la Esperanza y el Fortalecimiento de la Democracia”</w:t>
+                    </w:r>
+                    <w:r>
+                      <w:rPr>
+                        <w:rFonts w:ascii="Times New Roman" w:hAnsi="Times New Roman" w:eastAsia="Times New Roman" w:cs="Times New Roman"/>
+                        <w:i/>
+                        <w:iCs/>
                         <w:color w:val="000000" w:themeColor="text1"/>
                         <w:sz w:val="32"/>
                         <w:szCs w:val="32"/>
-                        <w:lang w:val="en-US" w:eastAsia="en-US"/>
+                        <w:highlight w:val="none"/>
+                        <w:lang w:val="es-ES"/>
                         <w14:textOutline w14:w="0" w14:cap="flat" w14:cmpd="sng" w14:algn="ctr">
                           <w14:noFill/>
                           <w14:prstDash w14:val="solid"/>
@@ -5007,11 +4450,13 @@
                     </w:r>
                     <w:r>
                       <w:rPr>
-                        <w:rFonts w:ascii="Edwardian Script ITC" w:hAnsi="Edwardian Script ITC"/>
+                        <w:rFonts w:ascii="Times New Roman" w:hAnsi="Times New Roman" w:eastAsia="Times New Roman" w:cs="Times New Roman"/>
+                        <w:i/>
+                        <w:iCs/>
                         <w:color w:val="000000" w:themeColor="text1"/>
-                        <w:sz w:val="32"/>
-                        <w:szCs w:val="32"/>
-                        <w:lang w:val="en-US" w:eastAsia="en-US"/>
+                        <w:sz w:val="22"/>
+                        <w:szCs w:val="22"/>
+                        <w:lang w:eastAsia="en-US"/>
                         <w14:textOutline w14:w="0" w14:cap="flat" w14:cmpd="sng" w14:algn="ctr">
                           <w14:noFill/>
                           <w14:prstDash w14:val="solid"/>
@@ -5117,13 +4562,6 @@
                               <w:szCs w:val="16"/>
                             </w:rPr>
                           </w:r>
-                          <w:r>
-                            <w:rPr>
-                              <w:color w:val="000000" w:themeColor="text1"/>
-                              <w:sz w:val="16"/>
-                              <w:szCs w:val="16"/>
-                            </w:rPr>
-                          </w:r>
                         </w:p>
                         <w:p>
                           <w:pPr>
@@ -5199,13 +4637,6 @@
                               <w:szCs w:val="16"/>
                             </w:rPr>
                           </w:r>
-                          <w:r>
-                            <w:rPr>
-                              <w:color w:val="000000" w:themeColor="text1"/>
-                              <w:sz w:val="16"/>
-                              <w:szCs w:val="16"/>
-                            </w:rPr>
-                          </w:r>
                         </w:p>
                         <w:p>
                           <w:pPr>
@@ -5218,13 +4649,6 @@
                               <w:szCs w:val="16"/>
                             </w:rPr>
                           </w:pPr>
-                          <w:r>
-                            <w:rPr>
-                              <w:color w:val="000000" w:themeColor="text1"/>
-                              <w:sz w:val="16"/>
-                              <w:szCs w:val="16"/>
-                            </w:rPr>
-                          </w:r>
                           <w:r>
                             <w:rPr>
                               <w:color w:val="000000" w:themeColor="text1"/>
@@ -5308,13 +4732,6 @@
                         <w:szCs w:val="16"/>
                       </w:rPr>
                     </w:r>
-                    <w:r>
-                      <w:rPr>
-                        <w:color w:val="000000" w:themeColor="text1"/>
-                        <w:sz w:val="16"/>
-                        <w:szCs w:val="16"/>
-                      </w:rPr>
-                    </w:r>
                   </w:p>
                   <w:p>
                     <w:pPr>
@@ -5390,13 +4807,6 @@
                         <w:szCs w:val="16"/>
                       </w:rPr>
                     </w:r>
-                    <w:r>
-                      <w:rPr>
-                        <w:color w:val="000000" w:themeColor="text1"/>
-                        <w:sz w:val="16"/>
-                        <w:szCs w:val="16"/>
-                      </w:rPr>
-                    </w:r>
                   </w:p>
                   <w:p>
                     <w:pPr>
@@ -5409,13 +4819,6 @@
                         <w:szCs w:val="16"/>
                       </w:rPr>
                     </w:pPr>
-                    <w:r>
-                      <w:rPr>
-                        <w:color w:val="000000" w:themeColor="text1"/>
-                        <w:sz w:val="16"/>
-                        <w:szCs w:val="16"/>
-                      </w:rPr>
-                    </w:r>
                     <w:r>
                       <w:rPr>
                         <w:color w:val="000000" w:themeColor="text1"/>
@@ -5452,7 +4855,7 @@
   </w:p>
   <w:p>
     <w:pPr>
-      <w:pStyle w:val="1111"/>
+      <w:pStyle w:val="937"/>
       <w:pBdr/>
       <w:spacing/>
       <w:ind/>
@@ -5463,204 +4866,13 @@
   </w:p>
   <w:p>
     <w:pPr>
-      <w:pStyle w:val="1111"/>
+      <w:pStyle w:val="937"/>
       <w:pBdr/>
       <w:spacing/>
       <w:ind/>
       <w:rPr/>
     </w:pPr>
-    <w:r>
-      <mc:AlternateContent>
-        <mc:Choice Requires="wpg">
-          <w:drawing>
-            <wp:anchor xmlns:wp="http://schemas.openxmlformats.org/drawingml/2006/wordprocessingDrawing" xmlns:wp14="http://schemas.microsoft.com/office/word/2010/wordprocessingDrawing" distT="0" distB="0" distL="114300" distR="114300" simplePos="0" relativeHeight="251657216" behindDoc="0" locked="0" layoutInCell="1" allowOverlap="1">
-              <wp:simplePos x="0" y="0"/>
-              <wp:positionH relativeFrom="margin">
-                <wp:align>center</wp:align>
-              </wp:positionH>
-              <wp:positionV relativeFrom="paragraph">
-                <wp:posOffset>63919</wp:posOffset>
-              </wp:positionV>
-              <wp:extent cx="4572000" cy="314325"/>
-              <wp:effectExtent l="0" t="0" r="0" b="8890"/>
-              <wp:wrapNone/>
-              <wp:docPr id="4" name="Cuadro de texto 1"/>
-              <wp:cNvGraphicFramePr/>
-              <a:graphic xmlns:a="http://schemas.openxmlformats.org/drawingml/2006/main">
-                <a:graphicData uri="http://schemas.microsoft.com/office/word/2010/wordprocessingShape">
-                  <wps:wsp>
-                    <wps:cNvPr id="0" name=""/>
-                    <wps:cNvSpPr txBox="1"/>
-                    <wps:spPr bwMode="auto">
-                      <a:xfrm>
-                        <a:off x="0" y="0"/>
-                        <a:ext cx="4572000" cy="314325"/>
-                      </a:xfrm>
-                      <a:prstGeom prst="rect">
-                        <a:avLst/>
-                      </a:prstGeom>
-                      <a:noFill/>
-                      <a:ln>
-                        <a:noFill/>
-                      </a:ln>
-                    </wps:spPr>
-                    <wps:txbx>
-                      <w:txbxContent>
-                        <w:p>
-                          <w:pPr>
-                            <w:pStyle w:val="1111"/>
-                            <w:pBdr/>
-                            <w:spacing/>
-                            <w:ind/>
-                            <w:jc w:val="center"/>
-                            <w:rPr>
-                              <w:rFonts w:ascii="Monotype Corsiva" w:hAnsi="Monotype Corsiva"/>
-                              <w:color w:val="000000" w:themeColor="text1"/>
-                              <w:sz w:val="28"/>
-                              <w:szCs w:val="28"/>
-                              <w:lang w:eastAsia="en-US"/>
-                              <w14:textOutline w14:w="0" w14:cap="flat" w14:cmpd="sng" w14:algn="ctr">
-                                <w14:noFill/>
-                                <w14:prstDash w14:val="solid"/>
-                                <w14:round/>
-                              </w14:textOutline>
-                            </w:rPr>
-                          </w:pPr>
-                          <w:r>
-                            <w:rPr>
-                              <w:rFonts w:ascii="Monotype Corsiva" w:hAnsi="Monotype Corsiva"/>
-                              <w:color w:val="000000" w:themeColor="text1"/>
-                              <w:sz w:val="28"/>
-                              <w:szCs w:val="28"/>
-                              <w:lang w:eastAsia="en-US"/>
-                              <w14:textOutline w14:w="0" w14:cap="flat" w14:cmpd="sng" w14:algn="ctr">
-                                <w14:noFill/>
-                                <w14:prstDash w14:val="solid"/>
-                                <w14:round/>
-                              </w14:textOutline>
-                            </w:rPr>
-                            <w:t xml:space="preserve">“Año de la Esperanza y el Fortalecimiento de la Democracia”</w:t>
-                          </w:r>
-                          <w:r>
-                            <w:rPr>
-                              <w:rFonts w:ascii="Monotype Corsiva" w:hAnsi="Monotype Corsiva"/>
-                              <w:color w:val="000000" w:themeColor="text1"/>
-                              <w:sz w:val="28"/>
-                              <w:szCs w:val="28"/>
-                              <w:lang w:eastAsia="en-US"/>
-                              <w14:textOutline w14:w="0" w14:cap="flat" w14:cmpd="sng" w14:algn="ctr">
-                                <w14:noFill/>
-                                <w14:prstDash w14:val="solid"/>
-                                <w14:round/>
-                              </w14:textOutline>
-                            </w:rPr>
-                          </w:r>
-                          <w:r>
-                            <w:rPr>
-                              <w:rFonts w:ascii="Monotype Corsiva" w:hAnsi="Monotype Corsiva"/>
-                              <w:color w:val="000000" w:themeColor="text1"/>
-                              <w:sz w:val="28"/>
-                              <w:szCs w:val="28"/>
-                              <w:lang w:eastAsia="en-US"/>
-                              <w14:textOutline w14:w="0" w14:cap="flat" w14:cmpd="sng" w14:algn="ctr">
-                                <w14:noFill/>
-                                <w14:prstDash w14:val="solid"/>
-                                <w14:round/>
-                              </w14:textOutline>
-                            </w:rPr>
-                          </w:r>
-                        </w:p>
-                      </w:txbxContent>
-                    </wps:txbx>
-                    <wps:bodyPr rot="0" spcFirstLastPara="0" vertOverflow="overflow" horzOverflow="overflow" vert="horz" wrap="square" lIns="91440" tIns="45720" rIns="91440" bIns="45720" numCol="1" spcCol="0" rtlCol="0" fromWordArt="0" anchor="t" anchorCtr="0" forceAA="0" compatLnSpc="1">
-                      <a:prstTxWarp prst="textNoShape"/>
-                      <a:spAutoFit/>
-                    </wps:bodyPr>
-                  </wps:wsp>
-                </a:graphicData>
-              </a:graphic>
-              <wp14:sizeRelH relativeFrom="margin">
-                <wp14:pctWidth>0</wp14:pctWidth>
-              </wp14:sizeRelH>
-            </wp:anchor>
-          </w:drawing>
-        </mc:Choice>
-        <mc:Fallback>
-          <w:pict>
-            <v:shape id="shape 3" o:spid="_x0000_s3" o:spt="202" type="#_x0000_t202" style="position:absolute;z-index:251657216;o:allowoverlap:true;o:allowincell:true;mso-position-horizontal-relative:margin;mso-position-horizontal:center;mso-position-vertical-relative:text;margin-top:5.03pt;mso-position-vertical:absolute;width:360.00pt;height:24.75pt;mso-wrap-distance-left:9.00pt;mso-wrap-distance-top:0.00pt;mso-wrap-distance-right:9.00pt;mso-wrap-distance-bottom:0.00pt;v-text-anchor:top;visibility:visible;" filled="f" stroked="f">
-              <v:textbox inset="0,0,0,0">
-                <w:txbxContent>
-                  <w:p>
-                    <w:pPr>
-                      <w:pStyle w:val="1111"/>
-                      <w:pBdr/>
-                      <w:spacing/>
-                      <w:ind/>
-                      <w:jc w:val="center"/>
-                      <w:rPr>
-                        <w:rFonts w:ascii="Monotype Corsiva" w:hAnsi="Monotype Corsiva"/>
-                        <w:color w:val="000000" w:themeColor="text1"/>
-                        <w:sz w:val="28"/>
-                        <w:szCs w:val="28"/>
-                        <w:lang w:eastAsia="en-US"/>
-                        <w14:textOutline w14:w="0" w14:cap="flat" w14:cmpd="sng" w14:algn="ctr">
-                          <w14:noFill/>
-                          <w14:prstDash w14:val="solid"/>
-                          <w14:round/>
-                        </w14:textOutline>
-                      </w:rPr>
-                    </w:pPr>
-                    <w:r>
-                      <w:rPr>
-                        <w:rFonts w:ascii="Monotype Corsiva" w:hAnsi="Monotype Corsiva"/>
-                        <w:color w:val="000000" w:themeColor="text1"/>
-                        <w:sz w:val="28"/>
-                        <w:szCs w:val="28"/>
-                        <w:lang w:eastAsia="en-US"/>
-                        <w14:textOutline w14:w="0" w14:cap="flat" w14:cmpd="sng" w14:algn="ctr">
-                          <w14:noFill/>
-                          <w14:prstDash w14:val="solid"/>
-                          <w14:round/>
-                        </w14:textOutline>
-                      </w:rPr>
-                      <w:t xml:space="preserve">“Año de la Esperanza y el Fortalecimiento de la Democracia”</w:t>
-                    </w:r>
-                    <w:r>
-                      <w:rPr>
-                        <w:rFonts w:ascii="Monotype Corsiva" w:hAnsi="Monotype Corsiva"/>
-                        <w:color w:val="000000" w:themeColor="text1"/>
-                        <w:sz w:val="28"/>
-                        <w:szCs w:val="28"/>
-                        <w:lang w:eastAsia="en-US"/>
-                        <w14:textOutline w14:w="0" w14:cap="flat" w14:cmpd="sng" w14:algn="ctr">
-                          <w14:noFill/>
-                          <w14:prstDash w14:val="solid"/>
-                          <w14:round/>
-                        </w14:textOutline>
-                      </w:rPr>
-                    </w:r>
-                    <w:r>
-                      <w:rPr>
-                        <w:rFonts w:ascii="Monotype Corsiva" w:hAnsi="Monotype Corsiva"/>
-                        <w:color w:val="000000" w:themeColor="text1"/>
-                        <w:sz w:val="28"/>
-                        <w:szCs w:val="28"/>
-                        <w:lang w:eastAsia="en-US"/>
-                        <w14:textOutline w14:w="0" w14:cap="flat" w14:cmpd="sng" w14:algn="ctr">
-                          <w14:noFill/>
-                          <w14:prstDash w14:val="solid"/>
-                          <w14:round/>
-                        </w14:textOutline>
-                      </w:rPr>
-                    </w:r>
-                  </w:p>
-                </w:txbxContent>
-              </v:textbox>
-            </v:shape>
-          </w:pict>
-        </mc:Fallback>
-      </mc:AlternateContent>
-    </w:r>
+    <w:r/>
     <w:r/>
   </w:p>
 </w:hdr>
@@ -5683,7 +4895,7 @@
         <w:spacing/>
         <w:ind w:hanging="360" w:left="643"/>
       </w:pPr>
-      <w:pStyle w:val="1157"/>
+      <w:pStyle w:val="983"/>
       <w:rPr>
         <w:rFonts w:hint="default" w:ascii="Symbol" w:hAnsi="Symbol"/>
       </w:rPr>
@@ -11505,9 +10717,9 @@
     <w:lsdException w:name="Bibliography" w:uiPriority="37"/>
     <w:lsdException w:name="TOC Heading" w:uiPriority="39" w:qFormat="1"/>
   </w:latentStyles>
-  <w:style w:type="table" w:styleId="931">
+  <w:style w:type="table" w:styleId="13">
     <w:name w:val="Table Grid Light"/>
-    <w:basedOn w:val="1109"/>
+    <w:basedOn w:val="935"/>
     <w:uiPriority w:val="59"/>
     <w:pPr>
       <w:pBdr/>
@@ -11704,9 +10916,9 @@
       </w:tcPr>
     </w:tblStylePr>
   </w:style>
-  <w:style w:type="table" w:styleId="932">
+  <w:style w:type="table" w:styleId="14">
     <w:name w:val="Plain Table 1"/>
-    <w:basedOn w:val="1109"/>
+    <w:basedOn w:val="935"/>
     <w:uiPriority w:val="59"/>
     <w:pPr>
       <w:pBdr/>
@@ -11929,9 +11141,9 @@
       </w:tcPr>
     </w:tblStylePr>
   </w:style>
-  <w:style w:type="table" w:styleId="933">
+  <w:style w:type="table" w:styleId="15">
     <w:name w:val="Plain Table 2"/>
-    <w:basedOn w:val="1109"/>
+    <w:basedOn w:val="935"/>
     <w:uiPriority w:val="59"/>
     <w:pPr>
       <w:pBdr/>
@@ -12162,9 +11374,9 @@
       </w:tcPr>
     </w:tblStylePr>
   </w:style>
-  <w:style w:type="table" w:styleId="934">
+  <w:style w:type="table" w:styleId="16">
     <w:name w:val="Plain Table 3"/>
-    <w:basedOn w:val="1109"/>
+    <w:basedOn w:val="935"/>
     <w:uiPriority w:val="99"/>
     <w:pPr>
       <w:pBdr/>
@@ -12392,9 +11604,9 @@
       </w:tcPr>
     </w:tblStylePr>
   </w:style>
-  <w:style w:type="table" w:styleId="935">
+  <w:style w:type="table" w:styleId="17">
     <w:name w:val="Plain Table 4"/>
-    <w:basedOn w:val="1109"/>
+    <w:basedOn w:val="935"/>
     <w:uiPriority w:val="99"/>
     <w:pPr>
       <w:pBdr/>
@@ -12608,9 +11820,9 @@
       </w:tcPr>
     </w:tblStylePr>
   </w:style>
-  <w:style w:type="table" w:styleId="936">
+  <w:style w:type="table" w:styleId="18">
     <w:name w:val="Plain Table 5"/>
-    <w:basedOn w:val="1109"/>
+    <w:basedOn w:val="935"/>
     <w:uiPriority w:val="99"/>
     <w:pPr>
       <w:pBdr/>
@@ -12841,9 +12053,9 @@
       </w:tcPr>
     </w:tblStylePr>
   </w:style>
-  <w:style w:type="table" w:styleId="937">
+  <w:style w:type="table" w:styleId="19">
     <w:name w:val="Grid Table 1 Light"/>
-    <w:basedOn w:val="1109"/>
+    <w:basedOn w:val="935"/>
     <w:uiPriority w:val="99"/>
     <w:pPr>
       <w:pBdr/>
@@ -13064,9 +12276,9 @@
       </w:tcPr>
     </w:tblStylePr>
   </w:style>
-  <w:style w:type="table" w:styleId="938">
+  <w:style w:type="table" w:styleId="20">
     <w:name w:val="Grid Table 1 Light - Accent 1"/>
-    <w:basedOn w:val="1109"/>
+    <w:basedOn w:val="935"/>
     <w:uiPriority w:val="99"/>
     <w:pPr>
       <w:pBdr/>
@@ -13287,9 +12499,9 @@
       </w:tcPr>
     </w:tblStylePr>
   </w:style>
-  <w:style w:type="table" w:styleId="939">
+  <w:style w:type="table" w:styleId="21">
     <w:name w:val="Grid Table 1 Light - Accent 2"/>
-    <w:basedOn w:val="1109"/>
+    <w:basedOn w:val="935"/>
     <w:uiPriority w:val="99"/>
     <w:pPr>
       <w:pBdr/>
@@ -13510,9 +12722,9 @@
       </w:tcPr>
     </w:tblStylePr>
   </w:style>
-  <w:style w:type="table" w:styleId="940">
+  <w:style w:type="table" w:styleId="22">
     <w:name w:val="Grid Table 1 Light - Accent 3"/>
-    <w:basedOn w:val="1109"/>
+    <w:basedOn w:val="935"/>
     <w:uiPriority w:val="99"/>
     <w:pPr>
       <w:pBdr/>
@@ -13733,9 +12945,9 @@
       </w:tcPr>
     </w:tblStylePr>
   </w:style>
-  <w:style w:type="table" w:styleId="941">
+  <w:style w:type="table" w:styleId="23">
     <w:name w:val="Grid Table 1 Light - Accent 4"/>
-    <w:basedOn w:val="1109"/>
+    <w:basedOn w:val="935"/>
     <w:uiPriority w:val="99"/>
     <w:pPr>
       <w:pBdr/>
@@ -13956,9 +13168,9 @@
       </w:tcPr>
     </w:tblStylePr>
   </w:style>
-  <w:style w:type="table" w:styleId="942">
+  <w:style w:type="table" w:styleId="24">
     <w:name w:val="Grid Table 1 Light - Accent 5"/>
-    <w:basedOn w:val="1109"/>
+    <w:basedOn w:val="935"/>
     <w:uiPriority w:val="99"/>
     <w:pPr>
       <w:pBdr/>
@@ -14179,9 +13391,9 @@
       </w:tcPr>
     </w:tblStylePr>
   </w:style>
-  <w:style w:type="table" w:styleId="943">
+  <w:style w:type="table" w:styleId="25">
     <w:name w:val="Grid Table 1 Light - Accent 6"/>
-    <w:basedOn w:val="1109"/>
+    <w:basedOn w:val="935"/>
     <w:uiPriority w:val="99"/>
     <w:pPr>
       <w:pBdr/>
@@ -14402,9 +13614,9 @@
       </w:tcPr>
     </w:tblStylePr>
   </w:style>
-  <w:style w:type="table" w:styleId="944">
+  <w:style w:type="table" w:styleId="26">
     <w:name w:val="Grid Table 2"/>
-    <w:basedOn w:val="1109"/>
+    <w:basedOn w:val="935"/>
     <w:uiPriority w:val="99"/>
     <w:pPr>
       <w:pBdr/>
@@ -14634,9 +13846,9 @@
       </w:tcPr>
     </w:tblStylePr>
   </w:style>
-  <w:style w:type="table" w:styleId="945">
+  <w:style w:type="table" w:styleId="27">
     <w:name w:val="Grid Table 2 - Accent 1"/>
-    <w:basedOn w:val="1109"/>
+    <w:basedOn w:val="935"/>
     <w:uiPriority w:val="99"/>
     <w:pPr>
       <w:pBdr/>
@@ -14866,9 +14078,9 @@
       </w:tcPr>
     </w:tblStylePr>
   </w:style>
-  <w:style w:type="table" w:styleId="946">
+  <w:style w:type="table" w:styleId="28">
     <w:name w:val="Grid Table 2 - Accent 2"/>
-    <w:basedOn w:val="1109"/>
+    <w:basedOn w:val="935"/>
     <w:uiPriority w:val="99"/>
     <w:pPr>
       <w:pBdr/>
@@ -15098,9 +14310,9 @@
       </w:tcPr>
     </w:tblStylePr>
   </w:style>
-  <w:style w:type="table" w:styleId="947">
+  <w:style w:type="table" w:styleId="29">
     <w:name w:val="Grid Table 2 - Accent 3"/>
-    <w:basedOn w:val="1109"/>
+    <w:basedOn w:val="935"/>
     <w:uiPriority w:val="99"/>
     <w:pPr>
       <w:pBdr/>
@@ -15330,9 +14542,9 @@
       </w:tcPr>
     </w:tblStylePr>
   </w:style>
-  <w:style w:type="table" w:styleId="948">
+  <w:style w:type="table" w:styleId="30">
     <w:name w:val="Grid Table 2 - Accent 4"/>
-    <w:basedOn w:val="1109"/>
+    <w:basedOn w:val="935"/>
     <w:uiPriority w:val="99"/>
     <w:pPr>
       <w:pBdr/>
@@ -15562,9 +14774,9 @@
       </w:tcPr>
     </w:tblStylePr>
   </w:style>
-  <w:style w:type="table" w:styleId="949">
+  <w:style w:type="table" w:styleId="31">
     <w:name w:val="Grid Table 2 - Accent 5"/>
-    <w:basedOn w:val="1109"/>
+    <w:basedOn w:val="935"/>
     <w:uiPriority w:val="99"/>
     <w:pPr>
       <w:pBdr/>
@@ -15794,9 +15006,9 @@
       </w:tcPr>
     </w:tblStylePr>
   </w:style>
-  <w:style w:type="table" w:styleId="950">
+  <w:style w:type="table" w:styleId="32">
     <w:name w:val="Grid Table 2 - Accent 6"/>
-    <w:basedOn w:val="1109"/>
+    <w:basedOn w:val="935"/>
     <w:uiPriority w:val="99"/>
     <w:pPr>
       <w:pBdr/>
@@ -16026,9 +15238,9 @@
       </w:tcPr>
     </w:tblStylePr>
   </w:style>
-  <w:style w:type="table" w:styleId="951">
+  <w:style w:type="table" w:styleId="33">
     <w:name w:val="Grid Table 3"/>
-    <w:basedOn w:val="1109"/>
+    <w:basedOn w:val="935"/>
     <w:uiPriority w:val="99"/>
     <w:pPr>
       <w:pBdr/>
@@ -16127,6 +15339,29 @@
         <w:tblBorders/>
       </w:tblPr>
       <w:tcPr>
+        <w:shd w:color="ffffff"/>
+        <w:tcBorders>
+          <w:top w:val="none" w:color="000000" w:sz="4" w:space="0"/>
+          <w:left w:val="none" w:color="000000" w:sz="4" w:space="0"/>
+          <w:bottom w:val="none" w:color="000000" w:sz="4" w:space="0"/>
+          <w:right w:val="none" w:color="000000" w:sz="4" w:space="0"/>
+        </w:tcBorders>
+      </w:tcPr>
+    </w:tblStylePr>
+    <w:tblStylePr w:type="firstRow">
+      <w:rPr>
+        <w:b/>
+        <w:color w:val="404040"/>
+      </w:rPr>
+      <w:pPr>
+        <w:pBdr/>
+        <w:spacing/>
+        <w:ind/>
+      </w:pPr>
+      <w:tblPr>
+        <w:tblBorders/>
+      </w:tblPr>
+      <w:tcPr>
         <w:shd w:val="clear" w:color="ffffff"/>
         <w:tcBorders>
           <w:top w:val="none" w:color="000000" w:sz="4" w:space="0"/>
@@ -16136,7 +15371,30 @@
         </w:tcBorders>
       </w:tcPr>
     </w:tblStylePr>
-    <w:tblStylePr w:type="firstRow">
+    <w:tblStylePr w:type="lastCol">
+      <w:rPr>
+        <w:i/>
+        <w:color w:val="404040"/>
+      </w:rPr>
+      <w:pPr>
+        <w:pBdr/>
+        <w:spacing/>
+        <w:ind/>
+      </w:pPr>
+      <w:tblPr>
+        <w:tblBorders/>
+      </w:tblPr>
+      <w:tcPr>
+        <w:shd w:color="ffffff"/>
+        <w:tcBorders>
+          <w:top w:val="none" w:color="000000" w:sz="4" w:space="0"/>
+          <w:left w:val="none" w:color="000000" w:sz="4" w:space="0"/>
+          <w:bottom w:val="none" w:color="000000" w:sz="4" w:space="0"/>
+          <w:right w:val="none" w:color="000000" w:sz="4" w:space="0"/>
+        </w:tcBorders>
+      </w:tcPr>
+    </w:tblStylePr>
+    <w:tblStylePr w:type="lastRow">
       <w:rPr>
         <w:b/>
         <w:color w:val="404040"/>
@@ -16159,52 +15417,6 @@
         </w:tcBorders>
       </w:tcPr>
     </w:tblStylePr>
-    <w:tblStylePr w:type="lastCol">
-      <w:rPr>
-        <w:i/>
-        <w:color w:val="404040"/>
-      </w:rPr>
-      <w:pPr>
-        <w:pBdr/>
-        <w:spacing/>
-        <w:ind/>
-      </w:pPr>
-      <w:tblPr>
-        <w:tblBorders/>
-      </w:tblPr>
-      <w:tcPr>
-        <w:shd w:val="clear" w:color="ffffff"/>
-        <w:tcBorders>
-          <w:top w:val="none" w:color="000000" w:sz="4" w:space="0"/>
-          <w:left w:val="none" w:color="000000" w:sz="4" w:space="0"/>
-          <w:bottom w:val="none" w:color="000000" w:sz="4" w:space="0"/>
-          <w:right w:val="none" w:color="000000" w:sz="4" w:space="0"/>
-        </w:tcBorders>
-      </w:tcPr>
-    </w:tblStylePr>
-    <w:tblStylePr w:type="lastRow">
-      <w:rPr>
-        <w:b/>
-        <w:color w:val="404040"/>
-      </w:rPr>
-      <w:pPr>
-        <w:pBdr/>
-        <w:spacing/>
-        <w:ind/>
-      </w:pPr>
-      <w:tblPr>
-        <w:tblBorders/>
-      </w:tblPr>
-      <w:tcPr>
-        <w:shd w:val="clear" w:color="ffffff"/>
-        <w:tcBorders>
-          <w:top w:val="none" w:color="000000" w:sz="4" w:space="0"/>
-          <w:left w:val="none" w:color="000000" w:sz="4" w:space="0"/>
-          <w:bottom w:val="none" w:color="000000" w:sz="4" w:space="0"/>
-          <w:right w:val="none" w:color="000000" w:sz="4" w:space="0"/>
-        </w:tcBorders>
-      </w:tcPr>
-    </w:tblStylePr>
     <w:tblStylePr w:type="nwCell">
       <w:pPr>
         <w:pBdr/>
@@ -16271,9 +15483,9 @@
       </w:tcPr>
     </w:tblStylePr>
   </w:style>
-  <w:style w:type="table" w:styleId="952">
+  <w:style w:type="table" w:styleId="34">
     <w:name w:val="Grid Table 3 - Accent 1"/>
-    <w:basedOn w:val="1109"/>
+    <w:basedOn w:val="935"/>
     <w:uiPriority w:val="99"/>
     <w:pPr>
       <w:pBdr/>
@@ -16372,6 +15584,29 @@
         <w:tblBorders/>
       </w:tblPr>
       <w:tcPr>
+        <w:shd w:color="ffffff"/>
+        <w:tcBorders>
+          <w:top w:val="none" w:color="000000" w:sz="4" w:space="0"/>
+          <w:left w:val="none" w:color="000000" w:sz="4" w:space="0"/>
+          <w:bottom w:val="none" w:color="000000" w:sz="4" w:space="0"/>
+          <w:right w:val="none" w:color="000000" w:sz="4" w:space="0"/>
+        </w:tcBorders>
+      </w:tcPr>
+    </w:tblStylePr>
+    <w:tblStylePr w:type="firstRow">
+      <w:rPr>
+        <w:b/>
+        <w:color w:val="404040"/>
+      </w:rPr>
+      <w:pPr>
+        <w:pBdr/>
+        <w:spacing/>
+        <w:ind/>
+      </w:pPr>
+      <w:tblPr>
+        <w:tblBorders/>
+      </w:tblPr>
+      <w:tcPr>
         <w:shd w:val="clear" w:color="ffffff"/>
         <w:tcBorders>
           <w:top w:val="none" w:color="000000" w:sz="4" w:space="0"/>
@@ -16381,7 +15616,30 @@
         </w:tcBorders>
       </w:tcPr>
     </w:tblStylePr>
-    <w:tblStylePr w:type="firstRow">
+    <w:tblStylePr w:type="lastCol">
+      <w:rPr>
+        <w:i/>
+        <w:color w:val="404040"/>
+      </w:rPr>
+      <w:pPr>
+        <w:pBdr/>
+        <w:spacing/>
+        <w:ind/>
+      </w:pPr>
+      <w:tblPr>
+        <w:tblBorders/>
+      </w:tblPr>
+      <w:tcPr>
+        <w:shd w:color="ffffff"/>
+        <w:tcBorders>
+          <w:top w:val="none" w:color="000000" w:sz="4" w:space="0"/>
+          <w:left w:val="none" w:color="000000" w:sz="4" w:space="0"/>
+          <w:bottom w:val="none" w:color="000000" w:sz="4" w:space="0"/>
+          <w:right w:val="none" w:color="000000" w:sz="4" w:space="0"/>
+        </w:tcBorders>
+      </w:tcPr>
+    </w:tblStylePr>
+    <w:tblStylePr w:type="lastRow">
       <w:rPr>
         <w:b/>
         <w:color w:val="404040"/>
@@ -16404,52 +15662,6 @@
         </w:tcBorders>
       </w:tcPr>
     </w:tblStylePr>
-    <w:tblStylePr w:type="lastCol">
-      <w:rPr>
-        <w:i/>
-        <w:color w:val="404040"/>
-      </w:rPr>
-      <w:pPr>
-        <w:pBdr/>
-        <w:spacing/>
-        <w:ind/>
-      </w:pPr>
-      <w:tblPr>
-        <w:tblBorders/>
-      </w:tblPr>
-      <w:tcPr>
-        <w:shd w:val="clear" w:color="ffffff"/>
-        <w:tcBorders>
-          <w:top w:val="none" w:color="000000" w:sz="4" w:space="0"/>
-          <w:left w:val="none" w:color="000000" w:sz="4" w:space="0"/>
-          <w:bottom w:val="none" w:color="000000" w:sz="4" w:space="0"/>
-          <w:right w:val="none" w:color="000000" w:sz="4" w:space="0"/>
-        </w:tcBorders>
-      </w:tcPr>
-    </w:tblStylePr>
-    <w:tblStylePr w:type="lastRow">
-      <w:rPr>
-        <w:b/>
-        <w:color w:val="404040"/>
-      </w:rPr>
-      <w:pPr>
-        <w:pBdr/>
-        <w:spacing/>
-        <w:ind/>
-      </w:pPr>
-      <w:tblPr>
-        <w:tblBorders/>
-      </w:tblPr>
-      <w:tcPr>
-        <w:shd w:val="clear" w:color="ffffff"/>
-        <w:tcBorders>
-          <w:top w:val="none" w:color="000000" w:sz="4" w:space="0"/>
-          <w:left w:val="none" w:color="000000" w:sz="4" w:space="0"/>
-          <w:bottom w:val="none" w:color="000000" w:sz="4" w:space="0"/>
-          <w:right w:val="none" w:color="000000" w:sz="4" w:space="0"/>
-        </w:tcBorders>
-      </w:tcPr>
-    </w:tblStylePr>
     <w:tblStylePr w:type="nwCell">
       <w:pPr>
         <w:pBdr/>
@@ -16516,9 +15728,9 @@
       </w:tcPr>
     </w:tblStylePr>
   </w:style>
-  <w:style w:type="table" w:styleId="953">
+  <w:style w:type="table" w:styleId="35">
     <w:name w:val="Grid Table 3 - Accent 2"/>
-    <w:basedOn w:val="1109"/>
+    <w:basedOn w:val="935"/>
     <w:uiPriority w:val="99"/>
     <w:pPr>
       <w:pBdr/>
@@ -16617,6 +15829,29 @@
         <w:tblBorders/>
       </w:tblPr>
       <w:tcPr>
+        <w:shd w:color="ffffff"/>
+        <w:tcBorders>
+          <w:top w:val="none" w:color="000000" w:sz="4" w:space="0"/>
+          <w:left w:val="none" w:color="000000" w:sz="4" w:space="0"/>
+          <w:bottom w:val="none" w:color="000000" w:sz="4" w:space="0"/>
+          <w:right w:val="none" w:color="000000" w:sz="4" w:space="0"/>
+        </w:tcBorders>
+      </w:tcPr>
+    </w:tblStylePr>
+    <w:tblStylePr w:type="firstRow">
+      <w:rPr>
+        <w:b/>
+        <w:color w:val="404040"/>
+      </w:rPr>
+      <w:pPr>
+        <w:pBdr/>
+        <w:spacing/>
+        <w:ind/>
+      </w:pPr>
+      <w:tblPr>
+        <w:tblBorders/>
+      </w:tblPr>
+      <w:tcPr>
         <w:shd w:val="clear" w:color="ffffff"/>
         <w:tcBorders>
           <w:top w:val="none" w:color="000000" w:sz="4" w:space="0"/>
@@ -16626,7 +15861,30 @@
         </w:tcBorders>
       </w:tcPr>
     </w:tblStylePr>
-    <w:tblStylePr w:type="firstRow">
+    <w:tblStylePr w:type="lastCol">
+      <w:rPr>
+        <w:i/>
+        <w:color w:val="404040"/>
+      </w:rPr>
+      <w:pPr>
+        <w:pBdr/>
+        <w:spacing/>
+        <w:ind/>
+      </w:pPr>
+      <w:tblPr>
+        <w:tblBorders/>
+      </w:tblPr>
+      <w:tcPr>
+        <w:shd w:color="ffffff"/>
+        <w:tcBorders>
+          <w:top w:val="none" w:color="000000" w:sz="4" w:space="0"/>
+          <w:left w:val="none" w:color="000000" w:sz="4" w:space="0"/>
+          <w:bottom w:val="none" w:color="000000" w:sz="4" w:space="0"/>
+          <w:right w:val="none" w:color="000000" w:sz="4" w:space="0"/>
+        </w:tcBorders>
+      </w:tcPr>
+    </w:tblStylePr>
+    <w:tblStylePr w:type="lastRow">
       <w:rPr>
         <w:b/>
         <w:color w:val="404040"/>
@@ -16649,52 +15907,6 @@
         </w:tcBorders>
       </w:tcPr>
     </w:tblStylePr>
-    <w:tblStylePr w:type="lastCol">
-      <w:rPr>
-        <w:i/>
-        <w:color w:val="404040"/>
-      </w:rPr>
-      <w:pPr>
-        <w:pBdr/>
-        <w:spacing/>
-        <w:ind/>
-      </w:pPr>
-      <w:tblPr>
-        <w:tblBorders/>
-      </w:tblPr>
-      <w:tcPr>
-        <w:shd w:val="clear" w:color="ffffff"/>
-        <w:tcBorders>
-          <w:top w:val="none" w:color="000000" w:sz="4" w:space="0"/>
-          <w:left w:val="none" w:color="000000" w:sz="4" w:space="0"/>
-          <w:bottom w:val="none" w:color="000000" w:sz="4" w:space="0"/>
-          <w:right w:val="none" w:color="000000" w:sz="4" w:space="0"/>
-        </w:tcBorders>
-      </w:tcPr>
-    </w:tblStylePr>
-    <w:tblStylePr w:type="lastRow">
-      <w:rPr>
-        <w:b/>
-        <w:color w:val="404040"/>
-      </w:rPr>
-      <w:pPr>
-        <w:pBdr/>
-        <w:spacing/>
-        <w:ind/>
-      </w:pPr>
-      <w:tblPr>
-        <w:tblBorders/>
-      </w:tblPr>
-      <w:tcPr>
-        <w:shd w:val="clear" w:color="ffffff"/>
-        <w:tcBorders>
-          <w:top w:val="none" w:color="000000" w:sz="4" w:space="0"/>
-          <w:left w:val="none" w:color="000000" w:sz="4" w:space="0"/>
-          <w:bottom w:val="none" w:color="000000" w:sz="4" w:space="0"/>
-          <w:right w:val="none" w:color="000000" w:sz="4" w:space="0"/>
-        </w:tcBorders>
-      </w:tcPr>
-    </w:tblStylePr>
     <w:tblStylePr w:type="nwCell">
       <w:pPr>
         <w:pBdr/>
@@ -16761,9 +15973,9 @@
       </w:tcPr>
     </w:tblStylePr>
   </w:style>
-  <w:style w:type="table" w:styleId="954">
+  <w:style w:type="table" w:styleId="36">
     <w:name w:val="Grid Table 3 - Accent 3"/>
-    <w:basedOn w:val="1109"/>
+    <w:basedOn w:val="935"/>
     <w:uiPriority w:val="99"/>
     <w:pPr>
       <w:pBdr/>
@@ -16862,6 +16074,29 @@
         <w:tblBorders/>
       </w:tblPr>
       <w:tcPr>
+        <w:shd w:color="ffffff"/>
+        <w:tcBorders>
+          <w:top w:val="none" w:color="000000" w:sz="4" w:space="0"/>
+          <w:left w:val="none" w:color="000000" w:sz="4" w:space="0"/>
+          <w:bottom w:val="none" w:color="000000" w:sz="4" w:space="0"/>
+          <w:right w:val="none" w:color="000000" w:sz="4" w:space="0"/>
+        </w:tcBorders>
+      </w:tcPr>
+    </w:tblStylePr>
+    <w:tblStylePr w:type="firstRow">
+      <w:rPr>
+        <w:b/>
+        <w:color w:val="404040"/>
+      </w:rPr>
+      <w:pPr>
+        <w:pBdr/>
+        <w:spacing/>
+        <w:ind/>
+      </w:pPr>
+      <w:tblPr>
+        <w:tblBorders/>
+      </w:tblPr>
+      <w:tcPr>
         <w:shd w:val="clear" w:color="ffffff"/>
         <w:tcBorders>
           <w:top w:val="none" w:color="000000" w:sz="4" w:space="0"/>
@@ -16871,7 +16106,30 @@
         </w:tcBorders>
       </w:tcPr>
     </w:tblStylePr>
-    <w:tblStylePr w:type="firstRow">
+    <w:tblStylePr w:type="lastCol">
+      <w:rPr>
+        <w:i/>
+        <w:color w:val="404040"/>
+      </w:rPr>
+      <w:pPr>
+        <w:pBdr/>
+        <w:spacing/>
+        <w:ind/>
+      </w:pPr>
+      <w:tblPr>
+        <w:tblBorders/>
+      </w:tblPr>
+      <w:tcPr>
+        <w:shd w:color="ffffff"/>
+        <w:tcBorders>
+          <w:top w:val="none" w:color="000000" w:sz="4" w:space="0"/>
+          <w:left w:val="none" w:color="000000" w:sz="4" w:space="0"/>
+          <w:bottom w:val="none" w:color="000000" w:sz="4" w:space="0"/>
+          <w:right w:val="none" w:color="000000" w:sz="4" w:space="0"/>
+        </w:tcBorders>
+      </w:tcPr>
+    </w:tblStylePr>
+    <w:tblStylePr w:type="lastRow">
       <w:rPr>
         <w:b/>
         <w:color w:val="404040"/>
@@ -16894,52 +16152,6 @@
         </w:tcBorders>
       </w:tcPr>
     </w:tblStylePr>
-    <w:tblStylePr w:type="lastCol">
-      <w:rPr>
-        <w:i/>
-        <w:color w:val="404040"/>
-      </w:rPr>
-      <w:pPr>
-        <w:pBdr/>
-        <w:spacing/>
-        <w:ind/>
-      </w:pPr>
-      <w:tblPr>
-        <w:tblBorders/>
-      </w:tblPr>
-      <w:tcPr>
-        <w:shd w:val="clear" w:color="ffffff"/>
-        <w:tcBorders>
-          <w:top w:val="none" w:color="000000" w:sz="4" w:space="0"/>
-          <w:left w:val="none" w:color="000000" w:sz="4" w:space="0"/>
-          <w:bottom w:val="none" w:color="000000" w:sz="4" w:space="0"/>
-          <w:right w:val="none" w:color="000000" w:sz="4" w:space="0"/>
-        </w:tcBorders>
-      </w:tcPr>
-    </w:tblStylePr>
-    <w:tblStylePr w:type="lastRow">
-      <w:rPr>
-        <w:b/>
-        <w:color w:val="404040"/>
-      </w:rPr>
-      <w:pPr>
-        <w:pBdr/>
-        <w:spacing/>
-        <w:ind/>
-      </w:pPr>
-      <w:tblPr>
-        <w:tblBorders/>
-      </w:tblPr>
-      <w:tcPr>
-        <w:shd w:val="clear" w:color="ffffff"/>
-        <w:tcBorders>
-          <w:top w:val="none" w:color="000000" w:sz="4" w:space="0"/>
-          <w:left w:val="none" w:color="000000" w:sz="4" w:space="0"/>
-          <w:bottom w:val="none" w:color="000000" w:sz="4" w:space="0"/>
-          <w:right w:val="none" w:color="000000" w:sz="4" w:space="0"/>
-        </w:tcBorders>
-      </w:tcPr>
-    </w:tblStylePr>
     <w:tblStylePr w:type="nwCell">
       <w:pPr>
         <w:pBdr/>
@@ -17006,9 +16218,9 @@
       </w:tcPr>
     </w:tblStylePr>
   </w:style>
-  <w:style w:type="table" w:styleId="955">
+  <w:style w:type="table" w:styleId="37">
     <w:name w:val="Grid Table 3 - Accent 4"/>
-    <w:basedOn w:val="1109"/>
+    <w:basedOn w:val="935"/>
     <w:uiPriority w:val="99"/>
     <w:pPr>
       <w:pBdr/>
@@ -17107,6 +16319,29 @@
         <w:tblBorders/>
       </w:tblPr>
       <w:tcPr>
+        <w:shd w:color="ffffff"/>
+        <w:tcBorders>
+          <w:top w:val="none" w:color="000000" w:sz="4" w:space="0"/>
+          <w:left w:val="none" w:color="000000" w:sz="4" w:space="0"/>
+          <w:bottom w:val="none" w:color="000000" w:sz="4" w:space="0"/>
+          <w:right w:val="none" w:color="000000" w:sz="4" w:space="0"/>
+        </w:tcBorders>
+      </w:tcPr>
+    </w:tblStylePr>
+    <w:tblStylePr w:type="firstRow">
+      <w:rPr>
+        <w:b/>
+        <w:color w:val="404040"/>
+      </w:rPr>
+      <w:pPr>
+        <w:pBdr/>
+        <w:spacing/>
+        <w:ind/>
+      </w:pPr>
+      <w:tblPr>
+        <w:tblBorders/>
+      </w:tblPr>
+      <w:tcPr>
         <w:shd w:val="clear" w:color="ffffff"/>
         <w:tcBorders>
           <w:top w:val="none" w:color="000000" w:sz="4" w:space="0"/>
@@ -17116,7 +16351,30 @@
         </w:tcBorders>
       </w:tcPr>
     </w:tblStylePr>
-    <w:tblStylePr w:type="firstRow">
+    <w:tblStylePr w:type="lastCol">
+      <w:rPr>
+        <w:i/>
+        <w:color w:val="404040"/>
+      </w:rPr>
+      <w:pPr>
+        <w:pBdr/>
+        <w:spacing/>
+        <w:ind/>
+      </w:pPr>
+      <w:tblPr>
+        <w:tblBorders/>
+      </w:tblPr>
+      <w:tcPr>
+        <w:shd w:color="ffffff"/>
+        <w:tcBorders>
+          <w:top w:val="none" w:color="000000" w:sz="4" w:space="0"/>
+          <w:left w:val="none" w:color="000000" w:sz="4" w:space="0"/>
+          <w:bottom w:val="none" w:color="000000" w:sz="4" w:space="0"/>
+          <w:right w:val="none" w:color="000000" w:sz="4" w:space="0"/>
+        </w:tcBorders>
+      </w:tcPr>
+    </w:tblStylePr>
+    <w:tblStylePr w:type="lastRow">
       <w:rPr>
         <w:b/>
         <w:color w:val="404040"/>
@@ -17139,52 +16397,6 @@
         </w:tcBorders>
       </w:tcPr>
     </w:tblStylePr>
-    <w:tblStylePr w:type="lastCol">
-      <w:rPr>
-        <w:i/>
-        <w:color w:val="404040"/>
-      </w:rPr>
-      <w:pPr>
-        <w:pBdr/>
-        <w:spacing/>
-        <w:ind/>
-      </w:pPr>
-      <w:tblPr>
-        <w:tblBorders/>
-      </w:tblPr>
-      <w:tcPr>
-        <w:shd w:val="clear" w:color="ffffff"/>
-        <w:tcBorders>
-          <w:top w:val="none" w:color="000000" w:sz="4" w:space="0"/>
-          <w:left w:val="none" w:color="000000" w:sz="4" w:space="0"/>
-          <w:bottom w:val="none" w:color="000000" w:sz="4" w:space="0"/>
-          <w:right w:val="none" w:color="000000" w:sz="4" w:space="0"/>
-        </w:tcBorders>
-      </w:tcPr>
-    </w:tblStylePr>
-    <w:tblStylePr w:type="lastRow">
-      <w:rPr>
-        <w:b/>
-        <w:color w:val="404040"/>
-      </w:rPr>
-      <w:pPr>
-        <w:pBdr/>
-        <w:spacing/>
-        <w:ind/>
-      </w:pPr>
-      <w:tblPr>
-        <w:tblBorders/>
-      </w:tblPr>
-      <w:tcPr>
-        <w:shd w:val="clear" w:color="ffffff"/>
-        <w:tcBorders>
-          <w:top w:val="none" w:color="000000" w:sz="4" w:space="0"/>
-          <w:left w:val="none" w:color="000000" w:sz="4" w:space="0"/>
-          <w:bottom w:val="none" w:color="000000" w:sz="4" w:space="0"/>
-          <w:right w:val="none" w:color="000000" w:sz="4" w:space="0"/>
-        </w:tcBorders>
-      </w:tcPr>
-    </w:tblStylePr>
     <w:tblStylePr w:type="nwCell">
       <w:pPr>
         <w:pBdr/>
@@ -17251,9 +16463,9 @@
       </w:tcPr>
     </w:tblStylePr>
   </w:style>
-  <w:style w:type="table" w:styleId="956">
+  <w:style w:type="table" w:styleId="38">
     <w:name w:val="Grid Table 3 - Accent 5"/>
-    <w:basedOn w:val="1109"/>
+    <w:basedOn w:val="935"/>
     <w:uiPriority w:val="99"/>
     <w:pPr>
       <w:pBdr/>
@@ -17352,6 +16564,29 @@
         <w:tblBorders/>
       </w:tblPr>
       <w:tcPr>
+        <w:shd w:color="ffffff"/>
+        <w:tcBorders>
+          <w:top w:val="none" w:color="000000" w:sz="4" w:space="0"/>
+          <w:left w:val="none" w:color="000000" w:sz="4" w:space="0"/>
+          <w:bottom w:val="none" w:color="000000" w:sz="4" w:space="0"/>
+          <w:right w:val="none" w:color="000000" w:sz="4" w:space="0"/>
+        </w:tcBorders>
+      </w:tcPr>
+    </w:tblStylePr>
+    <w:tblStylePr w:type="firstRow">
+      <w:rPr>
+        <w:b/>
+        <w:color w:val="404040"/>
+      </w:rPr>
+      <w:pPr>
+        <w:pBdr/>
+        <w:spacing/>
+        <w:ind/>
+      </w:pPr>
+      <w:tblPr>
+        <w:tblBorders/>
+      </w:tblPr>
+      <w:tcPr>
         <w:shd w:val="clear" w:color="ffffff"/>
         <w:tcBorders>
           <w:top w:val="none" w:color="000000" w:sz="4" w:space="0"/>
@@ -17361,7 +16596,30 @@
         </w:tcBorders>
       </w:tcPr>
     </w:tblStylePr>
-    <w:tblStylePr w:type="firstRow">
+    <w:tblStylePr w:type="lastCol">
+      <w:rPr>
+        <w:i/>
+        <w:color w:val="404040"/>
+      </w:rPr>
+      <w:pPr>
+        <w:pBdr/>
+        <w:spacing/>
+        <w:ind/>
+      </w:pPr>
+      <w:tblPr>
+        <w:tblBorders/>
+      </w:tblPr>
+      <w:tcPr>
+        <w:shd w:color="ffffff"/>
+        <w:tcBorders>
+          <w:top w:val="none" w:color="000000" w:sz="4" w:space="0"/>
+          <w:left w:val="none" w:color="000000" w:sz="4" w:space="0"/>
+          <w:bottom w:val="none" w:color="000000" w:sz="4" w:space="0"/>
+          <w:right w:val="none" w:color="000000" w:sz="4" w:space="0"/>
+        </w:tcBorders>
+      </w:tcPr>
+    </w:tblStylePr>
+    <w:tblStylePr w:type="lastRow">
       <w:rPr>
         <w:b/>
         <w:color w:val="404040"/>
@@ -17384,52 +16642,6 @@
         </w:tcBorders>
       </w:tcPr>
     </w:tblStylePr>
-    <w:tblStylePr w:type="lastCol">
-      <w:rPr>
-        <w:i/>
-        <w:color w:val="404040"/>
-      </w:rPr>
-      <w:pPr>
-        <w:pBdr/>
-        <w:spacing/>
-        <w:ind/>
-      </w:pPr>
-      <w:tblPr>
-        <w:tblBorders/>
-      </w:tblPr>
-      <w:tcPr>
-        <w:shd w:val="clear" w:color="ffffff"/>
-        <w:tcBorders>
-          <w:top w:val="none" w:color="000000" w:sz="4" w:space="0"/>
-          <w:left w:val="none" w:color="000000" w:sz="4" w:space="0"/>
-          <w:bottom w:val="none" w:color="000000" w:sz="4" w:space="0"/>
-          <w:right w:val="none" w:color="000000" w:sz="4" w:space="0"/>
-        </w:tcBorders>
-      </w:tcPr>
-    </w:tblStylePr>
-    <w:tblStylePr w:type="lastRow">
-      <w:rPr>
-        <w:b/>
-        <w:color w:val="404040"/>
-      </w:rPr>
-      <w:pPr>
-        <w:pBdr/>
-        <w:spacing/>
-        <w:ind/>
-      </w:pPr>
-      <w:tblPr>
-        <w:tblBorders/>
-      </w:tblPr>
-      <w:tcPr>
-        <w:shd w:val="clear" w:color="ffffff"/>
-        <w:tcBorders>
-          <w:top w:val="none" w:color="000000" w:sz="4" w:space="0"/>
-          <w:left w:val="none" w:color="000000" w:sz="4" w:space="0"/>
-          <w:bottom w:val="none" w:color="000000" w:sz="4" w:space="0"/>
-          <w:right w:val="none" w:color="000000" w:sz="4" w:space="0"/>
-        </w:tcBorders>
-      </w:tcPr>
-    </w:tblStylePr>
     <w:tblStylePr w:type="nwCell">
       <w:pPr>
         <w:pBdr/>
@@ -17496,9 +16708,9 @@
       </w:tcPr>
     </w:tblStylePr>
   </w:style>
-  <w:style w:type="table" w:styleId="957">
+  <w:style w:type="table" w:styleId="39">
     <w:name w:val="Grid Table 3 - Accent 6"/>
-    <w:basedOn w:val="1109"/>
+    <w:basedOn w:val="935"/>
     <w:uiPriority w:val="99"/>
     <w:pPr>
       <w:pBdr/>
@@ -17597,6 +16809,29 @@
         <w:tblBorders/>
       </w:tblPr>
       <w:tcPr>
+        <w:shd w:color="ffffff"/>
+        <w:tcBorders>
+          <w:top w:val="none" w:color="000000" w:sz="4" w:space="0"/>
+          <w:left w:val="none" w:color="000000" w:sz="4" w:space="0"/>
+          <w:bottom w:val="none" w:color="000000" w:sz="4" w:space="0"/>
+          <w:right w:val="none" w:color="000000" w:sz="4" w:space="0"/>
+        </w:tcBorders>
+      </w:tcPr>
+    </w:tblStylePr>
+    <w:tblStylePr w:type="firstRow">
+      <w:rPr>
+        <w:b/>
+        <w:color w:val="404040"/>
+      </w:rPr>
+      <w:pPr>
+        <w:pBdr/>
+        <w:spacing/>
+        <w:ind/>
+      </w:pPr>
+      <w:tblPr>
+        <w:tblBorders/>
+      </w:tblPr>
+      <w:tcPr>
         <w:shd w:val="clear" w:color="ffffff"/>
         <w:tcBorders>
           <w:top w:val="none" w:color="000000" w:sz="4" w:space="0"/>
@@ -17606,7 +16841,30 @@
         </w:tcBorders>
       </w:tcPr>
     </w:tblStylePr>
-    <w:tblStylePr w:type="firstRow">
+    <w:tblStylePr w:type="lastCol">
+      <w:rPr>
+        <w:i/>
+        <w:color w:val="404040"/>
+      </w:rPr>
+      <w:pPr>
+        <w:pBdr/>
+        <w:spacing/>
+        <w:ind/>
+      </w:pPr>
+      <w:tblPr>
+        <w:tblBorders/>
+      </w:tblPr>
+      <w:tcPr>
+        <w:shd w:color="ffffff"/>
+        <w:tcBorders>
+          <w:top w:val="none" w:color="000000" w:sz="4" w:space="0"/>
+          <w:left w:val="none" w:color="000000" w:sz="4" w:space="0"/>
+          <w:bottom w:val="none" w:color="000000" w:sz="4" w:space="0"/>
+          <w:right w:val="none" w:color="000000" w:sz="4" w:space="0"/>
+        </w:tcBorders>
+      </w:tcPr>
+    </w:tblStylePr>
+    <w:tblStylePr w:type="lastRow">
       <w:rPr>
         <w:b/>
         <w:color w:val="404040"/>
@@ -17629,52 +16887,6 @@
         </w:tcBorders>
       </w:tcPr>
     </w:tblStylePr>
-    <w:tblStylePr w:type="lastCol">
-      <w:rPr>
-        <w:i/>
-        <w:color w:val="404040"/>
-      </w:rPr>
-      <w:pPr>
-        <w:pBdr/>
-        <w:spacing/>
-        <w:ind/>
-      </w:pPr>
-      <w:tblPr>
-        <w:tblBorders/>
-      </w:tblPr>
-      <w:tcPr>
-        <w:shd w:val="clear" w:color="ffffff"/>
-        <w:tcBorders>
-          <w:top w:val="none" w:color="000000" w:sz="4" w:space="0"/>
-          <w:left w:val="none" w:color="000000" w:sz="4" w:space="0"/>
-          <w:bottom w:val="none" w:color="000000" w:sz="4" w:space="0"/>
-          <w:right w:val="none" w:color="000000" w:sz="4" w:space="0"/>
-        </w:tcBorders>
-      </w:tcPr>
-    </w:tblStylePr>
-    <w:tblStylePr w:type="lastRow">
-      <w:rPr>
-        <w:b/>
-        <w:color w:val="404040"/>
-      </w:rPr>
-      <w:pPr>
-        <w:pBdr/>
-        <w:spacing/>
-        <w:ind/>
-      </w:pPr>
-      <w:tblPr>
-        <w:tblBorders/>
-      </w:tblPr>
-      <w:tcPr>
-        <w:shd w:val="clear" w:color="ffffff"/>
-        <w:tcBorders>
-          <w:top w:val="none" w:color="000000" w:sz="4" w:space="0"/>
-          <w:left w:val="none" w:color="000000" w:sz="4" w:space="0"/>
-          <w:bottom w:val="none" w:color="000000" w:sz="4" w:space="0"/>
-          <w:right w:val="none" w:color="000000" w:sz="4" w:space="0"/>
-        </w:tcBorders>
-      </w:tcPr>
-    </w:tblStylePr>
     <w:tblStylePr w:type="nwCell">
       <w:pPr>
         <w:pBdr/>
@@ -17741,9 +16953,9 @@
       </w:tcPr>
     </w:tblStylePr>
   </w:style>
-  <w:style w:type="table" w:styleId="958">
+  <w:style w:type="table" w:styleId="40">
     <w:name w:val="Grid Table 4"/>
-    <w:basedOn w:val="1109"/>
+    <w:basedOn w:val="935"/>
     <w:uiPriority w:val="59"/>
     <w:pPr>
       <w:pBdr/>
@@ -17974,9 +17186,9 @@
       </w:tcPr>
     </w:tblStylePr>
   </w:style>
-  <w:style w:type="table" w:styleId="959">
+  <w:style w:type="table" w:styleId="41">
     <w:name w:val="Grid Table 4 - Accent 1"/>
-    <w:basedOn w:val="1109"/>
+    <w:basedOn w:val="935"/>
     <w:uiPriority w:val="59"/>
     <w:pPr>
       <w:pBdr/>
@@ -18207,9 +17419,9 @@
       </w:tcPr>
     </w:tblStylePr>
   </w:style>
-  <w:style w:type="table" w:styleId="960">
+  <w:style w:type="table" w:styleId="42">
     <w:name w:val="Grid Table 4 - Accent 2"/>
-    <w:basedOn w:val="1109"/>
+    <w:basedOn w:val="935"/>
     <w:uiPriority w:val="59"/>
     <w:pPr>
       <w:pBdr/>
@@ -18440,9 +17652,9 @@
       </w:tcPr>
     </w:tblStylePr>
   </w:style>
-  <w:style w:type="table" w:styleId="961">
+  <w:style w:type="table" w:styleId="43">
     <w:name w:val="Grid Table 4 - Accent 3"/>
-    <w:basedOn w:val="1109"/>
+    <w:basedOn w:val="935"/>
     <w:uiPriority w:val="59"/>
     <w:pPr>
       <w:pBdr/>
@@ -18673,9 +17885,9 @@
       </w:tcPr>
     </w:tblStylePr>
   </w:style>
-  <w:style w:type="table" w:styleId="962">
+  <w:style w:type="table" w:styleId="44">
     <w:name w:val="Grid Table 4 - Accent 4"/>
-    <w:basedOn w:val="1109"/>
+    <w:basedOn w:val="935"/>
     <w:uiPriority w:val="59"/>
     <w:pPr>
       <w:pBdr/>
@@ -18906,9 +18118,9 @@
       </w:tcPr>
     </w:tblStylePr>
   </w:style>
-  <w:style w:type="table" w:styleId="963">
+  <w:style w:type="table" w:styleId="45">
     <w:name w:val="Grid Table 4 - Accent 5"/>
-    <w:basedOn w:val="1109"/>
+    <w:basedOn w:val="935"/>
     <w:uiPriority w:val="59"/>
     <w:pPr>
       <w:pBdr/>
@@ -19139,9 +18351,9 @@
       </w:tcPr>
     </w:tblStylePr>
   </w:style>
-  <w:style w:type="table" w:styleId="964">
+  <w:style w:type="table" w:styleId="46">
     <w:name w:val="Grid Table 4 - Accent 6"/>
-    <w:basedOn w:val="1109"/>
+    <w:basedOn w:val="935"/>
     <w:uiPriority w:val="59"/>
     <w:pPr>
       <w:pBdr/>
@@ -19372,9 +18584,9 @@
       </w:tcPr>
     </w:tblStylePr>
   </w:style>
-  <w:style w:type="table" w:styleId="965">
+  <w:style w:type="table" w:styleId="47">
     <w:name w:val="Grid Table 5 Dark"/>
-    <w:basedOn w:val="1109"/>
+    <w:basedOn w:val="935"/>
     <w:uiPriority w:val="99"/>
     <w:pPr>
       <w:pBdr/>
@@ -19600,9 +18812,9 @@
       </w:tcPr>
     </w:tblStylePr>
   </w:style>
-  <w:style w:type="table" w:styleId="966">
+  <w:style w:type="table" w:styleId="48">
     <w:name w:val="Grid Table 5 Dark- Accent 1"/>
-    <w:basedOn w:val="1109"/>
+    <w:basedOn w:val="935"/>
     <w:uiPriority w:val="99"/>
     <w:pPr>
       <w:pBdr/>
@@ -19828,9 +19040,9 @@
       </w:tcPr>
     </w:tblStylePr>
   </w:style>
-  <w:style w:type="table" w:styleId="967">
+  <w:style w:type="table" w:styleId="49">
     <w:name w:val="Grid Table 5 Dark - Accent 2"/>
-    <w:basedOn w:val="1109"/>
+    <w:basedOn w:val="935"/>
     <w:uiPriority w:val="99"/>
     <w:pPr>
       <w:pBdr/>
@@ -20056,9 +19268,9 @@
       </w:tcPr>
     </w:tblStylePr>
   </w:style>
-  <w:style w:type="table" w:styleId="968">
+  <w:style w:type="table" w:styleId="50">
     <w:name w:val="Grid Table 5 Dark - Accent 3"/>
-    <w:basedOn w:val="1109"/>
+    <w:basedOn w:val="935"/>
     <w:uiPriority w:val="99"/>
     <w:pPr>
       <w:pBdr/>
@@ -20284,9 +19496,9 @@
       </w:tcPr>
     </w:tblStylePr>
   </w:style>
-  <w:style w:type="table" w:styleId="969">
+  <w:style w:type="table" w:styleId="51">
     <w:name w:val="Grid Table 5 Dark- Accent 4"/>
-    <w:basedOn w:val="1109"/>
+    <w:basedOn w:val="935"/>
     <w:uiPriority w:val="99"/>
     <w:pPr>
       <w:pBdr/>
@@ -20512,9 +19724,9 @@
       </w:tcPr>
     </w:tblStylePr>
   </w:style>
-  <w:style w:type="table" w:styleId="970">
+  <w:style w:type="table" w:styleId="52">
     <w:name w:val="Grid Table 5 Dark - Accent 5"/>
-    <w:basedOn w:val="1109"/>
+    <w:basedOn w:val="935"/>
     <w:uiPriority w:val="99"/>
     <w:pPr>
       <w:pBdr/>
@@ -20740,9 +19952,9 @@
       </w:tcPr>
     </w:tblStylePr>
   </w:style>
-  <w:style w:type="table" w:styleId="971">
+  <w:style w:type="table" w:styleId="53">
     <w:name w:val="Grid Table 5 Dark - Accent 6"/>
-    <w:basedOn w:val="1109"/>
+    <w:basedOn w:val="935"/>
     <w:uiPriority w:val="99"/>
     <w:pPr>
       <w:pBdr/>
@@ -20968,9 +20180,9 @@
       </w:tcPr>
     </w:tblStylePr>
   </w:style>
-  <w:style w:type="table" w:styleId="972">
+  <w:style w:type="table" w:styleId="54">
     <w:name w:val="Grid Table 6 Colorful"/>
-    <w:basedOn w:val="1109"/>
+    <w:basedOn w:val="935"/>
     <w:uiPriority w:val="99"/>
     <w:pPr>
       <w:pBdr/>
@@ -21198,9 +20410,9 @@
       </w:tcPr>
     </w:tblStylePr>
   </w:style>
-  <w:style w:type="table" w:styleId="973">
+  <w:style w:type="table" w:styleId="55">
     <w:name w:val="Grid Table 6 Colorful - Accent 1"/>
-    <w:basedOn w:val="1109"/>
+    <w:basedOn w:val="935"/>
     <w:uiPriority w:val="99"/>
     <w:pPr>
       <w:pBdr/>
@@ -21428,9 +20640,9 @@
       </w:tcPr>
     </w:tblStylePr>
   </w:style>
-  <w:style w:type="table" w:styleId="974">
+  <w:style w:type="table" w:styleId="56">
     <w:name w:val="Grid Table 6 Colorful - Accent 2"/>
-    <w:basedOn w:val="1109"/>
+    <w:basedOn w:val="935"/>
     <w:uiPriority w:val="99"/>
     <w:pPr>
       <w:pBdr/>
@@ -21658,9 +20870,9 @@
       </w:tcPr>
     </w:tblStylePr>
   </w:style>
-  <w:style w:type="table" w:styleId="975">
+  <w:style w:type="table" w:styleId="57">
     <w:name w:val="Grid Table 6 Colorful - Accent 3"/>
-    <w:basedOn w:val="1109"/>
+    <w:basedOn w:val="935"/>
     <w:uiPriority w:val="99"/>
     <w:pPr>
       <w:pBdr/>
@@ -21888,9 +21100,9 @@
       </w:tcPr>
     </w:tblStylePr>
   </w:style>
-  <w:style w:type="table" w:styleId="976">
+  <w:style w:type="table" w:styleId="58">
     <w:name w:val="Grid Table 6 Colorful - Accent 4"/>
-    <w:basedOn w:val="1109"/>
+    <w:basedOn w:val="935"/>
     <w:uiPriority w:val="99"/>
     <w:pPr>
       <w:pBdr/>
@@ -22118,9 +21330,9 @@
       </w:tcPr>
     </w:tblStylePr>
   </w:style>
-  <w:style w:type="table" w:styleId="977">
+  <w:style w:type="table" w:styleId="59">
     <w:name w:val="Grid Table 6 Colorful - Accent 5"/>
-    <w:basedOn w:val="1109"/>
+    <w:basedOn w:val="935"/>
     <w:uiPriority w:val="99"/>
     <w:pPr>
       <w:pBdr/>
@@ -22348,9 +21560,9 @@
       </w:tcPr>
     </w:tblStylePr>
   </w:style>
-  <w:style w:type="table" w:styleId="978">
+  <w:style w:type="table" w:styleId="60">
     <w:name w:val="Grid Table 6 Colorful - Accent 6"/>
-    <w:basedOn w:val="1109"/>
+    <w:basedOn w:val="935"/>
     <w:uiPriority w:val="99"/>
     <w:pPr>
       <w:pBdr/>
@@ -22578,9 +21790,9 @@
       </w:tcPr>
     </w:tblStylePr>
   </w:style>
-  <w:style w:type="table" w:styleId="979">
+  <w:style w:type="table" w:styleId="61">
     <w:name w:val="Grid Table 7 Colorful"/>
-    <w:basedOn w:val="1109"/>
+    <w:basedOn w:val="935"/>
     <w:uiPriority w:val="99"/>
     <w:pPr>
       <w:pBdr/>
@@ -22682,11 +21894,11 @@
         <w:tblBorders/>
       </w:tblPr>
       <w:tcPr>
-        <w:shd w:val="clear" w:color="ffffff"/>
+        <w:shd w:color="ffffff"/>
         <w:tcBorders>
-          <w:top w:val="none" w:color="000000" w:sz="4" w:space="0"/>
-          <w:left w:val="none" w:color="000000" w:sz="4" w:space="0"/>
-          <w:bottom w:val="none" w:color="000000" w:sz="4" w:space="0"/>
+          <w:top w:val="none"/>
+          <w:left w:val="none"/>
+          <w:bottom w:val="none"/>
           <w:right w:val="single" w:color="000000" w:themeColor="text1" w:themeTint="80" w:sz="4" w:space="0"/>
         </w:tcBorders>
       </w:tcPr>
@@ -22709,10 +21921,10 @@
       <w:tcPr>
         <w:shd w:val="clear" w:color="ffffff" w:themeColor="light1" w:fill="ffffff" w:themeFill="light1"/>
         <w:tcBorders>
-          <w:top w:val="none" w:color="000000" w:sz="4" w:space="0"/>
-          <w:left w:val="none" w:color="000000" w:sz="4" w:space="0"/>
+          <w:top w:val="none"/>
+          <w:left w:val="none"/>
           <w:bottom w:val="single" w:color="000000" w:themeColor="text1" w:themeTint="80" w:sz="4" w:space="0"/>
-          <w:right w:val="none" w:color="000000" w:sz="4" w:space="0"/>
+          <w:right w:val="none"/>
         </w:tcBorders>
       </w:tcPr>
     </w:tblStylePr>
@@ -22732,12 +21944,12 @@
         <w:tblBorders/>
       </w:tblPr>
       <w:tcPr>
-        <w:shd w:val="clear" w:color="ffffff"/>
+        <w:shd w:color="ffffff"/>
         <w:tcBorders>
-          <w:top w:val="none" w:color="000000" w:sz="4" w:space="0"/>
+          <w:top w:val="none"/>
           <w:left w:val="single" w:color="000000" w:themeColor="text1" w:themeTint="80" w:sz="4" w:space="0"/>
-          <w:bottom w:val="none" w:color="000000" w:sz="4" w:space="0"/>
-          <w:right w:val="none" w:color="000000" w:sz="4" w:space="0"/>
+          <w:bottom w:val="none"/>
+          <w:right w:val="none"/>
         </w:tcBorders>
       </w:tcPr>
     </w:tblStylePr>
@@ -22760,9 +21972,9 @@
         <w:shd w:val="clear" w:color="ffffff" w:themeColor="light1" w:fill="ffffff" w:themeFill="light1"/>
         <w:tcBorders>
           <w:top w:val="single" w:color="000000" w:themeColor="text1" w:themeTint="80" w:sz="4" w:space="0"/>
-          <w:left w:val="none" w:color="000000" w:sz="4" w:space="0"/>
-          <w:bottom w:val="none" w:color="000000" w:sz="4" w:space="0"/>
-          <w:right w:val="none" w:color="000000" w:sz="4" w:space="0"/>
+          <w:left w:val="none"/>
+          <w:bottom w:val="none"/>
+          <w:right w:val="none"/>
         </w:tcBorders>
       </w:tcPr>
     </w:tblStylePr>
@@ -22832,9 +22044,9 @@
       </w:tcPr>
     </w:tblStylePr>
   </w:style>
-  <w:style w:type="table" w:styleId="980">
+  <w:style w:type="table" w:styleId="62">
     <w:name w:val="Grid Table 7 Colorful - Accent 1"/>
-    <w:basedOn w:val="1109"/>
+    <w:basedOn w:val="935"/>
     <w:uiPriority w:val="99"/>
     <w:pPr>
       <w:pBdr/>
@@ -22936,11 +22148,11 @@
         <w:tblBorders/>
       </w:tblPr>
       <w:tcPr>
-        <w:shd w:val="clear" w:color="ffffff"/>
+        <w:shd w:color="ffffff"/>
         <w:tcBorders>
-          <w:top w:val="none" w:color="000000" w:sz="4" w:space="0"/>
-          <w:left w:val="none" w:color="000000" w:sz="4" w:space="0"/>
-          <w:bottom w:val="none" w:color="000000" w:sz="4" w:space="0"/>
+          <w:top w:val="none"/>
+          <w:left w:val="none"/>
+          <w:bottom w:val="none"/>
           <w:right w:val="single" w:color="000000" w:themeColor="accent1" w:themeTint="80" w:sz="4" w:space="0"/>
         </w:tcBorders>
       </w:tcPr>
@@ -22963,10 +22175,10 @@
       <w:tcPr>
         <w:shd w:val="clear" w:color="ffffff" w:themeColor="light1" w:fill="ffffff" w:themeFill="light1"/>
         <w:tcBorders>
-          <w:top w:val="none" w:color="000000" w:sz="4" w:space="0"/>
-          <w:left w:val="none" w:color="000000" w:sz="4" w:space="0"/>
+          <w:top w:val="none"/>
+          <w:left w:val="none"/>
           <w:bottom w:val="single" w:color="000000" w:themeColor="accent1" w:themeTint="80" w:sz="4" w:space="0"/>
-          <w:right w:val="none" w:color="000000" w:sz="4" w:space="0"/>
+          <w:right w:val="none"/>
         </w:tcBorders>
       </w:tcPr>
     </w:tblStylePr>
@@ -22986,12 +22198,12 @@
         <w:tblBorders/>
       </w:tblPr>
       <w:tcPr>
-        <w:shd w:val="clear" w:color="ffffff"/>
+        <w:shd w:color="ffffff"/>
         <w:tcBorders>
-          <w:top w:val="none" w:color="000000" w:sz="4" w:space="0"/>
+          <w:top w:val="none"/>
           <w:left w:val="single" w:color="000000" w:themeColor="accent1" w:themeTint="80" w:sz="4" w:space="0"/>
-          <w:bottom w:val="none" w:color="000000" w:sz="4" w:space="0"/>
-          <w:right w:val="none" w:color="000000" w:sz="4" w:space="0"/>
+          <w:bottom w:val="none"/>
+          <w:right w:val="none"/>
         </w:tcBorders>
       </w:tcPr>
     </w:tblStylePr>
@@ -23014,9 +22226,9 @@
         <w:shd w:val="clear" w:color="ffffff" w:themeColor="light1" w:fill="ffffff" w:themeFill="light1"/>
         <w:tcBorders>
           <w:top w:val="single" w:color="000000" w:themeColor="accent1" w:themeTint="80" w:sz="4" w:space="0"/>
-          <w:left w:val="none" w:color="000000" w:sz="4" w:space="0"/>
-          <w:bottom w:val="none" w:color="000000" w:sz="4" w:space="0"/>
-          <w:right w:val="none" w:color="000000" w:sz="4" w:space="0"/>
+          <w:left w:val="none"/>
+          <w:bottom w:val="none"/>
+          <w:right w:val="none"/>
         </w:tcBorders>
       </w:tcPr>
     </w:tblStylePr>
@@ -23086,9 +22298,9 @@
       </w:tcPr>
     </w:tblStylePr>
   </w:style>
-  <w:style w:type="table" w:styleId="981">
+  <w:style w:type="table" w:styleId="63">
     <w:name w:val="Grid Table 7 Colorful - Accent 2"/>
-    <w:basedOn w:val="1109"/>
+    <w:basedOn w:val="935"/>
     <w:uiPriority w:val="99"/>
     <w:pPr>
       <w:pBdr/>
@@ -23190,11 +22402,11 @@
         <w:tblBorders/>
       </w:tblPr>
       <w:tcPr>
-        <w:shd w:val="clear" w:color="ffffff"/>
+        <w:shd w:color="ffffff"/>
         <w:tcBorders>
-          <w:top w:val="none" w:color="000000" w:sz="4" w:space="0"/>
-          <w:left w:val="none" w:color="000000" w:sz="4" w:space="0"/>
-          <w:bottom w:val="none" w:color="000000" w:sz="4" w:space="0"/>
+          <w:top w:val="none"/>
+          <w:left w:val="none"/>
+          <w:bottom w:val="none"/>
           <w:right w:val="single" w:color="000000" w:themeColor="accent2" w:themeTint="97" w:sz="4" w:space="0"/>
         </w:tcBorders>
       </w:tcPr>
@@ -23217,10 +22429,10 @@
       <w:tcPr>
         <w:shd w:val="clear" w:color="ffffff" w:themeColor="light1" w:fill="ffffff" w:themeFill="light1"/>
         <w:tcBorders>
-          <w:top w:val="none" w:color="000000" w:sz="4" w:space="0"/>
-          <w:left w:val="none" w:color="000000" w:sz="4" w:space="0"/>
+          <w:top w:val="none"/>
+          <w:left w:val="none"/>
           <w:bottom w:val="single" w:color="000000" w:themeColor="accent2" w:themeTint="97" w:sz="4" w:space="0"/>
-          <w:right w:val="none" w:color="000000" w:sz="4" w:space="0"/>
+          <w:right w:val="none"/>
         </w:tcBorders>
       </w:tcPr>
     </w:tblStylePr>
@@ -23240,12 +22452,12 @@
         <w:tblBorders/>
       </w:tblPr>
       <w:tcPr>
-        <w:shd w:val="clear" w:color="ffffff"/>
+        <w:shd w:color="ffffff"/>
         <w:tcBorders>
-          <w:top w:val="none" w:color="000000" w:sz="4" w:space="0"/>
+          <w:top w:val="none"/>
           <w:left w:val="single" w:color="000000" w:themeColor="accent2" w:themeTint="97" w:sz="4" w:space="0"/>
-          <w:bottom w:val="none" w:color="000000" w:sz="4" w:space="0"/>
-          <w:right w:val="none" w:color="000000" w:sz="4" w:space="0"/>
+          <w:bottom w:val="none"/>
+          <w:right w:val="none"/>
         </w:tcBorders>
       </w:tcPr>
     </w:tblStylePr>
@@ -23268,9 +22480,9 @@
         <w:shd w:val="clear" w:color="ffffff" w:themeColor="light1" w:fill="ffffff" w:themeFill="light1"/>
         <w:tcBorders>
           <w:top w:val="single" w:color="000000" w:themeColor="accent2" w:themeTint="97" w:sz="4" w:space="0"/>
-          <w:left w:val="none" w:color="000000" w:sz="4" w:space="0"/>
-          <w:bottom w:val="none" w:color="000000" w:sz="4" w:space="0"/>
-          <w:right w:val="none" w:color="000000" w:sz="4" w:space="0"/>
+          <w:left w:val="none"/>
+          <w:bottom w:val="none"/>
+          <w:right w:val="none"/>
         </w:tcBorders>
       </w:tcPr>
     </w:tblStylePr>
@@ -23340,9 +22552,9 @@
       </w:tcPr>
     </w:tblStylePr>
   </w:style>
-  <w:style w:type="table" w:styleId="982">
+  <w:style w:type="table" w:styleId="64">
     <w:name w:val="Grid Table 7 Colorful - Accent 3"/>
-    <w:basedOn w:val="1109"/>
+    <w:basedOn w:val="935"/>
     <w:uiPriority w:val="99"/>
     <w:pPr>
       <w:pBdr/>
@@ -23444,11 +22656,11 @@
         <w:tblBorders/>
       </w:tblPr>
       <w:tcPr>
-        <w:shd w:val="clear" w:color="ffffff"/>
+        <w:shd w:color="ffffff"/>
         <w:tcBorders>
-          <w:top w:val="none" w:color="000000" w:sz="4" w:space="0"/>
-          <w:left w:val="none" w:color="000000" w:sz="4" w:space="0"/>
-          <w:bottom w:val="none" w:color="000000" w:sz="4" w:space="0"/>
+          <w:top w:val="none"/>
+          <w:left w:val="none"/>
+          <w:bottom w:val="none"/>
           <w:right w:val="single" w:color="000000" w:themeColor="accent3" w:themeTint="FE" w:sz="4" w:space="0"/>
         </w:tcBorders>
       </w:tcPr>
@@ -23471,10 +22683,10 @@
       <w:tcPr>
         <w:shd w:val="clear" w:color="ffffff" w:themeColor="light1" w:fill="ffffff" w:themeFill="light1"/>
         <w:tcBorders>
-          <w:top w:val="none" w:color="000000" w:sz="4" w:space="0"/>
-          <w:left w:val="none" w:color="000000" w:sz="4" w:space="0"/>
+          <w:top w:val="none"/>
+          <w:left w:val="none"/>
           <w:bottom w:val="single" w:color="000000" w:themeColor="accent3" w:themeTint="FE" w:sz="4" w:space="0"/>
-          <w:right w:val="none" w:color="000000" w:sz="4" w:space="0"/>
+          <w:right w:val="none"/>
         </w:tcBorders>
       </w:tcPr>
     </w:tblStylePr>
@@ -23494,12 +22706,12 @@
         <w:tblBorders/>
       </w:tblPr>
       <w:tcPr>
-        <w:shd w:val="clear" w:color="ffffff"/>
+        <w:shd w:color="ffffff"/>
         <w:tcBorders>
-          <w:top w:val="none" w:color="000000" w:sz="4" w:space="0"/>
+          <w:top w:val="none"/>
           <w:left w:val="single" w:color="000000" w:themeColor="accent3" w:themeTint="FE" w:sz="4" w:space="0"/>
-          <w:bottom w:val="none" w:color="000000" w:sz="4" w:space="0"/>
-          <w:right w:val="none" w:color="000000" w:sz="4" w:space="0"/>
+          <w:bottom w:val="none"/>
+          <w:right w:val="none"/>
         </w:tcBorders>
       </w:tcPr>
     </w:tblStylePr>
@@ -23522,9 +22734,9 @@
         <w:shd w:val="clear" w:color="ffffff" w:themeColor="light1" w:fill="ffffff" w:themeFill="light1"/>
         <w:tcBorders>
           <w:top w:val="single" w:color="000000" w:themeColor="accent3" w:themeTint="FE" w:sz="4" w:space="0"/>
-          <w:left w:val="none" w:color="000000" w:sz="4" w:space="0"/>
-          <w:bottom w:val="none" w:color="000000" w:sz="4" w:space="0"/>
-          <w:right w:val="none" w:color="000000" w:sz="4" w:space="0"/>
+          <w:left w:val="none"/>
+          <w:bottom w:val="none"/>
+          <w:right w:val="none"/>
         </w:tcBorders>
       </w:tcPr>
     </w:tblStylePr>
@@ -23594,9 +22806,9 @@
       </w:tcPr>
     </w:tblStylePr>
   </w:style>
-  <w:style w:type="table" w:styleId="983">
+  <w:style w:type="table" w:styleId="65">
     <w:name w:val="Grid Table 7 Colorful - Accent 4"/>
-    <w:basedOn w:val="1109"/>
+    <w:basedOn w:val="935"/>
     <w:uiPriority w:val="99"/>
     <w:pPr>
       <w:pBdr/>
@@ -23698,11 +22910,11 @@
         <w:tblBorders/>
       </w:tblPr>
       <w:tcPr>
-        <w:shd w:val="clear" w:color="ffffff"/>
+        <w:shd w:color="ffffff"/>
         <w:tcBorders>
-          <w:top w:val="none" w:color="000000" w:sz="4" w:space="0"/>
-          <w:left w:val="none" w:color="000000" w:sz="4" w:space="0"/>
-          <w:bottom w:val="none" w:color="000000" w:sz="4" w:space="0"/>
+          <w:top w:val="none"/>
+          <w:left w:val="none"/>
+          <w:bottom w:val="none"/>
           <w:right w:val="single" w:color="000000" w:themeColor="accent4" w:themeTint="9A" w:sz="4" w:space="0"/>
         </w:tcBorders>
       </w:tcPr>
@@ -23725,10 +22937,10 @@
       <w:tcPr>
         <w:shd w:val="clear" w:color="ffffff" w:themeColor="light1" w:fill="ffffff" w:themeFill="light1"/>
         <w:tcBorders>
-          <w:top w:val="none" w:color="000000" w:sz="4" w:space="0"/>
-          <w:left w:val="none" w:color="000000" w:sz="4" w:space="0"/>
+          <w:top w:val="none"/>
+          <w:left w:val="none"/>
           <w:bottom w:val="single" w:color="000000" w:themeColor="accent4" w:themeTint="9A" w:sz="4" w:space="0"/>
-          <w:right w:val="none" w:color="000000" w:sz="4" w:space="0"/>
+          <w:right w:val="none"/>
         </w:tcBorders>
       </w:tcPr>
     </w:tblStylePr>
@@ -23748,12 +22960,12 @@
         <w:tblBorders/>
       </w:tblPr>
       <w:tcPr>
-        <w:shd w:val="clear" w:color="ffffff"/>
+        <w:shd w:color="ffffff"/>
         <w:tcBorders>
-          <w:top w:val="none" w:color="000000" w:sz="4" w:space="0"/>
+          <w:top w:val="none"/>
           <w:left w:val="single" w:color="000000" w:themeColor="accent4" w:themeTint="9A" w:sz="4" w:space="0"/>
-          <w:bottom w:val="none" w:color="000000" w:sz="4" w:space="0"/>
-          <w:right w:val="none" w:color="000000" w:sz="4" w:space="0"/>
+          <w:bottom w:val="none"/>
+          <w:right w:val="none"/>
         </w:tcBorders>
       </w:tcPr>
     </w:tblStylePr>
@@ -23776,9 +22988,9 @@
         <w:shd w:val="clear" w:color="ffffff" w:themeColor="light1" w:fill="ffffff" w:themeFill="light1"/>
         <w:tcBorders>
           <w:top w:val="single" w:color="000000" w:themeColor="accent4" w:themeTint="9A" w:sz="4" w:space="0"/>
-          <w:left w:val="none" w:color="000000" w:sz="4" w:space="0"/>
-          <w:bottom w:val="none" w:color="000000" w:sz="4" w:space="0"/>
-          <w:right w:val="none" w:color="000000" w:sz="4" w:space="0"/>
+          <w:left w:val="none"/>
+          <w:bottom w:val="none"/>
+          <w:right w:val="none"/>
         </w:tcBorders>
       </w:tcPr>
     </w:tblStylePr>
@@ -23848,9 +23060,9 @@
       </w:tcPr>
     </w:tblStylePr>
   </w:style>
-  <w:style w:type="table" w:styleId="984">
+  <w:style w:type="table" w:styleId="66">
     <w:name w:val="Grid Table 7 Colorful - Accent 5"/>
-    <w:basedOn w:val="1109"/>
+    <w:basedOn w:val="935"/>
     <w:uiPriority w:val="99"/>
     <w:pPr>
       <w:pBdr/>
@@ -23952,11 +23164,11 @@
         <w:tblBorders/>
       </w:tblPr>
       <w:tcPr>
-        <w:shd w:val="clear" w:color="ffffff"/>
+        <w:shd w:color="ffffff"/>
         <w:tcBorders>
-          <w:top w:val="none" w:color="000000" w:sz="4" w:space="0"/>
-          <w:left w:val="none" w:color="000000" w:sz="4" w:space="0"/>
-          <w:bottom w:val="none" w:color="000000" w:sz="4" w:space="0"/>
+          <w:top w:val="none"/>
+          <w:left w:val="none"/>
+          <w:bottom w:val="none"/>
           <w:right w:val="single" w:color="000000" w:themeColor="accent5" w:themeTint="90" w:sz="4" w:space="0"/>
         </w:tcBorders>
       </w:tcPr>
@@ -23979,10 +23191,10 @@
       <w:tcPr>
         <w:shd w:val="clear" w:color="ffffff" w:themeColor="light1" w:fill="ffffff" w:themeFill="light1"/>
         <w:tcBorders>
-          <w:top w:val="none" w:color="000000" w:sz="4" w:space="0"/>
-          <w:left w:val="none" w:color="000000" w:sz="4" w:space="0"/>
+          <w:top w:val="none"/>
+          <w:left w:val="none"/>
           <w:bottom w:val="single" w:color="000000" w:themeColor="accent5" w:themeTint="90" w:sz="4" w:space="0"/>
-          <w:right w:val="none" w:color="000000" w:sz="4" w:space="0"/>
+          <w:right w:val="none"/>
         </w:tcBorders>
       </w:tcPr>
     </w:tblStylePr>
@@ -24002,12 +23214,12 @@
         <w:tblBorders/>
       </w:tblPr>
       <w:tcPr>
-        <w:shd w:val="clear" w:color="ffffff"/>
+        <w:shd w:color="ffffff"/>
         <w:tcBorders>
-          <w:top w:val="none" w:color="000000" w:sz="4" w:space="0"/>
+          <w:top w:val="none"/>
           <w:left w:val="single" w:color="000000" w:themeColor="accent5" w:themeTint="90" w:sz="4" w:space="0"/>
-          <w:bottom w:val="none" w:color="000000" w:sz="4" w:space="0"/>
-          <w:right w:val="none" w:color="000000" w:sz="4" w:space="0"/>
+          <w:bottom w:val="none"/>
+          <w:right w:val="none"/>
         </w:tcBorders>
       </w:tcPr>
     </w:tblStylePr>
@@ -24030,9 +23242,9 @@
         <w:shd w:val="clear" w:color="ffffff" w:themeColor="light1" w:fill="ffffff" w:themeFill="light1"/>
         <w:tcBorders>
           <w:top w:val="single" w:color="000000" w:themeColor="accent5" w:themeTint="90" w:sz="4" w:space="0"/>
-          <w:left w:val="none" w:color="000000" w:sz="4" w:space="0"/>
-          <w:bottom w:val="none" w:color="000000" w:sz="4" w:space="0"/>
-          <w:right w:val="none" w:color="000000" w:sz="4" w:space="0"/>
+          <w:left w:val="none"/>
+          <w:bottom w:val="none"/>
+          <w:right w:val="none"/>
         </w:tcBorders>
       </w:tcPr>
     </w:tblStylePr>
@@ -24102,9 +23314,9 @@
       </w:tcPr>
     </w:tblStylePr>
   </w:style>
-  <w:style w:type="table" w:styleId="985">
+  <w:style w:type="table" w:styleId="67">
     <w:name w:val="Grid Table 7 Colorful - Accent 6"/>
-    <w:basedOn w:val="1109"/>
+    <w:basedOn w:val="935"/>
     <w:uiPriority w:val="99"/>
     <w:pPr>
       <w:pBdr/>
@@ -24206,11 +23418,11 @@
         <w:tblBorders/>
       </w:tblPr>
       <w:tcPr>
-        <w:shd w:val="clear" w:color="ffffff"/>
+        <w:shd w:color="ffffff"/>
         <w:tcBorders>
-          <w:top w:val="none" w:color="000000" w:sz="4" w:space="0"/>
-          <w:left w:val="none" w:color="000000" w:sz="4" w:space="0"/>
-          <w:bottom w:val="none" w:color="000000" w:sz="4" w:space="0"/>
+          <w:top w:val="none"/>
+          <w:left w:val="none"/>
+          <w:bottom w:val="none"/>
           <w:right w:val="single" w:color="000000" w:themeColor="accent6" w:themeTint="90" w:sz="4" w:space="0"/>
         </w:tcBorders>
       </w:tcPr>
@@ -24233,10 +23445,10 @@
       <w:tcPr>
         <w:shd w:val="clear" w:color="ffffff" w:themeColor="light1" w:fill="ffffff" w:themeFill="light1"/>
         <w:tcBorders>
-          <w:top w:val="none" w:color="000000" w:sz="4" w:space="0"/>
-          <w:left w:val="none" w:color="000000" w:sz="4" w:space="0"/>
+          <w:top w:val="none"/>
+          <w:left w:val="none"/>
           <w:bottom w:val="single" w:color="000000" w:themeColor="accent6" w:themeTint="90" w:sz="4" w:space="0"/>
-          <w:right w:val="none" w:color="000000" w:sz="4" w:space="0"/>
+          <w:right w:val="none"/>
         </w:tcBorders>
       </w:tcPr>
     </w:tblStylePr>
@@ -24256,12 +23468,12 @@
         <w:tblBorders/>
       </w:tblPr>
       <w:tcPr>
-        <w:shd w:val="clear" w:color="ffffff"/>
+        <w:shd w:color="ffffff"/>
         <w:tcBorders>
-          <w:top w:val="none" w:color="000000" w:sz="4" w:space="0"/>
+          <w:top w:val="none"/>
           <w:left w:val="single" w:color="000000" w:themeColor="accent6" w:themeTint="90" w:sz="4" w:space="0"/>
-          <w:bottom w:val="none" w:color="000000" w:sz="4" w:space="0"/>
-          <w:right w:val="none" w:color="000000" w:sz="4" w:space="0"/>
+          <w:bottom w:val="none"/>
+          <w:right w:val="none"/>
         </w:tcBorders>
       </w:tcPr>
     </w:tblStylePr>
@@ -24284,9 +23496,9 @@
         <w:shd w:val="clear" w:color="ffffff" w:themeColor="light1" w:fill="ffffff" w:themeFill="light1"/>
         <w:tcBorders>
           <w:top w:val="single" w:color="000000" w:themeColor="accent6" w:themeTint="90" w:sz="4" w:space="0"/>
-          <w:left w:val="none" w:color="000000" w:sz="4" w:space="0"/>
-          <w:bottom w:val="none" w:color="000000" w:sz="4" w:space="0"/>
-          <w:right w:val="none" w:color="000000" w:sz="4" w:space="0"/>
+          <w:left w:val="none"/>
+          <w:bottom w:val="none"/>
+          <w:right w:val="none"/>
         </w:tcBorders>
       </w:tcPr>
     </w:tblStylePr>
@@ -24356,9 +23568,9 @@
       </w:tcPr>
     </w:tblStylePr>
   </w:style>
-  <w:style w:type="table" w:styleId="986">
+  <w:style w:type="table" w:styleId="68">
     <w:name w:val="List Table 1 Light"/>
-    <w:basedOn w:val="1109"/>
+    <w:basedOn w:val="935"/>
     <w:uiPriority w:val="99"/>
     <w:pPr>
       <w:pBdr/>
@@ -24572,9 +23784,9 @@
       </w:tcPr>
     </w:tblStylePr>
   </w:style>
-  <w:style w:type="table" w:styleId="987">
+  <w:style w:type="table" w:styleId="69">
     <w:name w:val="List Table 1 Light - Accent 1"/>
-    <w:basedOn w:val="1109"/>
+    <w:basedOn w:val="935"/>
     <w:uiPriority w:val="99"/>
     <w:pPr>
       <w:pBdr/>
@@ -24788,9 +24000,9 @@
       </w:tcPr>
     </w:tblStylePr>
   </w:style>
-  <w:style w:type="table" w:styleId="988">
+  <w:style w:type="table" w:styleId="70">
     <w:name w:val="List Table 1 Light - Accent 2"/>
-    <w:basedOn w:val="1109"/>
+    <w:basedOn w:val="935"/>
     <w:uiPriority w:val="99"/>
     <w:pPr>
       <w:pBdr/>
@@ -25004,9 +24216,9 @@
       </w:tcPr>
     </w:tblStylePr>
   </w:style>
-  <w:style w:type="table" w:styleId="989">
+  <w:style w:type="table" w:styleId="71">
     <w:name w:val="List Table 1 Light - Accent 3"/>
-    <w:basedOn w:val="1109"/>
+    <w:basedOn w:val="935"/>
     <w:uiPriority w:val="99"/>
     <w:pPr>
       <w:pBdr/>
@@ -25220,9 +24432,9 @@
       </w:tcPr>
     </w:tblStylePr>
   </w:style>
-  <w:style w:type="table" w:styleId="990">
+  <w:style w:type="table" w:styleId="72">
     <w:name w:val="List Table 1 Light - Accent 4"/>
-    <w:basedOn w:val="1109"/>
+    <w:basedOn w:val="935"/>
     <w:uiPriority w:val="99"/>
     <w:pPr>
       <w:pBdr/>
@@ -25436,9 +24648,9 @@
       </w:tcPr>
     </w:tblStylePr>
   </w:style>
-  <w:style w:type="table" w:styleId="991">
+  <w:style w:type="table" w:styleId="73">
     <w:name w:val="List Table 1 Light - Accent 5"/>
-    <w:basedOn w:val="1109"/>
+    <w:basedOn w:val="935"/>
     <w:uiPriority w:val="99"/>
     <w:pPr>
       <w:pBdr/>
@@ -25652,9 +24864,9 @@
       </w:tcPr>
     </w:tblStylePr>
   </w:style>
-  <w:style w:type="table" w:styleId="992">
+  <w:style w:type="table" w:styleId="74">
     <w:name w:val="List Table 1 Light - Accent 6"/>
-    <w:basedOn w:val="1109"/>
+    <w:basedOn w:val="935"/>
     <w:uiPriority w:val="99"/>
     <w:pPr>
       <w:pBdr/>
@@ -25868,9 +25080,9 @@
       </w:tcPr>
     </w:tblStylePr>
   </w:style>
-  <w:style w:type="table" w:styleId="993">
+  <w:style w:type="table" w:styleId="75">
     <w:name w:val="List Table 2"/>
-    <w:basedOn w:val="1109"/>
+    <w:basedOn w:val="935"/>
     <w:uiPriority w:val="99"/>
     <w:pPr>
       <w:pBdr/>
@@ -26106,9 +25318,9 @@
       </w:tcPr>
     </w:tblStylePr>
   </w:style>
-  <w:style w:type="table" w:styleId="994">
+  <w:style w:type="table" w:styleId="76">
     <w:name w:val="List Table 2 - Accent 1"/>
-    <w:basedOn w:val="1109"/>
+    <w:basedOn w:val="935"/>
     <w:uiPriority w:val="99"/>
     <w:pPr>
       <w:pBdr/>
@@ -26344,9 +25556,9 @@
       </w:tcPr>
     </w:tblStylePr>
   </w:style>
-  <w:style w:type="table" w:styleId="995">
+  <w:style w:type="table" w:styleId="77">
     <w:name w:val="List Table 2 - Accent 2"/>
-    <w:basedOn w:val="1109"/>
+    <w:basedOn w:val="935"/>
     <w:uiPriority w:val="99"/>
     <w:pPr>
       <w:pBdr/>
@@ -26582,9 +25794,9 @@
       </w:tcPr>
     </w:tblStylePr>
   </w:style>
-  <w:style w:type="table" w:styleId="996">
+  <w:style w:type="table" w:styleId="78">
     <w:name w:val="List Table 2 - Accent 3"/>
-    <w:basedOn w:val="1109"/>
+    <w:basedOn w:val="935"/>
     <w:uiPriority w:val="99"/>
     <w:pPr>
       <w:pBdr/>
@@ -26820,9 +26032,9 @@
       </w:tcPr>
     </w:tblStylePr>
   </w:style>
-  <w:style w:type="table" w:styleId="997">
+  <w:style w:type="table" w:styleId="79">
     <w:name w:val="List Table 2 - Accent 4"/>
-    <w:basedOn w:val="1109"/>
+    <w:basedOn w:val="935"/>
     <w:uiPriority w:val="99"/>
     <w:pPr>
       <w:pBdr/>
@@ -27058,9 +26270,9 @@
       </w:tcPr>
     </w:tblStylePr>
   </w:style>
-  <w:style w:type="table" w:styleId="998">
+  <w:style w:type="table" w:styleId="80">
     <w:name w:val="List Table 2 - Accent 5"/>
-    <w:basedOn w:val="1109"/>
+    <w:basedOn w:val="935"/>
     <w:uiPriority w:val="99"/>
     <w:pPr>
       <w:pBdr/>
@@ -27296,9 +26508,9 @@
       </w:tcPr>
     </w:tblStylePr>
   </w:style>
-  <w:style w:type="table" w:styleId="999">
+  <w:style w:type="table" w:styleId="81">
     <w:name w:val="List Table 2 - Accent 6"/>
-    <w:basedOn w:val="1109"/>
+    <w:basedOn w:val="935"/>
     <w:uiPriority w:val="99"/>
     <w:pPr>
       <w:pBdr/>
@@ -27534,9 +26746,9 @@
       </w:tcPr>
     </w:tblStylePr>
   </w:style>
-  <w:style w:type="table" w:styleId="1000">
+  <w:style w:type="table" w:styleId="82">
     <w:name w:val="List Table 3"/>
-    <w:basedOn w:val="1109"/>
+    <w:basedOn w:val="935"/>
     <w:uiPriority w:val="99"/>
     <w:pPr>
       <w:pBdr/>
@@ -27762,9 +26974,9 @@
       </w:tcPr>
     </w:tblStylePr>
   </w:style>
-  <w:style w:type="table" w:styleId="1001">
+  <w:style w:type="table" w:styleId="83">
     <w:name w:val="List Table 3 - Accent 1"/>
-    <w:basedOn w:val="1109"/>
+    <w:basedOn w:val="935"/>
     <w:uiPriority w:val="99"/>
     <w:pPr>
       <w:pBdr/>
@@ -27990,9 +27202,9 @@
       </w:tcPr>
     </w:tblStylePr>
   </w:style>
-  <w:style w:type="table" w:styleId="1002">
+  <w:style w:type="table" w:styleId="84">
     <w:name w:val="List Table 3 - Accent 2"/>
-    <w:basedOn w:val="1109"/>
+    <w:basedOn w:val="935"/>
     <w:uiPriority w:val="99"/>
     <w:pPr>
       <w:pBdr/>
@@ -28218,9 +27430,9 @@
       </w:tcPr>
     </w:tblStylePr>
   </w:style>
-  <w:style w:type="table" w:styleId="1003">
+  <w:style w:type="table" w:styleId="85">
     <w:name w:val="List Table 3 - Accent 3"/>
-    <w:basedOn w:val="1109"/>
+    <w:basedOn w:val="935"/>
     <w:uiPriority w:val="99"/>
     <w:pPr>
       <w:pBdr/>
@@ -28446,9 +27658,9 @@
       </w:tcPr>
     </w:tblStylePr>
   </w:style>
-  <w:style w:type="table" w:styleId="1004">
+  <w:style w:type="table" w:styleId="86">
     <w:name w:val="List Table 3 - Accent 4"/>
-    <w:basedOn w:val="1109"/>
+    <w:basedOn w:val="935"/>
     <w:uiPriority w:val="99"/>
     <w:pPr>
       <w:pBdr/>
@@ -28674,9 +27886,9 @@
       </w:tcPr>
     </w:tblStylePr>
   </w:style>
-  <w:style w:type="table" w:styleId="1005">
+  <w:style w:type="table" w:styleId="87">
     <w:name w:val="List Table 3 - Accent 5"/>
-    <w:basedOn w:val="1109"/>
+    <w:basedOn w:val="935"/>
     <w:uiPriority w:val="99"/>
     <w:pPr>
       <w:pBdr/>
@@ -28902,9 +28114,9 @@
       </w:tcPr>
     </w:tblStylePr>
   </w:style>
-  <w:style w:type="table" w:styleId="1006">
+  <w:style w:type="table" w:styleId="88">
     <w:name w:val="List Table 3 - Accent 6"/>
-    <w:basedOn w:val="1109"/>
+    <w:basedOn w:val="935"/>
     <w:uiPriority w:val="99"/>
     <w:pPr>
       <w:pBdr/>
@@ -29130,9 +28342,9 @@
       </w:tcPr>
     </w:tblStylePr>
   </w:style>
-  <w:style w:type="table" w:styleId="1007">
+  <w:style w:type="table" w:styleId="89">
     <w:name w:val="List Table 4"/>
-    <w:basedOn w:val="1109"/>
+    <w:basedOn w:val="935"/>
     <w:uiPriority w:val="99"/>
     <w:pPr>
       <w:pBdr/>
@@ -29355,9 +28567,9 @@
       </w:tcPr>
     </w:tblStylePr>
   </w:style>
-  <w:style w:type="table" w:styleId="1008">
+  <w:style w:type="table" w:styleId="90">
     <w:name w:val="List Table 4 - Accent 1"/>
-    <w:basedOn w:val="1109"/>
+    <w:basedOn w:val="935"/>
     <w:uiPriority w:val="99"/>
     <w:pPr>
       <w:pBdr/>
@@ -29580,9 +28792,9 @@
       </w:tcPr>
     </w:tblStylePr>
   </w:style>
-  <w:style w:type="table" w:styleId="1009">
+  <w:style w:type="table" w:styleId="91">
     <w:name w:val="List Table 4 - Accent 2"/>
-    <w:basedOn w:val="1109"/>
+    <w:basedOn w:val="935"/>
     <w:uiPriority w:val="99"/>
     <w:pPr>
       <w:pBdr/>
@@ -29805,9 +29017,9 @@
       </w:tcPr>
     </w:tblStylePr>
   </w:style>
-  <w:style w:type="table" w:styleId="1010">
+  <w:style w:type="table" w:styleId="92">
     <w:name w:val="List Table 4 - Accent 3"/>
-    <w:basedOn w:val="1109"/>
+    <w:basedOn w:val="935"/>
     <w:uiPriority w:val="99"/>
     <w:pPr>
       <w:pBdr/>
@@ -30030,9 +29242,9 @@
       </w:tcPr>
     </w:tblStylePr>
   </w:style>
-  <w:style w:type="table" w:styleId="1011">
+  <w:style w:type="table" w:styleId="93">
     <w:name w:val="List Table 4 - Accent 4"/>
-    <w:basedOn w:val="1109"/>
+    <w:basedOn w:val="935"/>
     <w:uiPriority w:val="99"/>
     <w:pPr>
       <w:pBdr/>
@@ -30255,9 +29467,9 @@
       </w:tcPr>
     </w:tblStylePr>
   </w:style>
-  <w:style w:type="table" w:styleId="1012">
+  <w:style w:type="table" w:styleId="94">
     <w:name w:val="List Table 4 - Accent 5"/>
-    <w:basedOn w:val="1109"/>
+    <w:basedOn w:val="935"/>
     <w:uiPriority w:val="99"/>
     <w:pPr>
       <w:pBdr/>
@@ -30480,9 +29692,9 @@
       </w:tcPr>
     </w:tblStylePr>
   </w:style>
-  <w:style w:type="table" w:styleId="1013">
+  <w:style w:type="table" w:styleId="95">
     <w:name w:val="List Table 4 - Accent 6"/>
-    <w:basedOn w:val="1109"/>
+    <w:basedOn w:val="935"/>
     <w:uiPriority w:val="99"/>
     <w:pPr>
       <w:pBdr/>
@@ -30705,9 +29917,9 @@
       </w:tcPr>
     </w:tblStylePr>
   </w:style>
-  <w:style w:type="table" w:styleId="1014">
+  <w:style w:type="table" w:styleId="96">
     <w:name w:val="List Table 5 Dark"/>
-    <w:basedOn w:val="1109"/>
+    <w:basedOn w:val="935"/>
     <w:uiPriority w:val="99"/>
     <w:pPr>
       <w:pBdr/>
@@ -30947,9 +30159,9 @@
       </w:tcPr>
     </w:tblStylePr>
   </w:style>
-  <w:style w:type="table" w:styleId="1015">
+  <w:style w:type="table" w:styleId="97">
     <w:name w:val="List Table 5 Dark - Accent 1"/>
-    <w:basedOn w:val="1109"/>
+    <w:basedOn w:val="935"/>
     <w:uiPriority w:val="99"/>
     <w:pPr>
       <w:pBdr/>
@@ -31189,9 +30401,9 @@
       </w:tcPr>
     </w:tblStylePr>
   </w:style>
-  <w:style w:type="table" w:styleId="1016">
+  <w:style w:type="table" w:styleId="98">
     <w:name w:val="List Table 5 Dark - Accent 2"/>
-    <w:basedOn w:val="1109"/>
+    <w:basedOn w:val="935"/>
     <w:uiPriority w:val="99"/>
     <w:pPr>
       <w:pBdr/>
@@ -31431,9 +30643,9 @@
       </w:tcPr>
     </w:tblStylePr>
   </w:style>
-  <w:style w:type="table" w:styleId="1017">
+  <w:style w:type="table" w:styleId="99">
     <w:name w:val="List Table 5 Dark - Accent 3"/>
-    <w:basedOn w:val="1109"/>
+    <w:basedOn w:val="935"/>
     <w:uiPriority w:val="99"/>
     <w:pPr>
       <w:pBdr/>
@@ -31673,9 +30885,9 @@
       </w:tcPr>
     </w:tblStylePr>
   </w:style>
-  <w:style w:type="table" w:styleId="1018">
+  <w:style w:type="table" w:styleId="100">
     <w:name w:val="List Table 5 Dark - Accent 4"/>
-    <w:basedOn w:val="1109"/>
+    <w:basedOn w:val="935"/>
     <w:uiPriority w:val="99"/>
     <w:pPr>
       <w:pBdr/>
@@ -31915,9 +31127,9 @@
       </w:tcPr>
     </w:tblStylePr>
   </w:style>
-  <w:style w:type="table" w:styleId="1019">
+  <w:style w:type="table" w:styleId="101">
     <w:name w:val="List Table 5 Dark - Accent 5"/>
-    <w:basedOn w:val="1109"/>
+    <w:basedOn w:val="935"/>
     <w:uiPriority w:val="99"/>
     <w:pPr>
       <w:pBdr/>
@@ -32157,9 +31369,9 @@
       </w:tcPr>
     </w:tblStylePr>
   </w:style>
-  <w:style w:type="table" w:styleId="1020">
+  <w:style w:type="table" w:styleId="102">
     <w:name w:val="List Table 5 Dark - Accent 6"/>
-    <w:basedOn w:val="1109"/>
+    <w:basedOn w:val="935"/>
     <w:uiPriority w:val="99"/>
     <w:pPr>
       <w:pBdr/>
@@ -32399,9 +31611,9 @@
       </w:tcPr>
     </w:tblStylePr>
   </w:style>
-  <w:style w:type="table" w:styleId="1021">
+  <w:style w:type="table" w:styleId="103">
     <w:name w:val="List Table 6 Colorful"/>
-    <w:basedOn w:val="1109"/>
+    <w:basedOn w:val="935"/>
     <w:uiPriority w:val="99"/>
     <w:pPr>
       <w:pBdr/>
@@ -32622,9 +31834,9 @@
       </w:tcPr>
     </w:tblStylePr>
   </w:style>
-  <w:style w:type="table" w:styleId="1022">
+  <w:style w:type="table" w:styleId="104">
     <w:name w:val="List Table 6 Colorful - Accent 1"/>
-    <w:basedOn w:val="1109"/>
+    <w:basedOn w:val="935"/>
     <w:uiPriority w:val="99"/>
     <w:pPr>
       <w:pBdr/>
@@ -32845,9 +32057,9 @@
       </w:tcPr>
     </w:tblStylePr>
   </w:style>
-  <w:style w:type="table" w:styleId="1023">
+  <w:style w:type="table" w:styleId="105">
     <w:name w:val="List Table 6 Colorful - Accent 2"/>
-    <w:basedOn w:val="1109"/>
+    <w:basedOn w:val="935"/>
     <w:uiPriority w:val="99"/>
     <w:pPr>
       <w:pBdr/>
@@ -33068,9 +32280,9 @@
       </w:tcPr>
     </w:tblStylePr>
   </w:style>
-  <w:style w:type="table" w:styleId="1024">
+  <w:style w:type="table" w:styleId="106">
     <w:name w:val="List Table 6 Colorful - Accent 3"/>
-    <w:basedOn w:val="1109"/>
+    <w:basedOn w:val="935"/>
     <w:uiPriority w:val="99"/>
     <w:pPr>
       <w:pBdr/>
@@ -33291,9 +32503,9 @@
       </w:tcPr>
     </w:tblStylePr>
   </w:style>
-  <w:style w:type="table" w:styleId="1025">
+  <w:style w:type="table" w:styleId="107">
     <w:name w:val="List Table 6 Colorful - Accent 4"/>
-    <w:basedOn w:val="1109"/>
+    <w:basedOn w:val="935"/>
     <w:uiPriority w:val="99"/>
     <w:pPr>
       <w:pBdr/>
@@ -33514,9 +32726,9 @@
       </w:tcPr>
     </w:tblStylePr>
   </w:style>
-  <w:style w:type="table" w:styleId="1026">
+  <w:style w:type="table" w:styleId="108">
     <w:name w:val="List Table 6 Colorful - Accent 5"/>
-    <w:basedOn w:val="1109"/>
+    <w:basedOn w:val="935"/>
     <w:uiPriority w:val="99"/>
     <w:pPr>
       <w:pBdr/>
@@ -33737,9 +32949,9 @@
       </w:tcPr>
     </w:tblStylePr>
   </w:style>
-  <w:style w:type="table" w:styleId="1027">
+  <w:style w:type="table" w:styleId="109">
     <w:name w:val="List Table 6 Colorful - Accent 6"/>
-    <w:basedOn w:val="1109"/>
+    <w:basedOn w:val="935"/>
     <w:uiPriority w:val="99"/>
     <w:pPr>
       <w:pBdr/>
@@ -33960,9 +33172,9 @@
       </w:tcPr>
     </w:tblStylePr>
   </w:style>
-  <w:style w:type="table" w:styleId="1028">
+  <w:style w:type="table" w:styleId="110">
     <w:name w:val="List Table 7 Colorful"/>
-    <w:basedOn w:val="1109"/>
+    <w:basedOn w:val="935"/>
     <w:uiPriority w:val="99"/>
     <w:pPr>
       <w:pBdr/>
@@ -34061,11 +33273,11 @@
         <w:tblBorders/>
       </w:tblPr>
       <w:tcPr>
-        <w:shd w:val="clear" w:color="ffffff"/>
+        <w:shd w:color="ffffff"/>
         <w:tcBorders>
-          <w:top w:val="none" w:color="000000" w:sz="4" w:space="0"/>
-          <w:left w:val="none" w:color="000000" w:sz="4" w:space="0"/>
-          <w:bottom w:val="none" w:color="000000" w:sz="4" w:space="0"/>
+          <w:top w:val="none"/>
+          <w:left w:val="none"/>
+          <w:bottom w:val="none"/>
           <w:right w:val="single" w:color="000000" w:themeColor="text1" w:themeTint="80" w:sz="4" w:space="0"/>
         </w:tcBorders>
       </w:tcPr>
@@ -34088,10 +33300,10 @@
       <w:tcPr>
         <w:shd w:val="clear" w:color="ffffff" w:themeColor="light1" w:fill="ffffff" w:themeFill="light1"/>
         <w:tcBorders>
-          <w:top w:val="none" w:color="000000" w:sz="4" w:space="0"/>
-          <w:left w:val="none" w:color="000000" w:sz="4" w:space="0"/>
+          <w:top w:val="none"/>
+          <w:left w:val="none"/>
           <w:bottom w:val="single" w:color="000000" w:themeColor="text1" w:themeTint="80" w:sz="4" w:space="0"/>
-          <w:right w:val="none" w:color="000000" w:sz="4" w:space="0"/>
+          <w:right w:val="none"/>
         </w:tcBorders>
       </w:tcPr>
     </w:tblStylePr>
@@ -34111,12 +33323,12 @@
         <w:tblBorders/>
       </w:tblPr>
       <w:tcPr>
-        <w:shd w:val="clear" w:color="ffffff"/>
+        <w:shd w:color="ffffff"/>
         <w:tcBorders>
-          <w:top w:val="none" w:color="000000" w:sz="4" w:space="0"/>
+          <w:top w:val="none"/>
           <w:left w:val="single" w:color="000000" w:themeColor="text1" w:themeTint="80" w:sz="4" w:space="0"/>
-          <w:bottom w:val="none" w:color="000000" w:sz="4" w:space="0"/>
-          <w:right w:val="none" w:color="000000" w:sz="4" w:space="0"/>
+          <w:bottom w:val="none"/>
+          <w:right w:val="none"/>
         </w:tcBorders>
       </w:tcPr>
     </w:tblStylePr>
@@ -34139,9 +33351,9 @@
         <w:shd w:val="clear" w:color="ffffff" w:themeColor="light1" w:fill="ffffff" w:themeFill="light1"/>
         <w:tcBorders>
           <w:top w:val="single" w:color="000000" w:themeColor="text1" w:themeTint="80" w:sz="4" w:space="0"/>
-          <w:left w:val="none" w:color="000000" w:sz="4" w:space="0"/>
-          <w:bottom w:val="none" w:color="000000" w:sz="4" w:space="0"/>
-          <w:right w:val="none" w:color="000000" w:sz="4" w:space="0"/>
+          <w:left w:val="none"/>
+          <w:bottom w:val="none"/>
+          <w:right w:val="none"/>
         </w:tcBorders>
       </w:tcPr>
     </w:tblStylePr>
@@ -34216,9 +33428,9 @@
       </w:tcPr>
     </w:tblStylePr>
   </w:style>
-  <w:style w:type="table" w:styleId="1029">
+  <w:style w:type="table" w:styleId="111">
     <w:name w:val="List Table 7 Colorful - Accent 1"/>
-    <w:basedOn w:val="1109"/>
+    <w:basedOn w:val="935"/>
     <w:uiPriority w:val="99"/>
     <w:pPr>
       <w:pBdr/>
@@ -34317,11 +33529,11 @@
         <w:tblBorders/>
       </w:tblPr>
       <w:tcPr>
-        <w:shd w:val="clear" w:color="ffffff"/>
+        <w:shd w:color="ffffff"/>
         <w:tcBorders>
-          <w:top w:val="none" w:color="000000" w:sz="4" w:space="0"/>
-          <w:left w:val="none" w:color="000000" w:sz="4" w:space="0"/>
-          <w:bottom w:val="none" w:color="000000" w:sz="4" w:space="0"/>
+          <w:top w:val="none"/>
+          <w:left w:val="none"/>
+          <w:bottom w:val="none"/>
           <w:right w:val="single" w:color="000000" w:themeColor="accent1" w:sz="4" w:space="0"/>
         </w:tcBorders>
       </w:tcPr>
@@ -34344,10 +33556,10 @@
       <w:tcPr>
         <w:shd w:val="clear" w:color="ffffff" w:themeColor="light1" w:fill="ffffff" w:themeFill="light1"/>
         <w:tcBorders>
-          <w:top w:val="none" w:color="000000" w:sz="4" w:space="0"/>
-          <w:left w:val="none" w:color="000000" w:sz="4" w:space="0"/>
+          <w:top w:val="none"/>
+          <w:left w:val="none"/>
           <w:bottom w:val="single" w:color="000000" w:themeColor="accent1" w:sz="4" w:space="0"/>
-          <w:right w:val="none" w:color="000000" w:sz="4" w:space="0"/>
+          <w:right w:val="none"/>
         </w:tcBorders>
       </w:tcPr>
     </w:tblStylePr>
@@ -34367,12 +33579,12 @@
         <w:tblBorders/>
       </w:tblPr>
       <w:tcPr>
-        <w:shd w:val="clear" w:color="ffffff"/>
+        <w:shd w:color="ffffff"/>
         <w:tcBorders>
-          <w:top w:val="none" w:color="000000" w:sz="4" w:space="0"/>
+          <w:top w:val="none"/>
           <w:left w:val="single" w:color="000000" w:themeColor="accent1" w:sz="4" w:space="0"/>
-          <w:bottom w:val="none" w:color="000000" w:sz="4" w:space="0"/>
-          <w:right w:val="none" w:color="000000" w:sz="4" w:space="0"/>
+          <w:bottom w:val="none"/>
+          <w:right w:val="none"/>
         </w:tcBorders>
       </w:tcPr>
     </w:tblStylePr>
@@ -34395,9 +33607,9 @@
         <w:shd w:val="clear" w:color="ffffff" w:themeColor="light1" w:fill="ffffff" w:themeFill="light1"/>
         <w:tcBorders>
           <w:top w:val="single" w:color="000000" w:themeColor="accent1" w:sz="4" w:space="0"/>
-          <w:left w:val="none" w:color="000000" w:sz="4" w:space="0"/>
-          <w:bottom w:val="none" w:color="000000" w:sz="4" w:space="0"/>
-          <w:right w:val="none" w:color="000000" w:sz="4" w:space="0"/>
+          <w:left w:val="none"/>
+          <w:bottom w:val="none"/>
+          <w:right w:val="none"/>
         </w:tcBorders>
       </w:tcPr>
     </w:tblStylePr>
@@ -34472,9 +33684,9 @@
       </w:tcPr>
     </w:tblStylePr>
   </w:style>
-  <w:style w:type="table" w:styleId="1030">
+  <w:style w:type="table" w:styleId="112">
     <w:name w:val="List Table 7 Colorful - Accent 2"/>
-    <w:basedOn w:val="1109"/>
+    <w:basedOn w:val="935"/>
     <w:uiPriority w:val="99"/>
     <w:pPr>
       <w:pBdr/>
@@ -34573,11 +33785,11 @@
         <w:tblBorders/>
       </w:tblPr>
       <w:tcPr>
-        <w:shd w:val="clear" w:color="ffffff"/>
+        <w:shd w:color="ffffff"/>
         <w:tcBorders>
-          <w:top w:val="none" w:color="000000" w:sz="4" w:space="0"/>
-          <w:left w:val="none" w:color="000000" w:sz="4" w:space="0"/>
-          <w:bottom w:val="none" w:color="000000" w:sz="4" w:space="0"/>
+          <w:top w:val="none"/>
+          <w:left w:val="none"/>
+          <w:bottom w:val="none"/>
           <w:right w:val="single" w:color="000000" w:themeColor="accent2" w:themeTint="97" w:sz="4" w:space="0"/>
         </w:tcBorders>
       </w:tcPr>
@@ -34600,10 +33812,10 @@
       <w:tcPr>
         <w:shd w:val="clear" w:color="ffffff" w:themeColor="light1" w:fill="ffffff" w:themeFill="light1"/>
         <w:tcBorders>
-          <w:top w:val="none" w:color="000000" w:sz="4" w:space="0"/>
-          <w:left w:val="none" w:color="000000" w:sz="4" w:space="0"/>
+          <w:top w:val="none"/>
+          <w:left w:val="none"/>
           <w:bottom w:val="single" w:color="000000" w:themeColor="accent2" w:themeTint="97" w:sz="4" w:space="0"/>
-          <w:right w:val="none" w:color="000000" w:sz="4" w:space="0"/>
+          <w:right w:val="none"/>
         </w:tcBorders>
       </w:tcPr>
     </w:tblStylePr>
@@ -34623,12 +33835,12 @@
         <w:tblBorders/>
       </w:tblPr>
       <w:tcPr>
-        <w:shd w:val="clear" w:color="ffffff"/>
+        <w:shd w:color="ffffff"/>
         <w:tcBorders>
-          <w:top w:val="none" w:color="000000" w:sz="4" w:space="0"/>
+          <w:top w:val="none"/>
           <w:left w:val="single" w:color="000000" w:themeColor="accent2" w:themeTint="97" w:sz="4" w:space="0"/>
-          <w:bottom w:val="none" w:color="000000" w:sz="4" w:space="0"/>
-          <w:right w:val="none" w:color="000000" w:sz="4" w:space="0"/>
+          <w:bottom w:val="none"/>
+          <w:right w:val="none"/>
         </w:tcBorders>
       </w:tcPr>
     </w:tblStylePr>
@@ -34651,9 +33863,9 @@
         <w:shd w:val="clear" w:color="ffffff" w:themeColor="light1" w:fill="ffffff" w:themeFill="light1"/>
         <w:tcBorders>
           <w:top w:val="single" w:color="000000" w:themeColor="accent2" w:themeTint="97" w:sz="4" w:space="0"/>
-          <w:left w:val="none" w:color="000000" w:sz="4" w:space="0"/>
-          <w:bottom w:val="none" w:color="000000" w:sz="4" w:space="0"/>
-          <w:right w:val="none" w:color="000000" w:sz="4" w:space="0"/>
+          <w:left w:val="none"/>
+          <w:bottom w:val="none"/>
+          <w:right w:val="none"/>
         </w:tcBorders>
       </w:tcPr>
     </w:tblStylePr>
@@ -34728,9 +33940,9 @@
       </w:tcPr>
     </w:tblStylePr>
   </w:style>
-  <w:style w:type="table" w:styleId="1031">
+  <w:style w:type="table" w:styleId="113">
     <w:name w:val="List Table 7 Colorful - Accent 3"/>
-    <w:basedOn w:val="1109"/>
+    <w:basedOn w:val="935"/>
     <w:uiPriority w:val="99"/>
     <w:pPr>
       <w:pBdr/>
@@ -34829,11 +34041,11 @@
         <w:tblBorders/>
       </w:tblPr>
       <w:tcPr>
-        <w:shd w:val="clear" w:color="ffffff"/>
+        <w:shd w:color="ffffff"/>
         <w:tcBorders>
-          <w:top w:val="none" w:color="000000" w:sz="4" w:space="0"/>
-          <w:left w:val="none" w:color="000000" w:sz="4" w:space="0"/>
-          <w:bottom w:val="none" w:color="000000" w:sz="4" w:space="0"/>
+          <w:top w:val="none"/>
+          <w:left w:val="none"/>
+          <w:bottom w:val="none"/>
           <w:right w:val="single" w:color="000000" w:themeColor="accent3" w:themeTint="98" w:sz="4" w:space="0"/>
         </w:tcBorders>
       </w:tcPr>
@@ -34856,10 +34068,10 @@
       <w:tcPr>
         <w:shd w:val="clear" w:color="ffffff" w:themeColor="light1" w:fill="ffffff" w:themeFill="light1"/>
         <w:tcBorders>
-          <w:top w:val="none" w:color="000000" w:sz="4" w:space="0"/>
-          <w:left w:val="none" w:color="000000" w:sz="4" w:space="0"/>
+          <w:top w:val="none"/>
+          <w:left w:val="none"/>
           <w:bottom w:val="single" w:color="000000" w:themeColor="accent3" w:themeTint="98" w:sz="4" w:space="0"/>
-          <w:right w:val="none" w:color="000000" w:sz="4" w:space="0"/>
+          <w:right w:val="none"/>
         </w:tcBorders>
       </w:tcPr>
     </w:tblStylePr>
@@ -34879,12 +34091,12 @@
         <w:tblBorders/>
       </w:tblPr>
       <w:tcPr>
-        <w:shd w:val="clear" w:color="ffffff"/>
+        <w:shd w:color="ffffff"/>
         <w:tcBorders>
-          <w:top w:val="none" w:color="000000" w:sz="4" w:space="0"/>
+          <w:top w:val="none"/>
           <w:left w:val="single" w:color="000000" w:themeColor="accent3" w:themeTint="98" w:sz="4" w:space="0"/>
-          <w:bottom w:val="none" w:color="000000" w:sz="4" w:space="0"/>
-          <w:right w:val="none" w:color="000000" w:sz="4" w:space="0"/>
+          <w:bottom w:val="none"/>
+          <w:right w:val="none"/>
         </w:tcBorders>
       </w:tcPr>
     </w:tblStylePr>
@@ -34907,9 +34119,9 @@
         <w:shd w:val="clear" w:color="ffffff" w:themeColor="light1" w:fill="ffffff" w:themeFill="light1"/>
         <w:tcBorders>
           <w:top w:val="single" w:color="000000" w:themeColor="accent3" w:themeTint="98" w:sz="4" w:space="0"/>
-          <w:left w:val="none" w:color="000000" w:sz="4" w:space="0"/>
-          <w:bottom w:val="none" w:color="000000" w:sz="4" w:space="0"/>
-          <w:right w:val="none" w:color="000000" w:sz="4" w:space="0"/>
+          <w:left w:val="none"/>
+          <w:bottom w:val="none"/>
+          <w:right w:val="none"/>
         </w:tcBorders>
       </w:tcPr>
     </w:tblStylePr>
@@ -34984,9 +34196,9 @@
       </w:tcPr>
     </w:tblStylePr>
   </w:style>
-  <w:style w:type="table" w:styleId="1032">
+  <w:style w:type="table" w:styleId="114">
     <w:name w:val="List Table 7 Colorful - Accent 4"/>
-    <w:basedOn w:val="1109"/>
+    <w:basedOn w:val="935"/>
     <w:uiPriority w:val="99"/>
     <w:pPr>
       <w:pBdr/>
@@ -35085,11 +34297,11 @@
         <w:tblBorders/>
       </w:tblPr>
       <w:tcPr>
-        <w:shd w:val="clear" w:color="ffffff"/>
+        <w:shd w:color="ffffff"/>
         <w:tcBorders>
-          <w:top w:val="none" w:color="000000" w:sz="4" w:space="0"/>
-          <w:left w:val="none" w:color="000000" w:sz="4" w:space="0"/>
-          <w:bottom w:val="none" w:color="000000" w:sz="4" w:space="0"/>
+          <w:top w:val="none"/>
+          <w:left w:val="none"/>
+          <w:bottom w:val="none"/>
           <w:right w:val="single" w:color="000000" w:themeColor="accent4" w:themeTint="9A" w:sz="4" w:space="0"/>
         </w:tcBorders>
       </w:tcPr>
@@ -35112,10 +34324,10 @@
       <w:tcPr>
         <w:shd w:val="clear" w:color="ffffff" w:themeColor="light1" w:fill="ffffff" w:themeFill="light1"/>
         <w:tcBorders>
-          <w:top w:val="none" w:color="000000" w:sz="4" w:space="0"/>
-          <w:left w:val="none" w:color="000000" w:sz="4" w:space="0"/>
+          <w:top w:val="none"/>
+          <w:left w:val="none"/>
           <w:bottom w:val="single" w:color="000000" w:themeColor="accent4" w:themeTint="9A" w:sz="4" w:space="0"/>
-          <w:right w:val="none" w:color="000000" w:sz="4" w:space="0"/>
+          <w:right w:val="none"/>
         </w:tcBorders>
       </w:tcPr>
     </w:tblStylePr>
@@ -35135,12 +34347,12 @@
         <w:tblBorders/>
       </w:tblPr>
       <w:tcPr>
-        <w:shd w:val="clear" w:color="ffffff"/>
+        <w:shd w:color="ffffff"/>
         <w:tcBorders>
-          <w:top w:val="none" w:color="000000" w:sz="4" w:space="0"/>
+          <w:top w:val="none"/>
           <w:left w:val="single" w:color="000000" w:themeColor="accent4" w:themeTint="9A" w:sz="4" w:space="0"/>
-          <w:bottom w:val="none" w:color="000000" w:sz="4" w:space="0"/>
-          <w:right w:val="none" w:color="000000" w:sz="4" w:space="0"/>
+          <w:bottom w:val="none"/>
+          <w:right w:val="none"/>
         </w:tcBorders>
       </w:tcPr>
     </w:tblStylePr>
@@ -35163,9 +34375,9 @@
         <w:shd w:val="clear" w:color="ffffff" w:themeColor="light1" w:fill="ffffff" w:themeFill="light1"/>
         <w:tcBorders>
           <w:top w:val="single" w:color="000000" w:themeColor="accent4" w:themeTint="9A" w:sz="4" w:space="0"/>
-          <w:left w:val="none" w:color="000000" w:sz="4" w:space="0"/>
-          <w:bottom w:val="none" w:color="000000" w:sz="4" w:space="0"/>
-          <w:right w:val="none" w:color="000000" w:sz="4" w:space="0"/>
+          <w:left w:val="none"/>
+          <w:bottom w:val="none"/>
+          <w:right w:val="none"/>
         </w:tcBorders>
       </w:tcPr>
     </w:tblStylePr>
@@ -35240,9 +34452,9 @@
       </w:tcPr>
     </w:tblStylePr>
   </w:style>
-  <w:style w:type="table" w:styleId="1033">
+  <w:style w:type="table" w:styleId="115">
     <w:name w:val="List Table 7 Colorful - Accent 5"/>
-    <w:basedOn w:val="1109"/>
+    <w:basedOn w:val="935"/>
     <w:uiPriority w:val="99"/>
     <w:pPr>
       <w:pBdr/>
@@ -35341,11 +34553,11 @@
         <w:tblBorders/>
       </w:tblPr>
       <w:tcPr>
-        <w:shd w:val="clear" w:color="ffffff"/>
+        <w:shd w:color="ffffff"/>
         <w:tcBorders>
-          <w:top w:val="none" w:color="000000" w:sz="4" w:space="0"/>
-          <w:left w:val="none" w:color="000000" w:sz="4" w:space="0"/>
-          <w:bottom w:val="none" w:color="000000" w:sz="4" w:space="0"/>
+          <w:top w:val="none"/>
+          <w:left w:val="none"/>
+          <w:bottom w:val="none"/>
           <w:right w:val="single" w:color="000000" w:themeColor="accent5" w:themeTint="9A" w:sz="4" w:space="0"/>
         </w:tcBorders>
       </w:tcPr>
@@ -35368,10 +34580,10 @@
       <w:tcPr>
         <w:shd w:val="clear" w:color="ffffff" w:themeColor="light1" w:fill="ffffff" w:themeFill="light1"/>
         <w:tcBorders>
-          <w:top w:val="none" w:color="000000" w:sz="4" w:space="0"/>
-          <w:left w:val="none" w:color="000000" w:sz="4" w:space="0"/>
+          <w:top w:val="none"/>
+          <w:left w:val="none"/>
           <w:bottom w:val="single" w:color="000000" w:themeColor="accent5" w:themeTint="9A" w:sz="4" w:space="0"/>
-          <w:right w:val="none" w:color="000000" w:sz="4" w:space="0"/>
+          <w:right w:val="none"/>
         </w:tcBorders>
       </w:tcPr>
     </w:tblStylePr>
@@ -35391,12 +34603,12 @@
         <w:tblBorders/>
       </w:tblPr>
       <w:tcPr>
-        <w:shd w:val="clear" w:color="ffffff"/>
+        <w:shd w:color="ffffff"/>
         <w:tcBorders>
-          <w:top w:val="none" w:color="000000" w:sz="4" w:space="0"/>
+          <w:top w:val="none"/>
           <w:left w:val="single" w:color="000000" w:themeColor="accent5" w:themeTint="9A" w:sz="4" w:space="0"/>
-          <w:bottom w:val="none" w:color="000000" w:sz="4" w:space="0"/>
-          <w:right w:val="none" w:color="000000" w:sz="4" w:space="0"/>
+          <w:bottom w:val="none"/>
+          <w:right w:val="none"/>
         </w:tcBorders>
       </w:tcPr>
     </w:tblStylePr>
@@ -35419,9 +34631,9 @@
         <w:shd w:val="clear" w:color="ffffff" w:themeColor="light1" w:fill="ffffff" w:themeFill="light1"/>
         <w:tcBorders>
           <w:top w:val="single" w:color="000000" w:themeColor="accent5" w:themeTint="9A" w:sz="4" w:space="0"/>
-          <w:left w:val="none" w:color="000000" w:sz="4" w:space="0"/>
-          <w:bottom w:val="none" w:color="000000" w:sz="4" w:space="0"/>
-          <w:right w:val="none" w:color="000000" w:sz="4" w:space="0"/>
+          <w:left w:val="none"/>
+          <w:bottom w:val="none"/>
+          <w:right w:val="none"/>
         </w:tcBorders>
       </w:tcPr>
     </w:tblStylePr>
@@ -35496,9 +34708,9 @@
       </w:tcPr>
     </w:tblStylePr>
   </w:style>
-  <w:style w:type="table" w:styleId="1034">
+  <w:style w:type="table" w:styleId="116">
     <w:name w:val="List Table 7 Colorful - Accent 6"/>
-    <w:basedOn w:val="1109"/>
+    <w:basedOn w:val="935"/>
     <w:uiPriority w:val="99"/>
     <w:pPr>
       <w:pBdr/>
@@ -35597,11 +34809,11 @@
         <w:tblBorders/>
       </w:tblPr>
       <w:tcPr>
-        <w:shd w:val="clear" w:color="ffffff"/>
+        <w:shd w:color="ffffff"/>
         <w:tcBorders>
-          <w:top w:val="none" w:color="000000" w:sz="4" w:space="0"/>
-          <w:left w:val="none" w:color="000000" w:sz="4" w:space="0"/>
-          <w:bottom w:val="none" w:color="000000" w:sz="4" w:space="0"/>
+          <w:top w:val="none"/>
+          <w:left w:val="none"/>
+          <w:bottom w:val="none"/>
           <w:right w:val="single" w:color="000000" w:themeColor="accent6" w:themeTint="98" w:sz="4" w:space="0"/>
         </w:tcBorders>
       </w:tcPr>
@@ -35624,10 +34836,10 @@
       <w:tcPr>
         <w:shd w:val="clear" w:color="ffffff" w:themeColor="light1" w:fill="ffffff" w:themeFill="light1"/>
         <w:tcBorders>
-          <w:top w:val="none" w:color="000000" w:sz="4" w:space="0"/>
-          <w:left w:val="none" w:color="000000" w:sz="4" w:space="0"/>
+          <w:top w:val="none"/>
+          <w:left w:val="none"/>
           <w:bottom w:val="single" w:color="000000" w:themeColor="accent6" w:themeTint="98" w:sz="4" w:space="0"/>
-          <w:right w:val="none" w:color="000000" w:sz="4" w:space="0"/>
+          <w:right w:val="none"/>
         </w:tcBorders>
       </w:tcPr>
     </w:tblStylePr>
@@ -35647,12 +34859,12 @@
         <w:tblBorders/>
       </w:tblPr>
       <w:tcPr>
-        <w:shd w:val="clear" w:color="ffffff"/>
+        <w:shd w:color="ffffff"/>
         <w:tcBorders>
-          <w:top w:val="none" w:color="000000" w:sz="4" w:space="0"/>
+          <w:top w:val="none"/>
           <w:left w:val="single" w:color="000000" w:themeColor="accent6" w:themeTint="98" w:sz="4" w:space="0"/>
-          <w:bottom w:val="none" w:color="000000" w:sz="4" w:space="0"/>
-          <w:right w:val="none" w:color="000000" w:sz="4" w:space="0"/>
+          <w:bottom w:val="none"/>
+          <w:right w:val="none"/>
         </w:tcBorders>
       </w:tcPr>
     </w:tblStylePr>
@@ -35675,9 +34887,9 @@
         <w:shd w:val="clear" w:color="ffffff" w:themeColor="light1" w:fill="ffffff" w:themeFill="light1"/>
         <w:tcBorders>
           <w:top w:val="single" w:color="000000" w:themeColor="accent6" w:themeTint="98" w:sz="4" w:space="0"/>
-          <w:left w:val="none" w:color="000000" w:sz="4" w:space="0"/>
-          <w:bottom w:val="none" w:color="000000" w:sz="4" w:space="0"/>
-          <w:right w:val="none" w:color="000000" w:sz="4" w:space="0"/>
+          <w:left w:val="none"/>
+          <w:bottom w:val="none"/>
+          <w:right w:val="none"/>
         </w:tcBorders>
       </w:tcPr>
     </w:tblStylePr>
@@ -35752,9 +34964,9 @@
       </w:tcPr>
     </w:tblStylePr>
   </w:style>
-  <w:style w:type="table" w:styleId="1035">
+  <w:style w:type="table" w:styleId="117">
     <w:name w:val="Lined - Accent"/>
-    <w:basedOn w:val="1109"/>
+    <w:basedOn w:val="935"/>
     <w:uiPriority w:val="99"/>
     <w:pPr>
       <w:pBdr/>
@@ -35989,9 +35201,9 @@
       </w:tcPr>
     </w:tblStylePr>
   </w:style>
-  <w:style w:type="table" w:styleId="1036">
+  <w:style w:type="table" w:styleId="118">
     <w:name w:val="Lined - Accent 1"/>
-    <w:basedOn w:val="1109"/>
+    <w:basedOn w:val="935"/>
     <w:uiPriority w:val="99"/>
     <w:pPr>
       <w:pBdr/>
@@ -36226,9 +35438,9 @@
       </w:tcPr>
     </w:tblStylePr>
   </w:style>
-  <w:style w:type="table" w:styleId="1037">
+  <w:style w:type="table" w:styleId="119">
     <w:name w:val="Lined - Accent 2"/>
-    <w:basedOn w:val="1109"/>
+    <w:basedOn w:val="935"/>
     <w:uiPriority w:val="99"/>
     <w:pPr>
       <w:pBdr/>
@@ -36463,9 +35675,9 @@
       </w:tcPr>
     </w:tblStylePr>
   </w:style>
-  <w:style w:type="table" w:styleId="1038">
+  <w:style w:type="table" w:styleId="120">
     <w:name w:val="Lined - Accent 3"/>
-    <w:basedOn w:val="1109"/>
+    <w:basedOn w:val="935"/>
     <w:uiPriority w:val="99"/>
     <w:pPr>
       <w:pBdr/>
@@ -36700,9 +35912,9 @@
       </w:tcPr>
     </w:tblStylePr>
   </w:style>
-  <w:style w:type="table" w:styleId="1039">
+  <w:style w:type="table" w:styleId="121">
     <w:name w:val="Lined - Accent 4"/>
-    <w:basedOn w:val="1109"/>
+    <w:basedOn w:val="935"/>
     <w:uiPriority w:val="99"/>
     <w:pPr>
       <w:pBdr/>
@@ -36937,9 +36149,9 @@
       </w:tcPr>
     </w:tblStylePr>
   </w:style>
-  <w:style w:type="table" w:styleId="1040">
+  <w:style w:type="table" w:styleId="122">
     <w:name w:val="Lined - Accent 5"/>
-    <w:basedOn w:val="1109"/>
+    <w:basedOn w:val="935"/>
     <w:uiPriority w:val="99"/>
     <w:pPr>
       <w:pBdr/>
@@ -37174,9 +36386,9 @@
       </w:tcPr>
     </w:tblStylePr>
   </w:style>
-  <w:style w:type="table" w:styleId="1041">
+  <w:style w:type="table" w:styleId="123">
     <w:name w:val="Lined - Accent 6"/>
-    <w:basedOn w:val="1109"/>
+    <w:basedOn w:val="935"/>
     <w:uiPriority w:val="99"/>
     <w:pPr>
       <w:pBdr/>
@@ -37411,9 +36623,9 @@
       </w:tcPr>
     </w:tblStylePr>
   </w:style>
-  <w:style w:type="table" w:styleId="1042">
+  <w:style w:type="table" w:styleId="124">
     <w:name w:val="Bordered &amp; Lined - Accent"/>
-    <w:basedOn w:val="1109"/>
+    <w:basedOn w:val="935"/>
     <w:uiPriority w:val="99"/>
     <w:pPr>
       <w:pBdr/>
@@ -37655,9 +36867,9 @@
       </w:tcPr>
     </w:tblStylePr>
   </w:style>
-  <w:style w:type="table" w:styleId="1043">
+  <w:style w:type="table" w:styleId="125">
     <w:name w:val="Bordered &amp; Lined - Accent 1"/>
-    <w:basedOn w:val="1109"/>
+    <w:basedOn w:val="935"/>
     <w:uiPriority w:val="99"/>
     <w:pPr>
       <w:pBdr/>
@@ -37899,9 +37111,9 @@
       </w:tcPr>
     </w:tblStylePr>
   </w:style>
-  <w:style w:type="table" w:styleId="1044">
+  <w:style w:type="table" w:styleId="126">
     <w:name w:val="Bordered &amp; Lined - Accent 2"/>
-    <w:basedOn w:val="1109"/>
+    <w:basedOn w:val="935"/>
     <w:uiPriority w:val="99"/>
     <w:pPr>
       <w:pBdr/>
@@ -38143,9 +37355,9 @@
       </w:tcPr>
     </w:tblStylePr>
   </w:style>
-  <w:style w:type="table" w:styleId="1045">
+  <w:style w:type="table" w:styleId="127">
     <w:name w:val="Bordered &amp; Lined - Accent 3"/>
-    <w:basedOn w:val="1109"/>
+    <w:basedOn w:val="935"/>
     <w:uiPriority w:val="99"/>
     <w:pPr>
       <w:pBdr/>
@@ -38387,9 +37599,9 @@
       </w:tcPr>
     </w:tblStylePr>
   </w:style>
-  <w:style w:type="table" w:styleId="1046">
+  <w:style w:type="table" w:styleId="128">
     <w:name w:val="Bordered &amp; Lined - Accent 4"/>
-    <w:basedOn w:val="1109"/>
+    <w:basedOn w:val="935"/>
     <w:uiPriority w:val="99"/>
     <w:pPr>
       <w:pBdr/>
@@ -38631,9 +37843,9 @@
       </w:tcPr>
     </w:tblStylePr>
   </w:style>
-  <w:style w:type="table" w:styleId="1047">
+  <w:style w:type="table" w:styleId="129">
     <w:name w:val="Bordered &amp; Lined - Accent 5"/>
-    <w:basedOn w:val="1109"/>
+    <w:basedOn w:val="935"/>
     <w:uiPriority w:val="99"/>
     <w:pPr>
       <w:pBdr/>
@@ -38875,9 +38087,9 @@
       </w:tcPr>
     </w:tblStylePr>
   </w:style>
-  <w:style w:type="table" w:styleId="1048">
+  <w:style w:type="table" w:styleId="130">
     <w:name w:val="Bordered &amp; Lined - Accent 6"/>
-    <w:basedOn w:val="1109"/>
+    <w:basedOn w:val="935"/>
     <w:uiPriority w:val="99"/>
     <w:pPr>
       <w:pBdr/>
@@ -39119,9 +38331,9 @@
       </w:tcPr>
     </w:tblStylePr>
   </w:style>
-  <w:style w:type="table" w:styleId="1049">
+  <w:style w:type="table" w:styleId="131">
     <w:name w:val="Bordered"/>
-    <w:basedOn w:val="1109"/>
+    <w:basedOn w:val="935"/>
     <w:uiPriority w:val="99"/>
     <w:pPr>
       <w:pBdr/>
@@ -39350,9 +38562,9 @@
       </w:tcPr>
     </w:tblStylePr>
   </w:style>
-  <w:style w:type="table" w:styleId="1050">
+  <w:style w:type="table" w:styleId="132">
     <w:name w:val="Bordered - Accent 1"/>
-    <w:basedOn w:val="1109"/>
+    <w:basedOn w:val="935"/>
     <w:uiPriority w:val="99"/>
     <w:pPr>
       <w:pBdr/>
@@ -39581,9 +38793,9 @@
       </w:tcPr>
     </w:tblStylePr>
   </w:style>
-  <w:style w:type="table" w:styleId="1051">
+  <w:style w:type="table" w:styleId="133">
     <w:name w:val="Bordered - Accent 2"/>
-    <w:basedOn w:val="1109"/>
+    <w:basedOn w:val="935"/>
     <w:uiPriority w:val="99"/>
     <w:pPr>
       <w:pBdr/>
@@ -39812,9 +39024,9 @@
       </w:tcPr>
     </w:tblStylePr>
   </w:style>
-  <w:style w:type="table" w:styleId="1052">
+  <w:style w:type="table" w:styleId="134">
     <w:name w:val="Bordered - Accent 3"/>
-    <w:basedOn w:val="1109"/>
+    <w:basedOn w:val="935"/>
     <w:uiPriority w:val="99"/>
     <w:pPr>
       <w:pBdr/>
@@ -40043,9 +39255,9 @@
       </w:tcPr>
     </w:tblStylePr>
   </w:style>
-  <w:style w:type="table" w:styleId="1053">
+  <w:style w:type="table" w:styleId="135">
     <w:name w:val="Bordered - Accent 4"/>
-    <w:basedOn w:val="1109"/>
+    <w:basedOn w:val="935"/>
     <w:uiPriority w:val="99"/>
     <w:pPr>
       <w:pBdr/>
@@ -40274,9 +39486,9 @@
       </w:tcPr>
     </w:tblStylePr>
   </w:style>
-  <w:style w:type="table" w:styleId="1054">
+  <w:style w:type="table" w:styleId="136">
     <w:name w:val="Bordered - Accent 5"/>
-    <w:basedOn w:val="1109"/>
+    <w:basedOn w:val="935"/>
     <w:uiPriority w:val="99"/>
     <w:pPr>
       <w:pBdr/>
@@ -40505,9 +39717,9 @@
       </w:tcPr>
     </w:tblStylePr>
   </w:style>
-  <w:style w:type="table" w:styleId="1055">
+  <w:style w:type="table" w:styleId="137">
     <w:name w:val="Bordered - Accent 6"/>
-    <w:basedOn w:val="1109"/>
+    <w:basedOn w:val="935"/>
     <w:uiPriority w:val="99"/>
     <w:pPr>
       <w:pBdr/>
@@ -40736,10 +39948,10 @@
       </w:tcPr>
     </w:tblStylePr>
   </w:style>
-  <w:style w:type="character" w:styleId="1056">
+  <w:style w:type="character" w:styleId="150">
     <w:name w:val="Heading 1 Char"/>
-    <w:basedOn w:val="1108"/>
-    <w:link w:val="1099"/>
+    <w:basedOn w:val="934"/>
+    <w:link w:val="925"/>
     <w:uiPriority w:val="9"/>
     <w:pPr>
       <w:pBdr/>
@@ -40753,10 +39965,10 @@
       <w:szCs w:val="40"/>
     </w:rPr>
   </w:style>
-  <w:style w:type="character" w:styleId="1057">
+  <w:style w:type="character" w:styleId="151">
     <w:name w:val="Heading 2 Char"/>
-    <w:basedOn w:val="1108"/>
-    <w:link w:val="1100"/>
+    <w:basedOn w:val="934"/>
+    <w:link w:val="926"/>
     <w:uiPriority w:val="9"/>
     <w:pPr>
       <w:pBdr/>
@@ -40770,10 +39982,10 @@
       <w:szCs w:val="32"/>
     </w:rPr>
   </w:style>
-  <w:style w:type="character" w:styleId="1058">
+  <w:style w:type="character" w:styleId="152">
     <w:name w:val="Heading 3 Char"/>
-    <w:basedOn w:val="1108"/>
-    <w:link w:val="1101"/>
+    <w:basedOn w:val="934"/>
+    <w:link w:val="927"/>
     <w:uiPriority w:val="9"/>
     <w:pPr>
       <w:pBdr/>
@@ -40787,10 +39999,10 @@
       <w:szCs w:val="28"/>
     </w:rPr>
   </w:style>
-  <w:style w:type="character" w:styleId="1059">
+  <w:style w:type="character" w:styleId="153">
     <w:name w:val="Heading 4 Char"/>
-    <w:basedOn w:val="1108"/>
-    <w:link w:val="1102"/>
+    <w:basedOn w:val="934"/>
+    <w:link w:val="928"/>
     <w:uiPriority w:val="9"/>
     <w:pPr>
       <w:pBdr/>
@@ -40804,10 +40016,10 @@
       <w:color w:val="0f4761" w:themeColor="accent1" w:themeShade="BF"/>
     </w:rPr>
   </w:style>
-  <w:style w:type="character" w:styleId="1060">
+  <w:style w:type="character" w:styleId="154">
     <w:name w:val="Heading 5 Char"/>
-    <w:basedOn w:val="1108"/>
-    <w:link w:val="1103"/>
+    <w:basedOn w:val="934"/>
+    <w:link w:val="929"/>
     <w:uiPriority w:val="9"/>
     <w:pPr>
       <w:pBdr/>
@@ -40819,10 +40031,10 @@
       <w:color w:val="0f4761" w:themeColor="accent1" w:themeShade="BF"/>
     </w:rPr>
   </w:style>
-  <w:style w:type="character" w:styleId="1061">
+  <w:style w:type="character" w:styleId="155">
     <w:name w:val="Heading 6 Char"/>
-    <w:basedOn w:val="1108"/>
-    <w:link w:val="1104"/>
+    <w:basedOn w:val="934"/>
+    <w:link w:val="930"/>
     <w:uiPriority w:val="9"/>
     <w:pPr>
       <w:pBdr/>
@@ -40836,10 +40048,10 @@
       <w:color w:val="595959" w:themeColor="text1" w:themeTint="A6"/>
     </w:rPr>
   </w:style>
-  <w:style w:type="character" w:styleId="1062">
+  <w:style w:type="character" w:styleId="156">
     <w:name w:val="Heading 7 Char"/>
-    <w:basedOn w:val="1108"/>
-    <w:link w:val="1105"/>
+    <w:basedOn w:val="934"/>
+    <w:link w:val="931"/>
     <w:uiPriority w:val="9"/>
     <w:pPr>
       <w:pBdr/>
@@ -40851,10 +40063,10 @@
       <w:color w:val="595959" w:themeColor="text1" w:themeTint="A6"/>
     </w:rPr>
   </w:style>
-  <w:style w:type="character" w:styleId="1063">
+  <w:style w:type="character" w:styleId="157">
     <w:name w:val="Heading 8 Char"/>
-    <w:basedOn w:val="1108"/>
-    <w:link w:val="1106"/>
+    <w:basedOn w:val="934"/>
+    <w:link w:val="932"/>
     <w:uiPriority w:val="9"/>
     <w:pPr>
       <w:pBdr/>
@@ -40868,10 +40080,10 @@
       <w:color w:val="272727" w:themeColor="text1" w:themeTint="D8"/>
     </w:rPr>
   </w:style>
-  <w:style w:type="character" w:styleId="1064">
+  <w:style w:type="character" w:styleId="158">
     <w:name w:val="Heading 9 Char"/>
-    <w:basedOn w:val="1108"/>
-    <w:link w:val="1107"/>
+    <w:basedOn w:val="934"/>
+    <w:link w:val="933"/>
     <w:uiPriority w:val="9"/>
     <w:pPr>
       <w:pBdr/>
@@ -40885,11 +40097,11 @@
       <w:color w:val="272727" w:themeColor="text1" w:themeTint="D8"/>
     </w:rPr>
   </w:style>
-  <w:style w:type="paragraph" w:styleId="1065">
+  <w:style w:type="paragraph" w:styleId="159">
     <w:name w:val="Title"/>
-    <w:basedOn w:val="1098"/>
-    <w:next w:val="1098"/>
-    <w:link w:val="1066"/>
+    <w:basedOn w:val="924"/>
+    <w:next w:val="924"/>
+    <w:link w:val="160"/>
     <w:uiPriority w:val="10"/>
     <w:qFormat/>
     <w:pPr>
@@ -40905,10 +40117,10 @@
       <w:szCs w:val="56"/>
     </w:rPr>
   </w:style>
-  <w:style w:type="character" w:styleId="1066">
+  <w:style w:type="character" w:styleId="160">
     <w:name w:val="Title Char"/>
-    <w:basedOn w:val="1108"/>
-    <w:link w:val="1065"/>
+    <w:basedOn w:val="934"/>
+    <w:link w:val="159"/>
     <w:uiPriority w:val="10"/>
     <w:pPr>
       <w:pBdr/>
@@ -40922,11 +40134,11 @@
       <w:szCs w:val="56"/>
     </w:rPr>
   </w:style>
-  <w:style w:type="paragraph" w:styleId="1067">
+  <w:style w:type="paragraph" w:styleId="161">
     <w:name w:val="Subtitle"/>
-    <w:basedOn w:val="1098"/>
-    <w:next w:val="1098"/>
-    <w:link w:val="1068"/>
+    <w:basedOn w:val="924"/>
+    <w:next w:val="924"/>
+    <w:link w:val="162"/>
     <w:uiPriority w:val="11"/>
     <w:qFormat/>
     <w:pPr>
@@ -40944,10 +40156,10 @@
       <w:szCs w:val="28"/>
     </w:rPr>
   </w:style>
-  <w:style w:type="character" w:styleId="1068">
+  <w:style w:type="character" w:styleId="162">
     <w:name w:val="Subtitle Char"/>
-    <w:basedOn w:val="1108"/>
-    <w:link w:val="1067"/>
+    <w:basedOn w:val="934"/>
+    <w:link w:val="161"/>
     <w:uiPriority w:val="11"/>
     <w:pPr>
       <w:pBdr/>
@@ -40961,11 +40173,11 @@
       <w:szCs w:val="28"/>
     </w:rPr>
   </w:style>
-  <w:style w:type="paragraph" w:styleId="1069">
+  <w:style w:type="paragraph" w:styleId="163">
     <w:name w:val="Quote"/>
-    <w:basedOn w:val="1098"/>
-    <w:next w:val="1098"/>
-    <w:link w:val="1070"/>
+    <w:basedOn w:val="924"/>
+    <w:next w:val="924"/>
+    <w:link w:val="164"/>
     <w:uiPriority w:val="29"/>
     <w:qFormat/>
     <w:pPr>
@@ -40980,10 +40192,10 @@
       <w:color w:val="404040" w:themeColor="text1" w:themeTint="BF"/>
     </w:rPr>
   </w:style>
-  <w:style w:type="character" w:styleId="1070">
+  <w:style w:type="character" w:styleId="164">
     <w:name w:val="Quote Char"/>
-    <w:basedOn w:val="1108"/>
-    <w:link w:val="1069"/>
+    <w:basedOn w:val="934"/>
+    <w:link w:val="163"/>
     <w:uiPriority w:val="29"/>
     <w:pPr>
       <w:pBdr/>
@@ -40996,9 +40208,9 @@
       <w:color w:val="404040" w:themeColor="text1" w:themeTint="BF"/>
     </w:rPr>
   </w:style>
-  <w:style w:type="character" w:styleId="1071">
+  <w:style w:type="character" w:styleId="166">
     <w:name w:val="Intense Emphasis"/>
-    <w:basedOn w:val="1108"/>
+    <w:basedOn w:val="934"/>
     <w:uiPriority w:val="21"/>
     <w:qFormat/>
     <w:pPr>
@@ -41012,11 +40224,11 @@
       <w:color w:val="0f4761" w:themeColor="accent1" w:themeShade="BF"/>
     </w:rPr>
   </w:style>
-  <w:style w:type="paragraph" w:styleId="1072">
+  <w:style w:type="paragraph" w:styleId="167">
     <w:name w:val="Intense Quote"/>
-    <w:basedOn w:val="1098"/>
-    <w:next w:val="1098"/>
-    <w:link w:val="1073"/>
+    <w:basedOn w:val="924"/>
+    <w:next w:val="924"/>
+    <w:link w:val="168"/>
     <w:uiPriority w:val="30"/>
     <w:qFormat/>
     <w:pPr>
@@ -41034,10 +40246,10 @@
       <w:color w:val="0f4761" w:themeColor="accent1" w:themeShade="BF"/>
     </w:rPr>
   </w:style>
-  <w:style w:type="character" w:styleId="1073">
+  <w:style w:type="character" w:styleId="168">
     <w:name w:val="Intense Quote Char"/>
-    <w:basedOn w:val="1108"/>
-    <w:link w:val="1072"/>
+    <w:basedOn w:val="934"/>
+    <w:link w:val="167"/>
     <w:uiPriority w:val="30"/>
     <w:pPr>
       <w:pBdr/>
@@ -41050,9 +40262,9 @@
       <w:color w:val="0f4761" w:themeColor="accent1" w:themeShade="BF"/>
     </w:rPr>
   </w:style>
-  <w:style w:type="character" w:styleId="1074">
+  <w:style w:type="character" w:styleId="169">
     <w:name w:val="Intense Reference"/>
-    <w:basedOn w:val="1108"/>
+    <w:basedOn w:val="934"/>
     <w:uiPriority w:val="32"/>
     <w:qFormat/>
     <w:pPr>
@@ -41068,9 +40280,9 @@
       <w:spacing w:val="5"/>
     </w:rPr>
   </w:style>
-  <w:style w:type="character" w:styleId="1075">
+  <w:style w:type="character" w:styleId="172">
     <w:name w:val="Emphasis"/>
-    <w:basedOn w:val="1108"/>
+    <w:basedOn w:val="934"/>
     <w:uiPriority w:val="20"/>
     <w:qFormat/>
     <w:pPr>
@@ -41083,9 +40295,9 @@
       <w:iCs/>
     </w:rPr>
   </w:style>
-  <w:style w:type="character" w:styleId="1076">
+  <w:style w:type="character" w:styleId="174">
     <w:name w:val="Subtle Reference"/>
-    <w:basedOn w:val="1108"/>
+    <w:basedOn w:val="934"/>
     <w:uiPriority w:val="31"/>
     <w:qFormat/>
     <w:pPr>
@@ -41098,9 +40310,9 @@
       <w:color w:val="5a5a5a" w:themeColor="text1" w:themeTint="A5"/>
     </w:rPr>
   </w:style>
-  <w:style w:type="character" w:styleId="1077">
+  <w:style w:type="character" w:styleId="175">
     <w:name w:val="Book Title"/>
-    <w:basedOn w:val="1108"/>
+    <w:basedOn w:val="934"/>
     <w:uiPriority w:val="33"/>
     <w:qFormat/>
     <w:pPr>
@@ -41116,10 +40328,10 @@
       <w:spacing w:val="5"/>
     </w:rPr>
   </w:style>
-  <w:style w:type="character" w:styleId="1078">
+  <w:style w:type="character" w:styleId="177">
     <w:name w:val="Header Char"/>
-    <w:basedOn w:val="1108"/>
-    <w:link w:val="1111"/>
+    <w:basedOn w:val="934"/>
+    <w:link w:val="937"/>
     <w:uiPriority w:val="99"/>
     <w:pPr>
       <w:pBdr/>
@@ -41127,10 +40339,10 @@
       <w:ind/>
     </w:pPr>
   </w:style>
-  <w:style w:type="character" w:styleId="1079">
+  <w:style w:type="character" w:styleId="179">
     <w:name w:val="Footer Char"/>
-    <w:basedOn w:val="1108"/>
-    <w:link w:val="1113"/>
+    <w:basedOn w:val="934"/>
+    <w:link w:val="939"/>
     <w:uiPriority w:val="99"/>
     <w:pPr>
       <w:pBdr/>
@@ -41138,10 +40350,10 @@
       <w:ind/>
     </w:pPr>
   </w:style>
-  <w:style w:type="paragraph" w:styleId="1080">
+  <w:style w:type="paragraph" w:styleId="181">
     <w:name w:val="footnote text"/>
-    <w:basedOn w:val="1098"/>
-    <w:link w:val="1081"/>
+    <w:basedOn w:val="924"/>
+    <w:link w:val="182"/>
     <w:uiPriority w:val="99"/>
     <w:semiHidden/>
     <w:unhideWhenUsed/>
@@ -41155,10 +40367,10 @@
       <w:szCs w:val="20"/>
     </w:rPr>
   </w:style>
-  <w:style w:type="character" w:styleId="1081">
+  <w:style w:type="character" w:styleId="182">
     <w:name w:val="Footnote Text Char"/>
-    <w:basedOn w:val="1108"/>
-    <w:link w:val="1080"/>
+    <w:basedOn w:val="934"/>
+    <w:link w:val="181"/>
     <w:uiPriority w:val="99"/>
     <w:semiHidden/>
     <w:pPr>
@@ -41171,9 +40383,9 @@
       <w:szCs w:val="20"/>
     </w:rPr>
   </w:style>
-  <w:style w:type="character" w:styleId="1082">
+  <w:style w:type="character" w:styleId="183">
     <w:name w:val="footnote reference"/>
-    <w:basedOn w:val="1108"/>
+    <w:basedOn w:val="934"/>
     <w:uiPriority w:val="99"/>
     <w:semiHidden/>
     <w:unhideWhenUsed/>
@@ -41186,10 +40398,10 @@
       <w:vertAlign w:val="superscript"/>
     </w:rPr>
   </w:style>
-  <w:style w:type="paragraph" w:styleId="1083">
+  <w:style w:type="paragraph" w:styleId="184">
     <w:name w:val="endnote text"/>
-    <w:basedOn w:val="1098"/>
-    <w:link w:val="1084"/>
+    <w:basedOn w:val="924"/>
+    <w:link w:val="185"/>
     <w:uiPriority w:val="99"/>
     <w:semiHidden/>
     <w:unhideWhenUsed/>
@@ -41203,10 +40415,10 @@
       <w:szCs w:val="20"/>
     </w:rPr>
   </w:style>
-  <w:style w:type="character" w:styleId="1084">
+  <w:style w:type="character" w:styleId="185">
     <w:name w:val="Endnote Text Char"/>
-    <w:basedOn w:val="1108"/>
-    <w:link w:val="1083"/>
+    <w:basedOn w:val="934"/>
+    <w:link w:val="184"/>
     <w:uiPriority w:val="99"/>
     <w:semiHidden/>
     <w:pPr>
@@ -41219,9 +40431,9 @@
       <w:szCs w:val="20"/>
     </w:rPr>
   </w:style>
-  <w:style w:type="character" w:styleId="1085">
+  <w:style w:type="character" w:styleId="186">
     <w:name w:val="endnote reference"/>
-    <w:basedOn w:val="1108"/>
+    <w:basedOn w:val="934"/>
     <w:uiPriority w:val="99"/>
     <w:semiHidden/>
     <w:unhideWhenUsed/>
@@ -41234,10 +40446,10 @@
       <w:vertAlign w:val="superscript"/>
     </w:rPr>
   </w:style>
-  <w:style w:type="paragraph" w:styleId="1086">
+  <w:style w:type="paragraph" w:styleId="189">
     <w:name w:val="toc 1"/>
-    <w:basedOn w:val="1098"/>
-    <w:next w:val="1098"/>
+    <w:basedOn w:val="924"/>
+    <w:next w:val="924"/>
     <w:uiPriority w:val="39"/>
     <w:unhideWhenUsed/>
     <w:pPr>
@@ -41246,10 +40458,10 @@
       <w:ind/>
     </w:pPr>
   </w:style>
-  <w:style w:type="paragraph" w:styleId="1087">
+  <w:style w:type="paragraph" w:styleId="190">
     <w:name w:val="toc 2"/>
-    <w:basedOn w:val="1098"/>
-    <w:next w:val="1098"/>
+    <w:basedOn w:val="924"/>
+    <w:next w:val="924"/>
     <w:uiPriority w:val="39"/>
     <w:unhideWhenUsed/>
     <w:pPr>
@@ -41258,10 +40470,10 @@
       <w:ind w:left="220"/>
     </w:pPr>
   </w:style>
-  <w:style w:type="paragraph" w:styleId="1088">
+  <w:style w:type="paragraph" w:styleId="191">
     <w:name w:val="toc 3"/>
-    <w:basedOn w:val="1098"/>
-    <w:next w:val="1098"/>
+    <w:basedOn w:val="924"/>
+    <w:next w:val="924"/>
     <w:uiPriority w:val="39"/>
     <w:unhideWhenUsed/>
     <w:pPr>
@@ -41270,10 +40482,10 @@
       <w:ind w:left="440"/>
     </w:pPr>
   </w:style>
-  <w:style w:type="paragraph" w:styleId="1089">
+  <w:style w:type="paragraph" w:styleId="192">
     <w:name w:val="toc 4"/>
-    <w:basedOn w:val="1098"/>
-    <w:next w:val="1098"/>
+    <w:basedOn w:val="924"/>
+    <w:next w:val="924"/>
     <w:uiPriority w:val="39"/>
     <w:unhideWhenUsed/>
     <w:pPr>
@@ -41282,10 +40494,10 @@
       <w:ind w:left="660"/>
     </w:pPr>
   </w:style>
-  <w:style w:type="paragraph" w:styleId="1090">
+  <w:style w:type="paragraph" w:styleId="193">
     <w:name w:val="toc 5"/>
-    <w:basedOn w:val="1098"/>
-    <w:next w:val="1098"/>
+    <w:basedOn w:val="924"/>
+    <w:next w:val="924"/>
     <w:uiPriority w:val="39"/>
     <w:unhideWhenUsed/>
     <w:pPr>
@@ -41294,10 +40506,10 @@
       <w:ind w:left="880"/>
     </w:pPr>
   </w:style>
-  <w:style w:type="paragraph" w:styleId="1091">
+  <w:style w:type="paragraph" w:styleId="194">
     <w:name w:val="toc 6"/>
-    <w:basedOn w:val="1098"/>
-    <w:next w:val="1098"/>
+    <w:basedOn w:val="924"/>
+    <w:next w:val="924"/>
     <w:uiPriority w:val="39"/>
     <w:unhideWhenUsed/>
     <w:pPr>
@@ -41306,10 +40518,10 @@
       <w:ind w:left="1100"/>
     </w:pPr>
   </w:style>
-  <w:style w:type="paragraph" w:styleId="1092">
+  <w:style w:type="paragraph" w:styleId="195">
     <w:name w:val="toc 7"/>
-    <w:basedOn w:val="1098"/>
-    <w:next w:val="1098"/>
+    <w:basedOn w:val="924"/>
+    <w:next w:val="924"/>
     <w:uiPriority w:val="39"/>
     <w:unhideWhenUsed/>
     <w:pPr>
@@ -41318,10 +40530,10 @@
       <w:ind w:left="1320"/>
     </w:pPr>
   </w:style>
-  <w:style w:type="paragraph" w:styleId="1093">
+  <w:style w:type="paragraph" w:styleId="196">
     <w:name w:val="toc 8"/>
-    <w:basedOn w:val="1098"/>
-    <w:next w:val="1098"/>
+    <w:basedOn w:val="924"/>
+    <w:next w:val="924"/>
     <w:uiPriority w:val="39"/>
     <w:unhideWhenUsed/>
     <w:pPr>
@@ -41330,10 +40542,10 @@
       <w:ind w:left="1540"/>
     </w:pPr>
   </w:style>
-  <w:style w:type="paragraph" w:styleId="1094">
+  <w:style w:type="paragraph" w:styleId="197">
     <w:name w:val="toc 9"/>
-    <w:basedOn w:val="1098"/>
-    <w:next w:val="1098"/>
+    <w:basedOn w:val="924"/>
+    <w:next w:val="924"/>
     <w:uiPriority w:val="39"/>
     <w:unhideWhenUsed/>
     <w:pPr>
@@ -41342,9 +40554,9 @@
       <w:ind w:left="1760"/>
     </w:pPr>
   </w:style>
-  <w:style w:type="character" w:styleId="1095">
+  <w:style w:type="character" w:styleId="198">
     <w:name w:val="Placeholder Text"/>
-    <w:basedOn w:val="1108"/>
+    <w:basedOn w:val="934"/>
     <w:uiPriority w:val="99"/>
     <w:semiHidden/>
     <w:pPr>
@@ -41356,7 +40568,7 @@
       <w:color w:val="666666"/>
     </w:rPr>
   </w:style>
-  <w:style w:type="paragraph" w:styleId="1096">
+  <w:style w:type="paragraph" w:styleId="208">
     <w:name w:val="TOC Heading"/>
     <w:uiPriority w:val="39"/>
     <w:unhideWhenUsed/>
@@ -41366,10 +40578,10 @@
       <w:ind/>
     </w:pPr>
   </w:style>
-  <w:style w:type="paragraph" w:styleId="1097">
+  <w:style w:type="paragraph" w:styleId="209">
     <w:name w:val="table of figures"/>
-    <w:basedOn w:val="1098"/>
-    <w:next w:val="1098"/>
+    <w:basedOn w:val="924"/>
+    <w:next w:val="924"/>
     <w:uiPriority w:val="99"/>
     <w:unhideWhenUsed/>
     <w:pPr>
@@ -41378,7 +40590,7 @@
       <w:ind/>
     </w:pPr>
   </w:style>
-  <w:style w:type="paragraph" w:styleId="1098" w:default="1">
+  <w:style w:type="paragraph" w:styleId="924" w:default="1">
     <w:name w:val="Normal"/>
     <w:qFormat/>
     <w:pPr>
@@ -41391,11 +40603,11 @@
       <w:lang w:val="es-PE" w:eastAsia="es-ES"/>
     </w:rPr>
   </w:style>
-  <w:style w:type="paragraph" w:styleId="1099">
+  <w:style w:type="paragraph" w:styleId="925">
     <w:name w:val="Heading 1"/>
-    <w:basedOn w:val="1098"/>
-    <w:next w:val="1098"/>
-    <w:link w:val="1119"/>
+    <w:basedOn w:val="924"/>
+    <w:next w:val="924"/>
+    <w:link w:val="945"/>
     <w:uiPriority w:val="9"/>
     <w:qFormat/>
     <w:pPr>
@@ -41413,11 +40625,11 @@
       <w:szCs w:val="32"/>
     </w:rPr>
   </w:style>
-  <w:style w:type="paragraph" w:styleId="1100">
+  <w:style w:type="paragraph" w:styleId="926">
     <w:name w:val="Heading 2"/>
-    <w:basedOn w:val="1098"/>
-    <w:next w:val="1098"/>
-    <w:link w:val="1120"/>
+    <w:basedOn w:val="924"/>
+    <w:next w:val="924"/>
+    <w:link w:val="946"/>
     <w:uiPriority w:val="9"/>
     <w:unhideWhenUsed/>
     <w:qFormat/>
@@ -41436,11 +40648,11 @@
       <w:szCs w:val="26"/>
     </w:rPr>
   </w:style>
-  <w:style w:type="paragraph" w:styleId="1101">
+  <w:style w:type="paragraph" w:styleId="927">
     <w:name w:val="Heading 3"/>
-    <w:basedOn w:val="1098"/>
-    <w:next w:val="1098"/>
-    <w:link w:val="1121"/>
+    <w:basedOn w:val="924"/>
+    <w:next w:val="924"/>
+    <w:link w:val="947"/>
     <w:uiPriority w:val="9"/>
     <w:unhideWhenUsed/>
     <w:qFormat/>
@@ -41459,11 +40671,11 @@
       <w:szCs w:val="24"/>
     </w:rPr>
   </w:style>
-  <w:style w:type="paragraph" w:styleId="1102">
+  <w:style w:type="paragraph" w:styleId="928">
     <w:name w:val="Heading 4"/>
-    <w:basedOn w:val="1098"/>
-    <w:next w:val="1098"/>
-    <w:link w:val="1122"/>
+    <w:basedOn w:val="924"/>
+    <w:next w:val="924"/>
+    <w:link w:val="948"/>
     <w:uiPriority w:val="9"/>
     <w:unhideWhenUsed/>
     <w:qFormat/>
@@ -41482,11 +40694,11 @@
       <w:color w:val="2e74b5" w:themeColor="accent1" w:themeShade="BF"/>
     </w:rPr>
   </w:style>
-  <w:style w:type="paragraph" w:styleId="1103">
+  <w:style w:type="paragraph" w:styleId="929">
     <w:name w:val="Heading 5"/>
-    <w:basedOn w:val="1098"/>
-    <w:next w:val="1098"/>
-    <w:link w:val="1123"/>
+    <w:basedOn w:val="924"/>
+    <w:next w:val="924"/>
+    <w:link w:val="949"/>
     <w:uiPriority w:val="9"/>
     <w:unhideWhenUsed/>
     <w:qFormat/>
@@ -41503,11 +40715,11 @@
       <w:color w:val="2e74b5" w:themeColor="accent1" w:themeShade="BF"/>
     </w:rPr>
   </w:style>
-  <w:style w:type="paragraph" w:styleId="1104">
+  <w:style w:type="paragraph" w:styleId="930">
     <w:name w:val="Heading 6"/>
-    <w:basedOn w:val="1098"/>
-    <w:next w:val="1098"/>
-    <w:link w:val="1124"/>
+    <w:basedOn w:val="924"/>
+    <w:next w:val="924"/>
+    <w:link w:val="950"/>
     <w:uiPriority w:val="9"/>
     <w:unhideWhenUsed/>
     <w:qFormat/>
@@ -41524,11 +40736,11 @@
       <w:color w:val="1f4d78" w:themeColor="accent1" w:themeShade="7F"/>
     </w:rPr>
   </w:style>
-  <w:style w:type="paragraph" w:styleId="1105">
+  <w:style w:type="paragraph" w:styleId="931">
     <w:name w:val="Heading 7"/>
-    <w:basedOn w:val="1098"/>
-    <w:next w:val="1098"/>
-    <w:link w:val="1125"/>
+    <w:basedOn w:val="924"/>
+    <w:next w:val="924"/>
+    <w:link w:val="951"/>
     <w:uiPriority w:val="9"/>
     <w:unhideWhenUsed/>
     <w:qFormat/>
@@ -41547,11 +40759,11 @@
       <w:color w:val="1f4d78" w:themeColor="accent1" w:themeShade="7F"/>
     </w:rPr>
   </w:style>
-  <w:style w:type="paragraph" w:styleId="1106">
+  <w:style w:type="paragraph" w:styleId="932">
     <w:name w:val="Heading 8"/>
-    <w:basedOn w:val="1098"/>
-    <w:next w:val="1098"/>
-    <w:link w:val="1126"/>
+    <w:basedOn w:val="924"/>
+    <w:next w:val="924"/>
+    <w:link w:val="952"/>
     <w:uiPriority w:val="9"/>
     <w:unhideWhenUsed/>
     <w:qFormat/>
@@ -41570,11 +40782,11 @@
       <w:szCs w:val="21"/>
     </w:rPr>
   </w:style>
-  <w:style w:type="paragraph" w:styleId="1107">
+  <w:style w:type="paragraph" w:styleId="933">
     <w:name w:val="Heading 9"/>
-    <w:basedOn w:val="1098"/>
-    <w:next w:val="1098"/>
-    <w:link w:val="1176"/>
+    <w:basedOn w:val="924"/>
+    <w:next w:val="924"/>
+    <w:link w:val="1002"/>
     <w:uiPriority w:val="9"/>
     <w:unhideWhenUsed/>
     <w:qFormat/>
@@ -41595,7 +40807,7 @@
       <w:szCs w:val="21"/>
     </w:rPr>
   </w:style>
-  <w:style w:type="character" w:styleId="1108" w:default="1">
+  <w:style w:type="character" w:styleId="934" w:default="1">
     <w:name w:val="Default Paragraph Font"/>
     <w:uiPriority w:val="1"/>
     <w:semiHidden/>
@@ -41606,7 +40818,7 @@
       <w:ind/>
     </w:pPr>
   </w:style>
-  <w:style w:type="table" w:styleId="1109" w:default="1">
+  <w:style w:type="table" w:styleId="935" w:default="1">
     <w:name w:val="Normal Table"/>
     <w:uiPriority w:val="99"/>
     <w:semiHidden/>
@@ -41799,7 +41011,7 @@
       </w:tcPr>
     </w:tblStylePr>
   </w:style>
-  <w:style w:type="numbering" w:styleId="1110" w:default="1">
+  <w:style w:type="numbering" w:styleId="936" w:default="1">
     <w:name w:val="No List"/>
     <w:uiPriority w:val="99"/>
     <w:semiHidden/>
@@ -41810,10 +41022,10 @@
       <w:ind/>
     </w:pPr>
   </w:style>
-  <w:style w:type="paragraph" w:styleId="1111">
+  <w:style w:type="paragraph" w:styleId="937">
     <w:name w:val="Header"/>
-    <w:basedOn w:val="1098"/>
-    <w:link w:val="1112"/>
+    <w:basedOn w:val="924"/>
+    <w:link w:val="938"/>
     <w:uiPriority w:val="99"/>
     <w:unhideWhenUsed/>
     <w:pPr>
@@ -41826,10 +41038,10 @@
       <w:ind/>
     </w:pPr>
   </w:style>
-  <w:style w:type="character" w:styleId="1112" w:customStyle="1">
+  <w:style w:type="character" w:styleId="938" w:customStyle="1">
     <w:name w:val="Encabezado Car"/>
-    <w:basedOn w:val="1108"/>
-    <w:link w:val="1111"/>
+    <w:basedOn w:val="934"/>
+    <w:link w:val="937"/>
     <w:uiPriority w:val="99"/>
     <w:pPr>
       <w:pBdr/>
@@ -41837,10 +41049,10 @@
       <w:ind/>
     </w:pPr>
   </w:style>
-  <w:style w:type="paragraph" w:styleId="1113">
+  <w:style w:type="paragraph" w:styleId="939">
     <w:name w:val="Footer"/>
-    <w:basedOn w:val="1098"/>
-    <w:link w:val="1114"/>
+    <w:basedOn w:val="924"/>
+    <w:link w:val="940"/>
     <w:uiPriority w:val="99"/>
     <w:unhideWhenUsed/>
     <w:pPr>
@@ -41853,10 +41065,10 @@
       <w:ind/>
     </w:pPr>
   </w:style>
-  <w:style w:type="character" w:styleId="1114" w:customStyle="1">
+  <w:style w:type="character" w:styleId="940" w:customStyle="1">
     <w:name w:val="Pie de página Car"/>
-    <w:basedOn w:val="1108"/>
-    <w:link w:val="1113"/>
+    <w:basedOn w:val="934"/>
+    <w:link w:val="939"/>
     <w:uiPriority w:val="99"/>
     <w:pPr>
       <w:pBdr/>
@@ -41864,9 +41076,9 @@
       <w:ind/>
     </w:pPr>
   </w:style>
-  <w:style w:type="paragraph" w:styleId="1115">
+  <w:style w:type="paragraph" w:styleId="941">
     <w:name w:val="List Paragraph"/>
-    <w:basedOn w:val="1098"/>
+    <w:basedOn w:val="924"/>
     <w:uiPriority w:val="34"/>
     <w:qFormat/>
     <w:pPr>
@@ -41876,9 +41088,9 @@
       <w:contextualSpacing w:val="true"/>
     </w:pPr>
   </w:style>
-  <w:style w:type="table" w:styleId="1116">
+  <w:style w:type="table" w:styleId="942">
     <w:name w:val="Table Grid"/>
-    <w:basedOn w:val="1109"/>
+    <w:basedOn w:val="935"/>
     <w:uiPriority w:val="39"/>
     <w:pPr>
       <w:pBdr/>
@@ -42068,10 +41280,10 @@
       </w:tcPr>
     </w:tblStylePr>
   </w:style>
-  <w:style w:type="paragraph" w:styleId="1117">
+  <w:style w:type="paragraph" w:styleId="943">
     <w:name w:val="Balloon Text"/>
-    <w:basedOn w:val="1098"/>
-    <w:link w:val="1118"/>
+    <w:basedOn w:val="924"/>
+    <w:link w:val="944"/>
     <w:uiPriority w:val="99"/>
     <w:semiHidden/>
     <w:unhideWhenUsed/>
@@ -42086,10 +41298,10 @@
       <w:szCs w:val="18"/>
     </w:rPr>
   </w:style>
-  <w:style w:type="character" w:styleId="1118" w:customStyle="1">
+  <w:style w:type="character" w:styleId="944" w:customStyle="1">
     <w:name w:val="Texto de globo Car"/>
-    <w:basedOn w:val="1108"/>
-    <w:link w:val="1117"/>
+    <w:basedOn w:val="934"/>
+    <w:link w:val="943"/>
     <w:uiPriority w:val="99"/>
     <w:semiHidden/>
     <w:pPr>
@@ -42104,10 +41316,10 @@
       <w:lang w:eastAsia="es-ES"/>
     </w:rPr>
   </w:style>
-  <w:style w:type="character" w:styleId="1119" w:customStyle="1">
+  <w:style w:type="character" w:styleId="945" w:customStyle="1">
     <w:name w:val="Título 1 Car"/>
-    <w:basedOn w:val="1108"/>
-    <w:link w:val="1099"/>
+    <w:basedOn w:val="934"/>
+    <w:link w:val="925"/>
     <w:uiPriority w:val="9"/>
     <w:pPr>
       <w:pBdr/>
@@ -42122,10 +41334,10 @@
       <w:lang w:eastAsia="es-ES"/>
     </w:rPr>
   </w:style>
-  <w:style w:type="character" w:styleId="1120" w:customStyle="1">
+  <w:style w:type="character" w:styleId="946" w:customStyle="1">
     <w:name w:val="Título 2 Car"/>
-    <w:basedOn w:val="1108"/>
-    <w:link w:val="1100"/>
+    <w:basedOn w:val="934"/>
+    <w:link w:val="926"/>
     <w:uiPriority w:val="9"/>
     <w:pPr>
       <w:pBdr/>
@@ -42140,10 +41352,10 @@
       <w:lang w:eastAsia="es-ES"/>
     </w:rPr>
   </w:style>
-  <w:style w:type="character" w:styleId="1121" w:customStyle="1">
+  <w:style w:type="character" w:styleId="947" w:customStyle="1">
     <w:name w:val="Título 3 Car"/>
-    <w:basedOn w:val="1108"/>
-    <w:link w:val="1101"/>
+    <w:basedOn w:val="934"/>
+    <w:link w:val="927"/>
     <w:uiPriority w:val="9"/>
     <w:pPr>
       <w:pBdr/>
@@ -42158,10 +41370,10 @@
       <w:lang w:eastAsia="es-ES"/>
     </w:rPr>
   </w:style>
-  <w:style w:type="character" w:styleId="1122" w:customStyle="1">
+  <w:style w:type="character" w:styleId="948" w:customStyle="1">
     <w:name w:val="Título 4 Car"/>
-    <w:basedOn w:val="1108"/>
-    <w:link w:val="1102"/>
+    <w:basedOn w:val="934"/>
+    <w:link w:val="928"/>
     <w:uiPriority w:val="9"/>
     <w:pPr>
       <w:pBdr/>
@@ -42176,10 +41388,10 @@
       <w:lang w:eastAsia="es-ES"/>
     </w:rPr>
   </w:style>
-  <w:style w:type="character" w:styleId="1123" w:customStyle="1">
+  <w:style w:type="character" w:styleId="949" w:customStyle="1">
     <w:name w:val="Título 5 Car"/>
-    <w:basedOn w:val="1108"/>
-    <w:link w:val="1103"/>
+    <w:basedOn w:val="934"/>
+    <w:link w:val="929"/>
     <w:uiPriority w:val="9"/>
     <w:pPr>
       <w:pBdr/>
@@ -42192,10 +41404,10 @@
       <w:lang w:eastAsia="es-ES"/>
     </w:rPr>
   </w:style>
-  <w:style w:type="character" w:styleId="1124" w:customStyle="1">
+  <w:style w:type="character" w:styleId="950" w:customStyle="1">
     <w:name w:val="Título 6 Car"/>
-    <w:basedOn w:val="1108"/>
-    <w:link w:val="1104"/>
+    <w:basedOn w:val="934"/>
+    <w:link w:val="930"/>
     <w:uiPriority w:val="9"/>
     <w:pPr>
       <w:pBdr/>
@@ -42208,10 +41420,10 @@
       <w:lang w:eastAsia="es-ES"/>
     </w:rPr>
   </w:style>
-  <w:style w:type="character" w:styleId="1125" w:customStyle="1">
+  <w:style w:type="character" w:styleId="951" w:customStyle="1">
     <w:name w:val="Título 7 Car"/>
-    <w:basedOn w:val="1108"/>
-    <w:link w:val="1105"/>
+    <w:basedOn w:val="934"/>
+    <w:link w:val="931"/>
     <w:uiPriority w:val="9"/>
     <w:pPr>
       <w:pBdr/>
@@ -42226,10 +41438,10 @@
       <w:lang w:eastAsia="es-ES"/>
     </w:rPr>
   </w:style>
-  <w:style w:type="character" w:styleId="1126" w:customStyle="1">
+  <w:style w:type="character" w:styleId="952" w:customStyle="1">
     <w:name w:val="Título 8 Car"/>
-    <w:basedOn w:val="1108"/>
-    <w:link w:val="1106"/>
+    <w:basedOn w:val="934"/>
+    <w:link w:val="932"/>
     <w:uiPriority w:val="9"/>
     <w:pPr>
       <w:pBdr/>
@@ -42244,10 +41456,10 @@
       <w:lang w:eastAsia="es-ES"/>
     </w:rPr>
   </w:style>
-  <w:style w:type="paragraph" w:styleId="1127">
+  <w:style w:type="paragraph" w:styleId="953">
     <w:name w:val="Message Header"/>
-    <w:basedOn w:val="1098"/>
-    <w:link w:val="1128"/>
+    <w:basedOn w:val="924"/>
+    <w:link w:val="954"/>
     <w:uiPriority w:val="99"/>
     <w:unhideWhenUsed/>
     <w:pPr>
@@ -42267,10 +41479,10 @@
       <w:szCs w:val="24"/>
     </w:rPr>
   </w:style>
-  <w:style w:type="character" w:styleId="1128" w:customStyle="1">
+  <w:style w:type="character" w:styleId="954" w:customStyle="1">
     <w:name w:val="Encabezado de mensaje Car"/>
-    <w:basedOn w:val="1108"/>
-    <w:link w:val="1127"/>
+    <w:basedOn w:val="934"/>
+    <w:link w:val="953"/>
     <w:uiPriority w:val="99"/>
     <w:pPr>
       <w:pBdr/>
@@ -42285,19 +41497,19 @@
       <w:lang w:eastAsia="es-ES"/>
     </w:rPr>
   </w:style>
-  <w:style w:type="paragraph" w:styleId="1129" w:customStyle="1">
+  <w:style w:type="paragraph" w:styleId="955" w:customStyle="1">
     <w:name w:val="Lista CC."/>
-    <w:basedOn w:val="1098"/>
+    <w:basedOn w:val="924"/>
     <w:pPr>
       <w:pBdr/>
       <w:spacing/>
       <w:ind/>
     </w:pPr>
   </w:style>
-  <w:style w:type="paragraph" w:styleId="1130">
+  <w:style w:type="paragraph" w:styleId="956">
     <w:name w:val="Body Text"/>
-    <w:basedOn w:val="1098"/>
-    <w:link w:val="1131"/>
+    <w:basedOn w:val="924"/>
+    <w:link w:val="957"/>
     <w:uiPriority w:val="99"/>
     <w:unhideWhenUsed/>
     <w:pPr>
@@ -42306,10 +41518,10 @@
       <w:ind/>
     </w:pPr>
   </w:style>
-  <w:style w:type="character" w:styleId="1131" w:customStyle="1">
+  <w:style w:type="character" w:styleId="957" w:customStyle="1">
     <w:name w:val="Texto independiente Car"/>
-    <w:basedOn w:val="1108"/>
-    <w:link w:val="1130"/>
+    <w:basedOn w:val="934"/>
+    <w:link w:val="956"/>
     <w:uiPriority w:val="99"/>
     <w:pPr>
       <w:pBdr/>
@@ -42321,10 +41533,10 @@
       <w:lang w:eastAsia="es-ES"/>
     </w:rPr>
   </w:style>
-  <w:style w:type="paragraph" w:styleId="1132">
+  <w:style w:type="paragraph" w:styleId="958">
     <w:name w:val="Body Text Indent"/>
-    <w:basedOn w:val="1098"/>
-    <w:link w:val="1133"/>
+    <w:basedOn w:val="924"/>
+    <w:link w:val="959"/>
     <w:uiPriority w:val="99"/>
     <w:unhideWhenUsed/>
     <w:pPr>
@@ -42333,10 +41545,10 @@
       <w:ind w:left="283"/>
     </w:pPr>
   </w:style>
-  <w:style w:type="character" w:styleId="1133" w:customStyle="1">
+  <w:style w:type="character" w:styleId="959" w:customStyle="1">
     <w:name w:val="Sangría de texto normal Car"/>
-    <w:basedOn w:val="1108"/>
-    <w:link w:val="1132"/>
+    <w:basedOn w:val="934"/>
+    <w:link w:val="958"/>
     <w:uiPriority w:val="99"/>
     <w:pPr>
       <w:pBdr/>
@@ -42348,19 +41560,19 @@
       <w:lang w:eastAsia="es-ES"/>
     </w:rPr>
   </w:style>
-  <w:style w:type="paragraph" w:styleId="1134" w:customStyle="1">
+  <w:style w:type="paragraph" w:styleId="960" w:customStyle="1">
     <w:name w:val="Instrucciones envío correo"/>
-    <w:basedOn w:val="1098"/>
+    <w:basedOn w:val="924"/>
     <w:pPr>
       <w:pBdr/>
       <w:spacing/>
       <w:ind/>
     </w:pPr>
   </w:style>
-  <w:style w:type="paragraph" w:styleId="1135">
+  <w:style w:type="paragraph" w:styleId="961">
     <w:name w:val="Body Text First Indent"/>
-    <w:basedOn w:val="1130"/>
-    <w:link w:val="1136"/>
+    <w:basedOn w:val="956"/>
+    <w:link w:val="962"/>
     <w:uiPriority w:val="99"/>
     <w:unhideWhenUsed/>
     <w:pPr>
@@ -42369,10 +41581,10 @@
       <w:ind w:firstLine="360"/>
     </w:pPr>
   </w:style>
-  <w:style w:type="character" w:styleId="1136" w:customStyle="1">
+  <w:style w:type="character" w:styleId="962" w:customStyle="1">
     <w:name w:val="Texto independiente primera sangría Car"/>
-    <w:basedOn w:val="1131"/>
-    <w:link w:val="1135"/>
+    <w:basedOn w:val="957"/>
+    <w:link w:val="961"/>
     <w:uiPriority w:val="99"/>
     <w:pPr>
       <w:pBdr/>
@@ -42384,9 +41596,9 @@
       <w:lang w:eastAsia="es-ES"/>
     </w:rPr>
   </w:style>
-  <w:style w:type="paragraph" w:styleId="1137">
+  <w:style w:type="paragraph" w:styleId="963">
     <w:name w:val="Normal (Web)"/>
-    <w:basedOn w:val="1098"/>
+    <w:basedOn w:val="924"/>
     <w:uiPriority w:val="99"/>
     <w:unhideWhenUsed/>
     <w:pPr>
@@ -42400,18 +41612,18 @@
       <w:szCs w:val="24"/>
     </w:rPr>
   </w:style>
-  <w:style w:type="character" w:styleId="1138" w:customStyle="1">
+  <w:style w:type="character" w:styleId="964" w:customStyle="1">
     <w:name w:val="apple-tab-span"/>
-    <w:basedOn w:val="1108"/>
+    <w:basedOn w:val="934"/>
     <w:pPr>
       <w:pBdr/>
       <w:spacing/>
       <w:ind/>
     </w:pPr>
   </w:style>
-  <w:style w:type="paragraph" w:styleId="1139">
+  <w:style w:type="paragraph" w:styleId="965">
     <w:name w:val="No Spacing"/>
-    <w:link w:val="1142"/>
+    <w:link w:val="968"/>
     <w:uiPriority w:val="1"/>
     <w:qFormat/>
     <w:pPr>
@@ -42424,9 +41636,9 @@
       <w14:ligatures w14:val="standardContextual"/>
     </w:rPr>
   </w:style>
-  <w:style w:type="table" w:styleId="1140">
+  <w:style w:type="table" w:styleId="966">
     <w:name w:val="List Table 3 Accent 1"/>
-    <w:basedOn w:val="1109"/>
+    <w:basedOn w:val="935"/>
     <w:uiPriority w:val="48"/>
     <w:pPr>
       <w:pBdr/>
@@ -42661,9 +41873,9 @@
       </w:tcPr>
     </w:tblStylePr>
   </w:style>
-  <w:style w:type="character" w:styleId="1141">
+  <w:style w:type="character" w:styleId="967">
     <w:name w:val="Subtle Emphasis"/>
-    <w:basedOn w:val="1108"/>
+    <w:basedOn w:val="934"/>
     <w:uiPriority w:val="19"/>
     <w:qFormat/>
     <w:pPr>
@@ -42677,9 +41889,9 @@
       <w:color w:val="404040" w:themeColor="text1" w:themeTint="BF"/>
     </w:rPr>
   </w:style>
-  <w:style w:type="character" w:styleId="1142" w:customStyle="1">
+  <w:style w:type="character" w:styleId="968" w:customStyle="1">
     <w:name w:val="Sin espaciado Car"/>
-    <w:link w:val="1139"/>
+    <w:link w:val="965"/>
     <w:uiPriority w:val="1"/>
     <w:pPr>
       <w:pBdr/>
@@ -42691,9 +41903,9 @@
       <w14:ligatures w14:val="standardContextual"/>
     </w:rPr>
   </w:style>
-  <w:style w:type="table" w:styleId="1143">
+  <w:style w:type="table" w:styleId="969">
     <w:name w:val="Grid Table 5 Dark Accent 1"/>
-    <w:basedOn w:val="1109"/>
+    <w:basedOn w:val="935"/>
     <w:uiPriority w:val="50"/>
     <w:pPr>
       <w:pBdr/>
@@ -42928,9 +42140,9 @@
       </w:tcPr>
     </w:tblStylePr>
   </w:style>
-  <w:style w:type="character" w:styleId="1144">
+  <w:style w:type="character" w:styleId="970">
     <w:name w:val="Strong"/>
-    <w:basedOn w:val="1108"/>
+    <w:basedOn w:val="934"/>
     <w:uiPriority w:val="22"/>
     <w:qFormat/>
     <w:pPr>
@@ -42943,9 +42155,9 @@
       <w:bCs/>
     </w:rPr>
   </w:style>
-  <w:style w:type="character" w:styleId="1145">
+  <w:style w:type="character" w:styleId="971">
     <w:name w:val="annotation reference"/>
-    <w:basedOn w:val="1108"/>
+    <w:basedOn w:val="934"/>
     <w:uiPriority w:val="99"/>
     <w:semiHidden/>
     <w:unhideWhenUsed/>
@@ -42959,10 +42171,10 @@
       <w:szCs w:val="16"/>
     </w:rPr>
   </w:style>
-  <w:style w:type="paragraph" w:styleId="1146">
+  <w:style w:type="paragraph" w:styleId="972">
     <w:name w:val="annotation text"/>
-    <w:basedOn w:val="1098"/>
-    <w:link w:val="1147"/>
+    <w:basedOn w:val="924"/>
+    <w:link w:val="973"/>
     <w:uiPriority w:val="99"/>
     <w:semiHidden/>
     <w:unhideWhenUsed/>
@@ -42976,10 +42188,10 @@
       <w:szCs w:val="20"/>
     </w:rPr>
   </w:style>
-  <w:style w:type="character" w:styleId="1147" w:customStyle="1">
+  <w:style w:type="character" w:styleId="973" w:customStyle="1">
     <w:name w:val="Texto comentario Car"/>
-    <w:basedOn w:val="1108"/>
-    <w:link w:val="1146"/>
+    <w:basedOn w:val="934"/>
+    <w:link w:val="972"/>
     <w:uiPriority w:val="99"/>
     <w:semiHidden/>
     <w:pPr>
@@ -42994,11 +42206,11 @@
       <w:lang w:eastAsia="es-ES"/>
     </w:rPr>
   </w:style>
-  <w:style w:type="paragraph" w:styleId="1148">
+  <w:style w:type="paragraph" w:styleId="974">
     <w:name w:val="annotation subject"/>
-    <w:basedOn w:val="1146"/>
-    <w:next w:val="1146"/>
-    <w:link w:val="1149"/>
+    <w:basedOn w:val="972"/>
+    <w:next w:val="972"/>
+    <w:link w:val="975"/>
     <w:uiPriority w:val="99"/>
     <w:semiHidden/>
     <w:unhideWhenUsed/>
@@ -43012,10 +42224,10 @@
       <w:bCs/>
     </w:rPr>
   </w:style>
-  <w:style w:type="character" w:styleId="1149" w:customStyle="1">
+  <w:style w:type="character" w:styleId="975" w:customStyle="1">
     <w:name w:val="Asunto del comentario Car"/>
-    <w:basedOn w:val="1147"/>
-    <w:link w:val="1148"/>
+    <w:basedOn w:val="973"/>
+    <w:link w:val="974"/>
     <w:uiPriority w:val="99"/>
     <w:semiHidden/>
     <w:pPr>
@@ -43032,9 +42244,9 @@
       <w:lang w:eastAsia="es-ES"/>
     </w:rPr>
   </w:style>
-  <w:style w:type="character" w:styleId="1150">
+  <w:style w:type="character" w:styleId="976">
     <w:name w:val="Hyperlink"/>
-    <w:basedOn w:val="1108"/>
+    <w:basedOn w:val="934"/>
     <w:uiPriority w:val="99"/>
     <w:unhideWhenUsed/>
     <w:pPr>
@@ -43047,9 +42259,9 @@
       <w:u w:val="single"/>
     </w:rPr>
   </w:style>
-  <w:style w:type="paragraph" w:styleId="1151">
+  <w:style w:type="paragraph" w:styleId="977">
     <w:name w:val="List"/>
-    <w:basedOn w:val="1098"/>
+    <w:basedOn w:val="924"/>
     <w:uiPriority w:val="99"/>
     <w:unhideWhenUsed/>
     <w:pPr>
@@ -43059,9 +42271,9 @@
       <w:contextualSpacing w:val="true"/>
     </w:pPr>
   </w:style>
-  <w:style w:type="paragraph" w:styleId="1152">
+  <w:style w:type="paragraph" w:styleId="978">
     <w:name w:val="List 2"/>
-    <w:basedOn w:val="1098"/>
+    <w:basedOn w:val="924"/>
     <w:uiPriority w:val="99"/>
     <w:unhideWhenUsed/>
     <w:pPr>
@@ -43071,11 +42283,11 @@
       <w:contextualSpacing w:val="true"/>
     </w:pPr>
   </w:style>
-  <w:style w:type="paragraph" w:styleId="1153">
+  <w:style w:type="paragraph" w:styleId="979">
     <w:name w:val="Salutation"/>
-    <w:basedOn w:val="1098"/>
-    <w:next w:val="1098"/>
-    <w:link w:val="1154"/>
+    <w:basedOn w:val="924"/>
+    <w:next w:val="924"/>
+    <w:link w:val="980"/>
     <w:uiPriority w:val="99"/>
     <w:unhideWhenUsed/>
     <w:pPr>
@@ -43084,10 +42296,10 @@
       <w:ind/>
     </w:pPr>
   </w:style>
-  <w:style w:type="character" w:styleId="1154" w:customStyle="1">
+  <w:style w:type="character" w:styleId="980" w:customStyle="1">
     <w:name w:val="Saludo Car"/>
-    <w:basedOn w:val="1108"/>
-    <w:link w:val="1153"/>
+    <w:basedOn w:val="934"/>
+    <w:link w:val="979"/>
     <w:uiPriority w:val="99"/>
     <w:pPr>
       <w:pBdr/>
@@ -43099,10 +42311,10 @@
       <w:lang w:eastAsia="es-ES"/>
     </w:rPr>
   </w:style>
-  <w:style w:type="paragraph" w:styleId="1155">
+  <w:style w:type="paragraph" w:styleId="981">
     <w:name w:val="Closing"/>
-    <w:basedOn w:val="1098"/>
-    <w:link w:val="1156"/>
+    <w:basedOn w:val="924"/>
+    <w:link w:val="982"/>
     <w:uiPriority w:val="99"/>
     <w:unhideWhenUsed/>
     <w:pPr>
@@ -43111,10 +42323,10 @@
       <w:ind w:left="4252"/>
     </w:pPr>
   </w:style>
-  <w:style w:type="character" w:styleId="1156" w:customStyle="1">
+  <w:style w:type="character" w:styleId="982" w:customStyle="1">
     <w:name w:val="Cierre Car"/>
-    <w:basedOn w:val="1108"/>
-    <w:link w:val="1155"/>
+    <w:basedOn w:val="934"/>
+    <w:link w:val="981"/>
     <w:uiPriority w:val="99"/>
     <w:pPr>
       <w:pBdr/>
@@ -43126,9 +42338,9 @@
       <w:lang w:eastAsia="es-ES"/>
     </w:rPr>
   </w:style>
-  <w:style w:type="paragraph" w:styleId="1157">
+  <w:style w:type="paragraph" w:styleId="983">
     <w:name w:val="List Bullet 2"/>
-    <w:basedOn w:val="1098"/>
+    <w:basedOn w:val="924"/>
     <w:uiPriority w:val="99"/>
     <w:unhideWhenUsed/>
     <w:pPr>
@@ -43141,9 +42353,9 @@
       <w:contextualSpacing w:val="true"/>
     </w:pPr>
   </w:style>
-  <w:style w:type="paragraph" w:styleId="1158">
+  <w:style w:type="paragraph" w:styleId="984">
     <w:name w:val="List Continue 2"/>
-    <w:basedOn w:val="1098"/>
+    <w:basedOn w:val="924"/>
     <w:uiPriority w:val="99"/>
     <w:unhideWhenUsed/>
     <w:pPr>
@@ -43153,19 +42365,19 @@
       <w:contextualSpacing w:val="true"/>
     </w:pPr>
   </w:style>
-  <w:style w:type="paragraph" w:styleId="1159" w:customStyle="1">
+  <w:style w:type="paragraph" w:styleId="985" w:customStyle="1">
     <w:name w:val="Dirección interior"/>
-    <w:basedOn w:val="1098"/>
+    <w:basedOn w:val="924"/>
     <w:pPr>
       <w:pBdr/>
       <w:spacing/>
       <w:ind/>
     </w:pPr>
   </w:style>
-  <w:style w:type="paragraph" w:styleId="1160">
+  <w:style w:type="paragraph" w:styleId="986">
     <w:name w:val="Caption"/>
-    <w:basedOn w:val="1098"/>
-    <w:next w:val="1098"/>
+    <w:basedOn w:val="924"/>
+    <w:next w:val="924"/>
     <w:uiPriority w:val="35"/>
     <w:unhideWhenUsed/>
     <w:qFormat/>
@@ -43182,27 +42394,27 @@
       <w:szCs w:val="18"/>
     </w:rPr>
   </w:style>
-  <w:style w:type="paragraph" w:styleId="1161" w:customStyle="1">
+  <w:style w:type="paragraph" w:styleId="987" w:customStyle="1">
     <w:name w:val="Caracteres enmarcados"/>
-    <w:basedOn w:val="1098"/>
+    <w:basedOn w:val="924"/>
     <w:pPr>
       <w:pBdr/>
       <w:spacing/>
       <w:ind/>
     </w:pPr>
   </w:style>
-  <w:style w:type="paragraph" w:styleId="1162" w:customStyle="1">
+  <w:style w:type="paragraph" w:styleId="988" w:customStyle="1">
     <w:name w:val="Línea de referencia"/>
-    <w:basedOn w:val="1130"/>
+    <w:basedOn w:val="956"/>
     <w:pPr>
       <w:pBdr/>
       <w:spacing/>
       <w:ind/>
     </w:pPr>
   </w:style>
-  <w:style w:type="paragraph" w:styleId="1163">
+  <w:style w:type="paragraph" w:styleId="989">
     <w:name w:val="Normal Indent"/>
-    <w:basedOn w:val="1098"/>
+    <w:basedOn w:val="924"/>
     <w:uiPriority w:val="99"/>
     <w:unhideWhenUsed/>
     <w:pPr>
@@ -43211,10 +42423,10 @@
       <w:ind w:left="720"/>
     </w:pPr>
   </w:style>
-  <w:style w:type="paragraph" w:styleId="1164">
+  <w:style w:type="paragraph" w:styleId="990">
     <w:name w:val="Body Text First Indent 2"/>
-    <w:basedOn w:val="1132"/>
-    <w:link w:val="1165"/>
+    <w:basedOn w:val="958"/>
+    <w:link w:val="991"/>
     <w:uiPriority w:val="99"/>
     <w:unhideWhenUsed/>
     <w:pPr>
@@ -43223,10 +42435,10 @@
       <w:ind w:firstLine="360" w:left="360"/>
     </w:pPr>
   </w:style>
-  <w:style w:type="character" w:styleId="1165" w:customStyle="1">
+  <w:style w:type="character" w:styleId="991" w:customStyle="1">
     <w:name w:val="Texto independiente primera sangría 2 Car"/>
-    <w:basedOn w:val="1133"/>
-    <w:link w:val="1164"/>
+    <w:basedOn w:val="959"/>
+    <w:link w:val="990"/>
     <w:uiPriority w:val="99"/>
     <w:pPr>
       <w:pBdr/>
@@ -43238,9 +42450,9 @@
       <w:lang w:eastAsia="es-ES"/>
     </w:rPr>
   </w:style>
-  <w:style w:type="character" w:styleId="1166">
+  <w:style w:type="character" w:styleId="992">
     <w:name w:val="Unresolved Mention"/>
-    <w:basedOn w:val="1108"/>
+    <w:basedOn w:val="934"/>
     <w:uiPriority w:val="99"/>
     <w:semiHidden/>
     <w:unhideWhenUsed/>
@@ -43254,9 +42466,9 @@
       <w:shd w:val="clear" w:color="auto" w:fill="e1dfdd"/>
     </w:rPr>
   </w:style>
-  <w:style w:type="character" w:styleId="1167">
+  <w:style w:type="character" w:styleId="993">
     <w:name w:val="FollowedHyperlink"/>
-    <w:basedOn w:val="1108"/>
+    <w:basedOn w:val="934"/>
     <w:uiPriority w:val="99"/>
     <w:semiHidden/>
     <w:unhideWhenUsed/>
@@ -43270,9 +42482,9 @@
       <w:u w:val="single"/>
     </w:rPr>
   </w:style>
-  <w:style w:type="paragraph" w:styleId="1168" w:customStyle="1">
+  <w:style w:type="paragraph" w:styleId="994" w:customStyle="1">
     <w:name w:val="msonormal"/>
-    <w:basedOn w:val="1098"/>
+    <w:basedOn w:val="924"/>
     <w:pPr>
       <w:pBdr/>
       <w:spacing w:after="100" w:afterAutospacing="1" w:before="100" w:beforeAutospacing="1" w:line="240" w:lineRule="auto"/>
@@ -43285,9 +42497,9 @@
       <w:lang w:eastAsia="es-PE"/>
     </w:rPr>
   </w:style>
-  <w:style w:type="paragraph" w:styleId="1169" w:customStyle="1">
+  <w:style w:type="paragraph" w:styleId="995" w:customStyle="1">
     <w:name w:val="xl65"/>
-    <w:basedOn w:val="1098"/>
+    <w:basedOn w:val="924"/>
     <w:pPr>
       <w:pBdr>
         <w:top w:val="single" w:color="000000" w:sz="4" w:space="0"/>
@@ -43308,9 +42520,9 @@
       <w:lang w:eastAsia="es-PE"/>
     </w:rPr>
   </w:style>
-  <w:style w:type="paragraph" w:styleId="1170" w:customStyle="1">
+  <w:style w:type="paragraph" w:styleId="996" w:customStyle="1">
     <w:name w:val="xl66"/>
-    <w:basedOn w:val="1098"/>
+    <w:basedOn w:val="924"/>
     <w:pPr>
       <w:pBdr>
         <w:top w:val="single" w:color="000000" w:sz="4" w:space="0"/>
@@ -43328,9 +42540,9 @@
       <w:lang w:eastAsia="es-PE"/>
     </w:rPr>
   </w:style>
-  <w:style w:type="paragraph" w:styleId="1171" w:customStyle="1">
+  <w:style w:type="paragraph" w:styleId="997" w:customStyle="1">
     <w:name w:val="xl67"/>
-    <w:basedOn w:val="1098"/>
+    <w:basedOn w:val="924"/>
     <w:pPr>
       <w:pBdr>
         <w:top w:val="single" w:color="000000" w:sz="4" w:space="0"/>
@@ -43351,9 +42563,9 @@
       <w:lang w:eastAsia="es-PE"/>
     </w:rPr>
   </w:style>
-  <w:style w:type="paragraph" w:styleId="1172" w:customStyle="1">
+  <w:style w:type="paragraph" w:styleId="998" w:customStyle="1">
     <w:name w:val="xl68"/>
-    <w:basedOn w:val="1098"/>
+    <w:basedOn w:val="924"/>
     <w:pPr>
       <w:pBdr>
         <w:top w:val="single" w:color="000000" w:sz="4" w:space="0"/>
@@ -43375,9 +42587,9 @@
       <w:lang w:eastAsia="es-PE"/>
     </w:rPr>
   </w:style>
-  <w:style w:type="paragraph" w:styleId="1173" w:customStyle="1">
+  <w:style w:type="paragraph" w:styleId="999" w:customStyle="1">
     <w:name w:val="xl69"/>
-    <w:basedOn w:val="1098"/>
+    <w:basedOn w:val="924"/>
     <w:pPr>
       <w:pBdr>
         <w:top w:val="single" w:color="000000" w:sz="4" w:space="0"/>
@@ -43395,9 +42607,9 @@
       <w:lang w:eastAsia="es-PE"/>
     </w:rPr>
   </w:style>
-  <w:style w:type="paragraph" w:styleId="1174" w:customStyle="1">
+  <w:style w:type="paragraph" w:styleId="1000" w:customStyle="1">
     <w:name w:val="xl70"/>
-    <w:basedOn w:val="1098"/>
+    <w:basedOn w:val="924"/>
     <w:pPr>
       <w:pBdr>
         <w:top w:val="single" w:color="000000" w:sz="4" w:space="0"/>
@@ -43415,7 +42627,7 @@
       <w:lang w:eastAsia="es-PE"/>
     </w:rPr>
   </w:style>
-  <w:style w:type="table" w:styleId="1175" w:customStyle="1">
+  <w:style w:type="table" w:styleId="1001" w:customStyle="1">
     <w:name w:val="Table Grid"/>
     <w:pPr>
       <w:pBdr/>
@@ -43611,10 +42823,10 @@
       </w:tcPr>
     </w:tblStylePr>
   </w:style>
-  <w:style w:type="character" w:styleId="1176" w:customStyle="1">
+  <w:style w:type="character" w:styleId="1002" w:customStyle="1">
     <w:name w:val="Título 9 Car"/>
-    <w:basedOn w:val="1108"/>
-    <w:link w:val="1107"/>
+    <w:basedOn w:val="934"/>
+    <w:link w:val="933"/>
     <w:uiPriority w:val="9"/>
     <w:pPr>
       <w:pBdr/>
